--- a/materials/神経系 総合演習_問題（統合版）.docx
+++ b/materials/神経系 総合演習_問題（統合版）.docx
@@ -13,7 +13,7 @@
           <w:sz w:val="24"/>
           <w:szCs w:val="24"/>
         </w:rPr>
-        <w:t xml:space="preserve">作業療法士国家試験対策</w:t>
+        <w:t xml:space="preserve">画像診断学（神経系）</w:t>
       </w:r>
     </w:p>
     <w:p>
@@ -19591,7 +19591,7 @@
         <w:sz w:val="16"/>
         <w:szCs w:val="16"/>
       </w:rPr>
-      <w:t xml:space="preserve">作業療法士国家試験対策　神経系 総合演習</w:t>
+      <w:t xml:space="preserve">画像診断学（神経系）　神経系 総合演習</w:t>
     </w:r>
   </w:p>
 </w:hdr>
@@ -19610,7 +19610,7 @@
         <w:sz w:val="16"/>
         <w:szCs w:val="16"/>
       </w:rPr>
-      <w:t xml:space="preserve">作業療法士国家試験対策　神経系 総合演習</w:t>
+      <w:t xml:space="preserve">画像診断学（神経系）　神経系 総合演習</w:t>
     </w:r>
   </w:p>
 </w:hdr>
@@ -19629,7 +19629,7 @@
         <w:sz w:val="16"/>
         <w:szCs w:val="16"/>
       </w:rPr>
-      <w:t xml:space="preserve">作業療法士国家試験対策　神経系 総合演習</w:t>
+      <w:t xml:space="preserve">画像診断学（神経系）　神経系 総合演習</w:t>
     </w:r>
   </w:p>
 </w:hdr>
@@ -19648,7 +19648,7 @@
         <w:sz w:val="16"/>
         <w:szCs w:val="16"/>
       </w:rPr>
-      <w:t xml:space="preserve">作業療法士国家試験対策　神経系 総合演習</w:t>
+      <w:t xml:space="preserve">画像診断学（神経系）　神経系 総合演習</w:t>
     </w:r>
   </w:p>
 </w:hdr>
@@ -19667,7 +19667,7 @@
         <w:sz w:val="16"/>
         <w:szCs w:val="16"/>
       </w:rPr>
-      <w:t xml:space="preserve">作業療法士国家試験対策　神経系 総合演習</w:t>
+      <w:t xml:space="preserve">画像診断学（神経系）　神経系 総合演習</w:t>
     </w:r>
   </w:p>
 </w:hdr>
@@ -19686,7 +19686,7 @@
         <w:sz w:val="16"/>
         <w:szCs w:val="16"/>
       </w:rPr>
-      <w:t xml:space="preserve">作業療法士国家試験対策　神経系 総合演習</w:t>
+      <w:t xml:space="preserve">画像診断学（神経系）　神経系 総合演習</w:t>
     </w:r>
   </w:p>
 </w:hdr>
@@ -19705,7 +19705,7 @@
         <w:sz w:val="16"/>
         <w:szCs w:val="16"/>
       </w:rPr>
-      <w:t xml:space="preserve">作業療法士国家試験対策　神経系 総合演習</w:t>
+      <w:t xml:space="preserve">画像診断学（神経系）　神経系 総合演習</w:t>
     </w:r>
   </w:p>
 </w:hdr>
@@ -19724,7 +19724,7 @@
         <w:sz w:val="16"/>
         <w:szCs w:val="16"/>
       </w:rPr>
-      <w:t xml:space="preserve">作業療法士国家試験対策　神経系 総合演習</w:t>
+      <w:t xml:space="preserve">画像診断学（神経系）　神経系 総合演習</w:t>
     </w:r>
   </w:p>
 </w:hdr>
@@ -19743,7 +19743,7 @@
         <w:sz w:val="16"/>
         <w:szCs w:val="16"/>
       </w:rPr>
-      <w:t xml:space="preserve">作業療法士国家試験対策　神経系 総合演習</w:t>
+      <w:t xml:space="preserve">画像診断学（神経系）　神経系 総合演習</w:t>
     </w:r>
   </w:p>
 </w:hdr>

--- a/materials/神経系 総合演習_問題（統合版）.docx
+++ b/materials/神経系 総合演習_問題（統合版）.docx
@@ -1125,7 +1125,7 @@
                 <w:sz w:val="18"/>
                 <w:szCs w:val="18"/>
               </w:rPr>
-              <w:t xml:space="preserve">問53〜問82</w:t>
+              <w:t xml:space="preserve">問53〜問67</w:t>
             </w:r>
           </w:p>
         </w:tc>
@@ -1149,7 +1149,7 @@
                 <w:sz w:val="18"/>
                 <w:szCs w:val="18"/>
               </w:rPr>
-              <w:t xml:space="preserve">30分</w:t>
+              <w:t xml:space="preserve">15分</w:t>
             </w:r>
           </w:p>
         </w:tc>
@@ -1202,6 +1202,130 @@
                 <w:szCs w:val="18"/>
               </w:rPr>
               <w:t xml:space="preserve">演習8</w:t>
+            </w:r>
+          </w:p>
+        </w:tc>
+        <w:tc>
+          <w:tcPr>
+            <w:tcW w:type="dxa" w:w="3900"/>
+            <w:tcBorders>
+              <w:top w:val="single" w:color="7F7F7F" w:sz="4"/>
+              <w:left w:val="single" w:color="7F7F7F" w:sz="4"/>
+              <w:bottom w:val="single" w:color="7F7F7F" w:sz="4"/>
+              <w:right w:val="single" w:color="7F7F7F" w:sz="4"/>
+            </w:tcBorders>
+          </w:tcPr>
+          <w:p>
+            <w:pPr>
+              <w:jc w:val="left"/>
+            </w:pPr>
+            <w:r>
+              <w:rPr>
+                <w:rFonts w:ascii="Yu Gothic" w:eastAsia="Yu Gothic" w:hAnsi="Yu Gothic"/>
+                <w:sz w:val="18"/>
+                <w:szCs w:val="18"/>
+              </w:rPr>
+              <w:t xml:space="preserve">第5章 自律神経（交感神経・副交感神経）（基礎）</w:t>
+            </w:r>
+          </w:p>
+        </w:tc>
+        <w:tc>
+          <w:tcPr>
+            <w:tcW w:type="dxa" w:w="2400"/>
+            <w:tcBorders>
+              <w:top w:val="single" w:color="7F7F7F" w:sz="4"/>
+              <w:left w:val="single" w:color="7F7F7F" w:sz="4"/>
+              <w:bottom w:val="single" w:color="7F7F7F" w:sz="4"/>
+              <w:right w:val="single" w:color="7F7F7F" w:sz="4"/>
+            </w:tcBorders>
+          </w:tcPr>
+          <w:p>
+            <w:pPr>
+              <w:jc w:val="center"/>
+            </w:pPr>
+            <w:r>
+              <w:rPr>
+                <w:rFonts w:ascii="Yu Gothic" w:eastAsia="Yu Gothic" w:hAnsi="Yu Gothic"/>
+                <w:sz w:val="18"/>
+                <w:szCs w:val="18"/>
+              </w:rPr>
+              <w:t xml:space="preserve">問68〜問82</w:t>
+            </w:r>
+          </w:p>
+        </w:tc>
+        <w:tc>
+          <w:tcPr>
+            <w:tcW w:type="dxa" w:w="1400"/>
+            <w:tcBorders>
+              <w:top w:val="single" w:color="7F7F7F" w:sz="4"/>
+              <w:left w:val="single" w:color="7F7F7F" w:sz="4"/>
+              <w:bottom w:val="single" w:color="7F7F7F" w:sz="4"/>
+              <w:right w:val="single" w:color="7F7F7F" w:sz="4"/>
+            </w:tcBorders>
+          </w:tcPr>
+          <w:p>
+            <w:pPr>
+              <w:jc w:val="center"/>
+            </w:pPr>
+            <w:r>
+              <w:rPr>
+                <w:rFonts w:ascii="Yu Gothic" w:eastAsia="Yu Gothic" w:hAnsi="Yu Gothic"/>
+                <w:sz w:val="18"/>
+                <w:szCs w:val="18"/>
+              </w:rPr>
+              <w:t xml:space="preserve">15分</w:t>
+            </w:r>
+          </w:p>
+        </w:tc>
+        <w:tc>
+          <w:tcPr>
+            <w:tcW w:type="dxa" w:w="1038"/>
+            <w:tcBorders>
+              <w:top w:val="single" w:color="7F7F7F" w:sz="4"/>
+              <w:left w:val="single" w:color="7F7F7F" w:sz="4"/>
+              <w:bottom w:val="single" w:color="7F7F7F" w:sz="4"/>
+              <w:right w:val="single" w:color="7F7F7F" w:sz="4"/>
+            </w:tcBorders>
+          </w:tcPr>
+          <w:p>
+            <w:pPr>
+              <w:jc w:val="center"/>
+            </w:pPr>
+            <w:r>
+              <w:rPr>
+                <w:rFonts w:ascii="Yu Gothic" w:eastAsia="Yu Gothic" w:hAnsi="Yu Gothic"/>
+                <w:sz w:val="18"/>
+                <w:szCs w:val="18"/>
+              </w:rPr>
+              <w:t xml:space="preserve">□</w:t>
+            </w:r>
+          </w:p>
+        </w:tc>
+      </w:tr>
+      <w:tr>
+        <w:tc>
+          <w:tcPr>
+            <w:tcW w:type="dxa" w:w="900"/>
+            <w:tcBorders>
+              <w:top w:val="single" w:color="7F7F7F" w:sz="4"/>
+              <w:left w:val="single" w:color="7F7F7F" w:sz="4"/>
+              <w:bottom w:val="single" w:color="7F7F7F" w:sz="4"/>
+              <w:right w:val="single" w:color="7F7F7F" w:sz="4"/>
+            </w:tcBorders>
+          </w:tcPr>
+          <w:p>
+            <w:pPr>
+              <w:jc w:val="center"/>
+            </w:pPr>
+            <w:r>
+              <w:rPr>
+                <w:rFonts w:ascii="Yu Gothic" w:eastAsia="Yu Gothic" w:hAnsi="Yu Gothic"/>
+                <w:b/>
+                <w:bCs/>
+                <w:sz w:val="18"/>
+                <w:szCs w:val="18"/>
+              </w:rPr>
+              <w:t xml:space="preserve">演習9</w:t>
             </w:r>
           </w:p>
         </w:tc>
@@ -9010,7 +9134,7 @@
           <w:sz w:val="24"/>
           <w:szCs w:val="24"/>
         </w:rPr>
-        <w:t xml:space="preserve">問53〜問82</w:t>
+        <w:t xml:space="preserve">問53〜問67</w:t>
       </w:r>
       <w:r>
         <w:rPr>
@@ -9019,7 +9143,7 @@
           <w:sz w:val="18"/>
           <w:szCs w:val="18"/>
         </w:rPr>
-        <w:t xml:space="preserve">（30問・目安30分）</w:t>
+        <w:t xml:space="preserve">（15問・目安15分）</w:t>
       </w:r>
     </w:p>
     <w:p>
@@ -10760,6 +10884,46 @@
           <w:szCs w:val="20"/>
         </w:rPr>
         <w:t xml:space="preserve">5．内肛門括約筋</w:t>
+      </w:r>
+    </w:p>
+    <w:p>
+      <w:pPr>
+        <w:keepNext/>
+        <w:pBdr>
+          <w:top w:val="single" w:color="2A7F9E" w:sz="8" w:space="4"/>
+          <w:bottom w:val="single" w:color="2A7F9E" w:sz="8" w:space="4"/>
+        </w:pBdr>
+        <w:spacing w:after="100" w:before="160"/>
+      </w:pPr>
+      <w:r>
+        <w:rPr>
+          <w:rFonts w:ascii="Yu Gothic" w:eastAsia="Yu Gothic" w:hAnsi="Yu Gothic"/>
+          <w:b/>
+          <w:bCs/>
+          <w:color w:val="2A7F9E"/>
+          <w:sz w:val="24"/>
+          <w:szCs w:val="24"/>
+        </w:rPr>
+        <w:t xml:space="preserve">演習8　</w:t>
+      </w:r>
+      <w:r>
+        <w:rPr>
+          <w:rFonts w:ascii="Yu Gothic" w:eastAsia="Yu Gothic" w:hAnsi="Yu Gothic"/>
+          <w:b/>
+          <w:bCs/>
+          <w:sz w:val="24"/>
+          <w:szCs w:val="24"/>
+        </w:rPr>
+        <w:t xml:space="preserve">問68〜問82</w:t>
+      </w:r>
+      <w:r>
+        <w:rPr>
+          <w:rFonts w:ascii="Yu Gothic" w:eastAsia="Yu Gothic" w:hAnsi="Yu Gothic"/>
+          <w:color w:val="595959"/>
+          <w:sz w:val="18"/>
+          <w:szCs w:val="18"/>
+        </w:rPr>
+        <w:t xml:space="preserve">（15問・目安15分）</w:t>
       </w:r>
     </w:p>
     <w:p>
@@ -12568,7 +12732,7 @@
           <w:sz w:val="24"/>
           <w:szCs w:val="24"/>
         </w:rPr>
-        <w:t xml:space="preserve">演習8　</w:t>
+        <w:t xml:space="preserve">演習9　</w:t>
       </w:r>
       <w:r>
         <w:rPr>
@@ -16687,7 +16851,7 @@
           <w:sz w:val="20"/>
           <w:szCs w:val="20"/>
         </w:rPr>
-        <w:t xml:space="preserve">演習7　問53〜問82</w:t>
+        <w:t xml:space="preserve">演習7　問53〜問67</w:t>
       </w:r>
       <w:r>
         <w:rPr>
@@ -16695,7 +16859,7 @@
           <w:sz w:val="18"/>
           <w:szCs w:val="18"/>
         </w:rPr>
-        <w:t xml:space="preserve">　　正解数：　　／30</w:t>
+        <w:t xml:space="preserve">　　正解数：　　／15</w:t>
       </w:r>
     </w:p>
     <w:tbl>
@@ -17486,7 +17650,7 @@
                 <w:sz w:val="18"/>
                 <w:szCs w:val="18"/>
               </w:rPr>
-              <w:t xml:space="preserve">問68</w:t>
+              <w:t xml:space="preserve"/>
             </w:r>
           </w:p>
         </w:tc>
@@ -17534,7 +17698,7 @@
                 <w:sz w:val="18"/>
                 <w:szCs w:val="18"/>
               </w:rPr>
-              <w:t xml:space="preserve">問69</w:t>
+              <w:t xml:space="preserve"/>
             </w:r>
           </w:p>
         </w:tc>
@@ -17582,7 +17746,7 @@
                 <w:sz w:val="18"/>
                 <w:szCs w:val="18"/>
               </w:rPr>
-              <w:t xml:space="preserve">問70</w:t>
+              <w:t xml:space="preserve"/>
             </w:r>
           </w:p>
         </w:tc>
@@ -17630,7 +17794,7 @@
                 <w:sz w:val="18"/>
                 <w:szCs w:val="18"/>
               </w:rPr>
-              <w:t xml:space="preserve">問71</w:t>
+              <w:t xml:space="preserve"/>
             </w:r>
           </w:p>
         </w:tc>
@@ -17678,7 +17842,7 @@
                 <w:sz w:val="18"/>
                 <w:szCs w:val="18"/>
               </w:rPr>
-              <w:t xml:space="preserve">問72</w:t>
+              <w:t xml:space="preserve"/>
             </w:r>
           </w:p>
         </w:tc>
@@ -17726,7 +17890,403 @@
                 <w:sz w:val="18"/>
                 <w:szCs w:val="18"/>
               </w:rPr>
+              <w:t xml:space="preserve"/>
+            </w:r>
+          </w:p>
+        </w:tc>
+        <w:tc>
+          <w:tcPr>
+            <w:tcW w:type="dxa" w:w="688"/>
+            <w:tcBorders>
+              <w:top w:val="single" w:color="7F7F7F" w:sz="4"/>
+              <w:left w:val="single" w:color="7F7F7F" w:sz="4"/>
+              <w:bottom w:val="single" w:color="7F7F7F" w:sz="4"/>
+              <w:right w:val="single" w:color="7F7F7F" w:sz="4"/>
+            </w:tcBorders>
+          </w:tcPr>
+          <w:p>
+            <w:r>
+              <w:rPr>
+                <w:rFonts w:ascii="Yu Gothic" w:eastAsia="Yu Gothic" w:hAnsi="Yu Gothic"/>
+                <w:sz w:val="20"/>
+                <w:szCs w:val="20"/>
+              </w:rPr>
+              <w:t xml:space="preserve"/>
+            </w:r>
+          </w:p>
+        </w:tc>
+      </w:tr>
+    </w:tbl>
+    <w:p>
+      <w:pPr>
+        <w:keepNext/>
+        <w:spacing w:after="60" w:before="140"/>
+      </w:pPr>
+      <w:r>
+        <w:rPr>
+          <w:rFonts w:ascii="Yu Gothic" w:eastAsia="Yu Gothic" w:hAnsi="Yu Gothic"/>
+          <w:b/>
+          <w:bCs/>
+          <w:color w:val="2A7F9E"/>
+          <w:sz w:val="20"/>
+          <w:szCs w:val="20"/>
+        </w:rPr>
+        <w:t xml:space="preserve">演習8　問68〜問82</w:t>
+      </w:r>
+      <w:r>
+        <w:rPr>
+          <w:rFonts w:ascii="Yu Gothic" w:eastAsia="Yu Gothic" w:hAnsi="Yu Gothic"/>
+          <w:sz w:val="18"/>
+          <w:szCs w:val="18"/>
+        </w:rPr>
+        <w:t xml:space="preserve">　　正解数：　　／15</w:t>
+      </w:r>
+    </w:p>
+    <w:tbl>
+      <w:tblPr>
+        <w:tblW w:type="dxa" w:w="9632"/>
+        <w:tblBorders>
+          <w:top w:val="single" w:color="auto" w:sz="4"/>
+          <w:left w:val="single" w:color="auto" w:sz="4"/>
+          <w:bottom w:val="single" w:color="auto" w:sz="4"/>
+          <w:right w:val="single" w:color="auto" w:sz="4"/>
+          <w:insideH w:val="single" w:color="auto" w:sz="4"/>
+          <w:insideV w:val="single" w:color="auto" w:sz="4"/>
+        </w:tblBorders>
+      </w:tblPr>
+      <w:tblGrid>
+        <w:gridCol w:w="688"/>
+        <w:gridCol w:w="688"/>
+        <w:gridCol w:w="688"/>
+        <w:gridCol w:w="688"/>
+        <w:gridCol w:w="688"/>
+        <w:gridCol w:w="688"/>
+        <w:gridCol w:w="688"/>
+        <w:gridCol w:w="688"/>
+        <w:gridCol w:w="688"/>
+        <w:gridCol w:w="688"/>
+        <w:gridCol w:w="688"/>
+        <w:gridCol w:w="688"/>
+        <w:gridCol w:w="688"/>
+        <w:gridCol w:w="688"/>
+      </w:tblGrid>
+      <w:tr>
+        <w:trPr>
+          <w:cantSplit/>
+          <w:trHeight w:val="400" w:hRule="atLeast"/>
+        </w:trPr>
+        <w:tc>
+          <w:tcPr>
+            <w:tcW w:type="dxa" w:w="688"/>
+            <w:tcBorders>
+              <w:top w:val="single" w:color="7F7F7F" w:sz="4"/>
+              <w:left w:val="single" w:color="7F7F7F" w:sz="4"/>
+              <w:bottom w:val="single" w:color="7F7F7F" w:sz="4"/>
+              <w:right w:val="single" w:color="7F7F7F" w:sz="4"/>
+            </w:tcBorders>
+            <w:shd w:fill="DEEAF6" w:color="auto" w:val="clear"/>
+          </w:tcPr>
+          <w:p>
+            <w:pPr>
+              <w:jc w:val="center"/>
+            </w:pPr>
+            <w:r>
+              <w:rPr>
+                <w:rFonts w:ascii="Yu Gothic" w:eastAsia="Yu Gothic" w:hAnsi="Yu Gothic"/>
+                <w:b/>
+                <w:bCs/>
+                <w:sz w:val="18"/>
+                <w:szCs w:val="18"/>
+              </w:rPr>
+              <w:t xml:space="preserve">問68</w:t>
+            </w:r>
+          </w:p>
+        </w:tc>
+        <w:tc>
+          <w:tcPr>
+            <w:tcW w:type="dxa" w:w="688"/>
+            <w:tcBorders>
+              <w:top w:val="single" w:color="7F7F7F" w:sz="4"/>
+              <w:left w:val="single" w:color="7F7F7F" w:sz="4"/>
+              <w:bottom w:val="single" w:color="7F7F7F" w:sz="4"/>
+              <w:right w:val="single" w:color="7F7F7F" w:sz="4"/>
+            </w:tcBorders>
+          </w:tcPr>
+          <w:p>
+            <w:r>
+              <w:rPr>
+                <w:rFonts w:ascii="Yu Gothic" w:eastAsia="Yu Gothic" w:hAnsi="Yu Gothic"/>
+                <w:sz w:val="20"/>
+                <w:szCs w:val="20"/>
+              </w:rPr>
+              <w:t xml:space="preserve"/>
+            </w:r>
+          </w:p>
+        </w:tc>
+        <w:tc>
+          <w:tcPr>
+            <w:tcW w:type="dxa" w:w="688"/>
+            <w:tcBorders>
+              <w:top w:val="single" w:color="7F7F7F" w:sz="4"/>
+              <w:left w:val="single" w:color="7F7F7F" w:sz="4"/>
+              <w:bottom w:val="single" w:color="7F7F7F" w:sz="4"/>
+              <w:right w:val="single" w:color="7F7F7F" w:sz="4"/>
+            </w:tcBorders>
+            <w:shd w:fill="DEEAF6" w:color="auto" w:val="clear"/>
+          </w:tcPr>
+          <w:p>
+            <w:pPr>
+              <w:jc w:val="center"/>
+            </w:pPr>
+            <w:r>
+              <w:rPr>
+                <w:rFonts w:ascii="Yu Gothic" w:eastAsia="Yu Gothic" w:hAnsi="Yu Gothic"/>
+                <w:b/>
+                <w:bCs/>
+                <w:sz w:val="18"/>
+                <w:szCs w:val="18"/>
+              </w:rPr>
+              <w:t xml:space="preserve">問69</w:t>
+            </w:r>
+          </w:p>
+        </w:tc>
+        <w:tc>
+          <w:tcPr>
+            <w:tcW w:type="dxa" w:w="688"/>
+            <w:tcBorders>
+              <w:top w:val="single" w:color="7F7F7F" w:sz="4"/>
+              <w:left w:val="single" w:color="7F7F7F" w:sz="4"/>
+              <w:bottom w:val="single" w:color="7F7F7F" w:sz="4"/>
+              <w:right w:val="single" w:color="7F7F7F" w:sz="4"/>
+            </w:tcBorders>
+          </w:tcPr>
+          <w:p>
+            <w:r>
+              <w:rPr>
+                <w:rFonts w:ascii="Yu Gothic" w:eastAsia="Yu Gothic" w:hAnsi="Yu Gothic"/>
+                <w:sz w:val="20"/>
+                <w:szCs w:val="20"/>
+              </w:rPr>
+              <w:t xml:space="preserve"/>
+            </w:r>
+          </w:p>
+        </w:tc>
+        <w:tc>
+          <w:tcPr>
+            <w:tcW w:type="dxa" w:w="688"/>
+            <w:tcBorders>
+              <w:top w:val="single" w:color="7F7F7F" w:sz="4"/>
+              <w:left w:val="single" w:color="7F7F7F" w:sz="4"/>
+              <w:bottom w:val="single" w:color="7F7F7F" w:sz="4"/>
+              <w:right w:val="single" w:color="7F7F7F" w:sz="4"/>
+            </w:tcBorders>
+            <w:shd w:fill="DEEAF6" w:color="auto" w:val="clear"/>
+          </w:tcPr>
+          <w:p>
+            <w:pPr>
+              <w:jc w:val="center"/>
+            </w:pPr>
+            <w:r>
+              <w:rPr>
+                <w:rFonts w:ascii="Yu Gothic" w:eastAsia="Yu Gothic" w:hAnsi="Yu Gothic"/>
+                <w:b/>
+                <w:bCs/>
+                <w:sz w:val="18"/>
+                <w:szCs w:val="18"/>
+              </w:rPr>
+              <w:t xml:space="preserve">問70</w:t>
+            </w:r>
+          </w:p>
+        </w:tc>
+        <w:tc>
+          <w:tcPr>
+            <w:tcW w:type="dxa" w:w="688"/>
+            <w:tcBorders>
+              <w:top w:val="single" w:color="7F7F7F" w:sz="4"/>
+              <w:left w:val="single" w:color="7F7F7F" w:sz="4"/>
+              <w:bottom w:val="single" w:color="7F7F7F" w:sz="4"/>
+              <w:right w:val="single" w:color="7F7F7F" w:sz="4"/>
+            </w:tcBorders>
+          </w:tcPr>
+          <w:p>
+            <w:r>
+              <w:rPr>
+                <w:rFonts w:ascii="Yu Gothic" w:eastAsia="Yu Gothic" w:hAnsi="Yu Gothic"/>
+                <w:sz w:val="20"/>
+                <w:szCs w:val="20"/>
+              </w:rPr>
+              <w:t xml:space="preserve"/>
+            </w:r>
+          </w:p>
+        </w:tc>
+        <w:tc>
+          <w:tcPr>
+            <w:tcW w:type="dxa" w:w="688"/>
+            <w:tcBorders>
+              <w:top w:val="single" w:color="7F7F7F" w:sz="4"/>
+              <w:left w:val="single" w:color="7F7F7F" w:sz="4"/>
+              <w:bottom w:val="single" w:color="7F7F7F" w:sz="4"/>
+              <w:right w:val="single" w:color="7F7F7F" w:sz="4"/>
+            </w:tcBorders>
+            <w:shd w:fill="DEEAF6" w:color="auto" w:val="clear"/>
+          </w:tcPr>
+          <w:p>
+            <w:pPr>
+              <w:jc w:val="center"/>
+            </w:pPr>
+            <w:r>
+              <w:rPr>
+                <w:rFonts w:ascii="Yu Gothic" w:eastAsia="Yu Gothic" w:hAnsi="Yu Gothic"/>
+                <w:b/>
+                <w:bCs/>
+                <w:sz w:val="18"/>
+                <w:szCs w:val="18"/>
+              </w:rPr>
+              <w:t xml:space="preserve">問71</w:t>
+            </w:r>
+          </w:p>
+        </w:tc>
+        <w:tc>
+          <w:tcPr>
+            <w:tcW w:type="dxa" w:w="688"/>
+            <w:tcBorders>
+              <w:top w:val="single" w:color="7F7F7F" w:sz="4"/>
+              <w:left w:val="single" w:color="7F7F7F" w:sz="4"/>
+              <w:bottom w:val="single" w:color="7F7F7F" w:sz="4"/>
+              <w:right w:val="single" w:color="7F7F7F" w:sz="4"/>
+            </w:tcBorders>
+          </w:tcPr>
+          <w:p>
+            <w:r>
+              <w:rPr>
+                <w:rFonts w:ascii="Yu Gothic" w:eastAsia="Yu Gothic" w:hAnsi="Yu Gothic"/>
+                <w:sz w:val="20"/>
+                <w:szCs w:val="20"/>
+              </w:rPr>
+              <w:t xml:space="preserve"/>
+            </w:r>
+          </w:p>
+        </w:tc>
+        <w:tc>
+          <w:tcPr>
+            <w:tcW w:type="dxa" w:w="688"/>
+            <w:tcBorders>
+              <w:top w:val="single" w:color="7F7F7F" w:sz="4"/>
+              <w:left w:val="single" w:color="7F7F7F" w:sz="4"/>
+              <w:bottom w:val="single" w:color="7F7F7F" w:sz="4"/>
+              <w:right w:val="single" w:color="7F7F7F" w:sz="4"/>
+            </w:tcBorders>
+            <w:shd w:fill="DEEAF6" w:color="auto" w:val="clear"/>
+          </w:tcPr>
+          <w:p>
+            <w:pPr>
+              <w:jc w:val="center"/>
+            </w:pPr>
+            <w:r>
+              <w:rPr>
+                <w:rFonts w:ascii="Yu Gothic" w:eastAsia="Yu Gothic" w:hAnsi="Yu Gothic"/>
+                <w:b/>
+                <w:bCs/>
+                <w:sz w:val="18"/>
+                <w:szCs w:val="18"/>
+              </w:rPr>
+              <w:t xml:space="preserve">問72</w:t>
+            </w:r>
+          </w:p>
+        </w:tc>
+        <w:tc>
+          <w:tcPr>
+            <w:tcW w:type="dxa" w:w="688"/>
+            <w:tcBorders>
+              <w:top w:val="single" w:color="7F7F7F" w:sz="4"/>
+              <w:left w:val="single" w:color="7F7F7F" w:sz="4"/>
+              <w:bottom w:val="single" w:color="7F7F7F" w:sz="4"/>
+              <w:right w:val="single" w:color="7F7F7F" w:sz="4"/>
+            </w:tcBorders>
+          </w:tcPr>
+          <w:p>
+            <w:r>
+              <w:rPr>
+                <w:rFonts w:ascii="Yu Gothic" w:eastAsia="Yu Gothic" w:hAnsi="Yu Gothic"/>
+                <w:sz w:val="20"/>
+                <w:szCs w:val="20"/>
+              </w:rPr>
+              <w:t xml:space="preserve"/>
+            </w:r>
+          </w:p>
+        </w:tc>
+        <w:tc>
+          <w:tcPr>
+            <w:tcW w:type="dxa" w:w="688"/>
+            <w:tcBorders>
+              <w:top w:val="single" w:color="7F7F7F" w:sz="4"/>
+              <w:left w:val="single" w:color="7F7F7F" w:sz="4"/>
+              <w:bottom w:val="single" w:color="7F7F7F" w:sz="4"/>
+              <w:right w:val="single" w:color="7F7F7F" w:sz="4"/>
+            </w:tcBorders>
+            <w:shd w:fill="DEEAF6" w:color="auto" w:val="clear"/>
+          </w:tcPr>
+          <w:p>
+            <w:pPr>
+              <w:jc w:val="center"/>
+            </w:pPr>
+            <w:r>
+              <w:rPr>
+                <w:rFonts w:ascii="Yu Gothic" w:eastAsia="Yu Gothic" w:hAnsi="Yu Gothic"/>
+                <w:b/>
+                <w:bCs/>
+                <w:sz w:val="18"/>
+                <w:szCs w:val="18"/>
+              </w:rPr>
               <w:t xml:space="preserve">問73</w:t>
+            </w:r>
+          </w:p>
+        </w:tc>
+        <w:tc>
+          <w:tcPr>
+            <w:tcW w:type="dxa" w:w="688"/>
+            <w:tcBorders>
+              <w:top w:val="single" w:color="7F7F7F" w:sz="4"/>
+              <w:left w:val="single" w:color="7F7F7F" w:sz="4"/>
+              <w:bottom w:val="single" w:color="7F7F7F" w:sz="4"/>
+              <w:right w:val="single" w:color="7F7F7F" w:sz="4"/>
+            </w:tcBorders>
+          </w:tcPr>
+          <w:p>
+            <w:r>
+              <w:rPr>
+                <w:rFonts w:ascii="Yu Gothic" w:eastAsia="Yu Gothic" w:hAnsi="Yu Gothic"/>
+                <w:sz w:val="20"/>
+                <w:szCs w:val="20"/>
+              </w:rPr>
+              <w:t xml:space="preserve"/>
+            </w:r>
+          </w:p>
+        </w:tc>
+        <w:tc>
+          <w:tcPr>
+            <w:tcW w:type="dxa" w:w="688"/>
+            <w:tcBorders>
+              <w:top w:val="single" w:color="7F7F7F" w:sz="4"/>
+              <w:left w:val="single" w:color="7F7F7F" w:sz="4"/>
+              <w:bottom w:val="single" w:color="7F7F7F" w:sz="4"/>
+              <w:right w:val="single" w:color="7F7F7F" w:sz="4"/>
+            </w:tcBorders>
+            <w:shd w:fill="DEEAF6" w:color="auto" w:val="clear"/>
+          </w:tcPr>
+          <w:p>
+            <w:pPr>
+              <w:jc w:val="center"/>
+            </w:pPr>
+            <w:r>
+              <w:rPr>
+                <w:rFonts w:ascii="Yu Gothic" w:eastAsia="Yu Gothic" w:hAnsi="Yu Gothic"/>
+                <w:b/>
+                <w:bCs/>
+                <w:sz w:val="18"/>
+                <w:szCs w:val="18"/>
+              </w:rPr>
+              <w:t xml:space="preserve">問74</w:t>
             </w:r>
           </w:p>
         </w:tc>
@@ -17780,7 +18340,7 @@
                 <w:sz w:val="18"/>
                 <w:szCs w:val="18"/>
               </w:rPr>
-              <w:t xml:space="preserve">問74</w:t>
+              <w:t xml:space="preserve">問75</w:t>
             </w:r>
           </w:p>
         </w:tc>
@@ -17828,7 +18388,7 @@
                 <w:sz w:val="18"/>
                 <w:szCs w:val="18"/>
               </w:rPr>
-              <w:t xml:space="preserve">問75</w:t>
+              <w:t xml:space="preserve">問76</w:t>
             </w:r>
           </w:p>
         </w:tc>
@@ -17876,7 +18436,7 @@
                 <w:sz w:val="18"/>
                 <w:szCs w:val="18"/>
               </w:rPr>
-              <w:t xml:space="preserve">問76</w:t>
+              <w:t xml:space="preserve">問77</w:t>
             </w:r>
           </w:p>
         </w:tc>
@@ -17924,7 +18484,7 @@
                 <w:sz w:val="18"/>
                 <w:szCs w:val="18"/>
               </w:rPr>
-              <w:t xml:space="preserve">問77</w:t>
+              <w:t xml:space="preserve">問78</w:t>
             </w:r>
           </w:p>
         </w:tc>
@@ -17972,7 +18532,7 @@
                 <w:sz w:val="18"/>
                 <w:szCs w:val="18"/>
               </w:rPr>
-              <w:t xml:space="preserve">問78</w:t>
+              <w:t xml:space="preserve">問79</w:t>
             </w:r>
           </w:p>
         </w:tc>
@@ -18020,7 +18580,7 @@
                 <w:sz w:val="18"/>
                 <w:szCs w:val="18"/>
               </w:rPr>
-              <w:t xml:space="preserve">問79</w:t>
+              <w:t xml:space="preserve">問80</w:t>
             </w:r>
           </w:p>
         </w:tc>
@@ -18068,7 +18628,7 @@
                 <w:sz w:val="18"/>
                 <w:szCs w:val="18"/>
               </w:rPr>
-              <w:t xml:space="preserve">問80</w:t>
+              <w:t xml:space="preserve">問81</w:t>
             </w:r>
           </w:p>
         </w:tc>
@@ -18122,7 +18682,7 @@
                 <w:sz w:val="18"/>
                 <w:szCs w:val="18"/>
               </w:rPr>
-              <w:t xml:space="preserve">問81</w:t>
+              <w:t xml:space="preserve">問82</w:t>
             </w:r>
           </w:p>
         </w:tc>
@@ -18170,7 +18730,7 @@
                 <w:sz w:val="18"/>
                 <w:szCs w:val="18"/>
               </w:rPr>
-              <w:t xml:space="preserve">問82</w:t>
+              <w:t xml:space="preserve"/>
             </w:r>
           </w:p>
         </w:tc>
@@ -18451,7 +19011,7 @@
           <w:sz w:val="20"/>
           <w:szCs w:val="20"/>
         </w:rPr>
-        <w:t xml:space="preserve">演習8　問83〜問86</w:t>
+        <w:t xml:space="preserve">演習9　問83〜問86</w:t>
       </w:r>
       <w:r>
         <w:rPr>

--- a/materials/神経系 総合演習_問題（統合版）.docx
+++ b/materials/神経系 総合演習_問題（統合版）.docx
@@ -629,7 +629,7 @@
                 <w:sz w:val="18"/>
                 <w:szCs w:val="18"/>
               </w:rPr>
-              <w:t xml:space="preserve">問21〜問30</w:t>
+              <w:t xml:space="preserve">問21〜問26</w:t>
             </w:r>
           </w:p>
         </w:tc>
@@ -653,7 +653,7 @@
                 <w:sz w:val="18"/>
                 <w:szCs w:val="18"/>
               </w:rPr>
-              <w:t xml:space="preserve">20分</w:t>
+              <w:t xml:space="preserve">10分</w:t>
             </w:r>
           </w:p>
         </w:tc>
@@ -729,7 +729,7 @@
                 <w:sz w:val="18"/>
                 <w:szCs w:val="18"/>
               </w:rPr>
-              <w:t xml:space="preserve">第3章 中脳・小脳・延髄（基礎）</w:t>
+              <w:t xml:space="preserve">第2章 大脳の障害を画像で読む（画像）</w:t>
             </w:r>
           </w:p>
         </w:tc>
@@ -753,7 +753,7 @@
                 <w:sz w:val="18"/>
                 <w:szCs w:val="18"/>
               </w:rPr>
-              <w:t xml:space="preserve">問31〜問36</w:t>
+              <w:t xml:space="preserve">問27〜問30</w:t>
             </w:r>
           </w:p>
         </w:tc>
@@ -777,7 +777,7 @@
                 <w:sz w:val="18"/>
                 <w:szCs w:val="18"/>
               </w:rPr>
-              <w:t xml:space="preserve">6分</w:t>
+              <w:t xml:space="preserve">10分</w:t>
             </w:r>
           </w:p>
         </w:tc>
@@ -877,7 +877,7 @@
                 <w:sz w:val="18"/>
                 <w:szCs w:val="18"/>
               </w:rPr>
-              <w:t xml:space="preserve">問37〜問47</w:t>
+              <w:t xml:space="preserve">問31〜問36</w:t>
             </w:r>
           </w:p>
         </w:tc>
@@ -901,7 +901,7 @@
                 <w:sz w:val="18"/>
                 <w:szCs w:val="18"/>
               </w:rPr>
-              <w:t xml:space="preserve">11分</w:t>
+              <w:t xml:space="preserve">6分</w:t>
             </w:r>
           </w:p>
         </w:tc>
@@ -977,7 +977,7 @@
                 <w:sz w:val="18"/>
                 <w:szCs w:val="18"/>
               </w:rPr>
-              <w:t xml:space="preserve">第4章 脳幹・小脳・脳神経の障害（画像）</w:t>
+              <w:t xml:space="preserve">第3章 中脳・小脳・延髄（基礎）</w:t>
             </w:r>
           </w:p>
         </w:tc>
@@ -1001,7 +1001,7 @@
                 <w:sz w:val="18"/>
                 <w:szCs w:val="18"/>
               </w:rPr>
-              <w:t xml:space="preserve">問48〜問52</w:t>
+              <w:t xml:space="preserve">問37〜問47</w:t>
             </w:r>
           </w:p>
         </w:tc>
@@ -1025,7 +1025,7 @@
                 <w:sz w:val="18"/>
                 <w:szCs w:val="18"/>
               </w:rPr>
-              <w:t xml:space="preserve">10分</w:t>
+              <w:t xml:space="preserve">11分</w:t>
             </w:r>
           </w:p>
         </w:tc>
@@ -1101,7 +1101,7 @@
                 <w:sz w:val="18"/>
                 <w:szCs w:val="18"/>
               </w:rPr>
-              <w:t xml:space="preserve">第5章 自律神経（交感神経・副交感神経）（基礎）</w:t>
+              <w:t xml:space="preserve">第4章 脳幹・小脳・脳神経の障害（画像）</w:t>
             </w:r>
           </w:p>
         </w:tc>
@@ -1125,7 +1125,7 @@
                 <w:sz w:val="18"/>
                 <w:szCs w:val="18"/>
               </w:rPr>
-              <w:t xml:space="preserve">問53〜問67</w:t>
+              <w:t xml:space="preserve">問48〜問52</w:t>
             </w:r>
           </w:p>
         </w:tc>
@@ -1149,7 +1149,7 @@
                 <w:sz w:val="18"/>
                 <w:szCs w:val="18"/>
               </w:rPr>
-              <w:t xml:space="preserve">15分</w:t>
+              <w:t xml:space="preserve">10分</w:t>
             </w:r>
           </w:p>
         </w:tc>
@@ -1249,7 +1249,7 @@
                 <w:sz w:val="18"/>
                 <w:szCs w:val="18"/>
               </w:rPr>
-              <w:t xml:space="preserve">問68〜問82</w:t>
+              <w:t xml:space="preserve">問53〜問67</w:t>
             </w:r>
           </w:p>
         </w:tc>
@@ -1326,6 +1326,130 @@
                 <w:szCs w:val="18"/>
               </w:rPr>
               <w:t xml:space="preserve">演習9</w:t>
+            </w:r>
+          </w:p>
+        </w:tc>
+        <w:tc>
+          <w:tcPr>
+            <w:tcW w:type="dxa" w:w="3900"/>
+            <w:tcBorders>
+              <w:top w:val="single" w:color="7F7F7F" w:sz="4"/>
+              <w:left w:val="single" w:color="7F7F7F" w:sz="4"/>
+              <w:bottom w:val="single" w:color="7F7F7F" w:sz="4"/>
+              <w:right w:val="single" w:color="7F7F7F" w:sz="4"/>
+            </w:tcBorders>
+          </w:tcPr>
+          <w:p>
+            <w:pPr>
+              <w:jc w:val="left"/>
+            </w:pPr>
+            <w:r>
+              <w:rPr>
+                <w:rFonts w:ascii="Yu Gothic" w:eastAsia="Yu Gothic" w:hAnsi="Yu Gothic"/>
+                <w:sz w:val="18"/>
+                <w:szCs w:val="18"/>
+              </w:rPr>
+              <w:t xml:space="preserve">第5章 自律神経（交感神経・副交感神経）（基礎）</w:t>
+            </w:r>
+          </w:p>
+        </w:tc>
+        <w:tc>
+          <w:tcPr>
+            <w:tcW w:type="dxa" w:w="2400"/>
+            <w:tcBorders>
+              <w:top w:val="single" w:color="7F7F7F" w:sz="4"/>
+              <w:left w:val="single" w:color="7F7F7F" w:sz="4"/>
+              <w:bottom w:val="single" w:color="7F7F7F" w:sz="4"/>
+              <w:right w:val="single" w:color="7F7F7F" w:sz="4"/>
+            </w:tcBorders>
+          </w:tcPr>
+          <w:p>
+            <w:pPr>
+              <w:jc w:val="center"/>
+            </w:pPr>
+            <w:r>
+              <w:rPr>
+                <w:rFonts w:ascii="Yu Gothic" w:eastAsia="Yu Gothic" w:hAnsi="Yu Gothic"/>
+                <w:sz w:val="18"/>
+                <w:szCs w:val="18"/>
+              </w:rPr>
+              <w:t xml:space="preserve">問68〜問82</w:t>
+            </w:r>
+          </w:p>
+        </w:tc>
+        <w:tc>
+          <w:tcPr>
+            <w:tcW w:type="dxa" w:w="1400"/>
+            <w:tcBorders>
+              <w:top w:val="single" w:color="7F7F7F" w:sz="4"/>
+              <w:left w:val="single" w:color="7F7F7F" w:sz="4"/>
+              <w:bottom w:val="single" w:color="7F7F7F" w:sz="4"/>
+              <w:right w:val="single" w:color="7F7F7F" w:sz="4"/>
+            </w:tcBorders>
+          </w:tcPr>
+          <w:p>
+            <w:pPr>
+              <w:jc w:val="center"/>
+            </w:pPr>
+            <w:r>
+              <w:rPr>
+                <w:rFonts w:ascii="Yu Gothic" w:eastAsia="Yu Gothic" w:hAnsi="Yu Gothic"/>
+                <w:sz w:val="18"/>
+                <w:szCs w:val="18"/>
+              </w:rPr>
+              <w:t xml:space="preserve">15分</w:t>
+            </w:r>
+          </w:p>
+        </w:tc>
+        <w:tc>
+          <w:tcPr>
+            <w:tcW w:type="dxa" w:w="1038"/>
+            <w:tcBorders>
+              <w:top w:val="single" w:color="7F7F7F" w:sz="4"/>
+              <w:left w:val="single" w:color="7F7F7F" w:sz="4"/>
+              <w:bottom w:val="single" w:color="7F7F7F" w:sz="4"/>
+              <w:right w:val="single" w:color="7F7F7F" w:sz="4"/>
+            </w:tcBorders>
+          </w:tcPr>
+          <w:p>
+            <w:pPr>
+              <w:jc w:val="center"/>
+            </w:pPr>
+            <w:r>
+              <w:rPr>
+                <w:rFonts w:ascii="Yu Gothic" w:eastAsia="Yu Gothic" w:hAnsi="Yu Gothic"/>
+                <w:sz w:val="18"/>
+                <w:szCs w:val="18"/>
+              </w:rPr>
+              <w:t xml:space="preserve">□</w:t>
+            </w:r>
+          </w:p>
+        </w:tc>
+      </w:tr>
+      <w:tr>
+        <w:tc>
+          <w:tcPr>
+            <w:tcW w:type="dxa" w:w="900"/>
+            <w:tcBorders>
+              <w:top w:val="single" w:color="7F7F7F" w:sz="4"/>
+              <w:left w:val="single" w:color="7F7F7F" w:sz="4"/>
+              <w:bottom w:val="single" w:color="7F7F7F" w:sz="4"/>
+              <w:right w:val="single" w:color="7F7F7F" w:sz="4"/>
+            </w:tcBorders>
+          </w:tcPr>
+          <w:p>
+            <w:pPr>
+              <w:jc w:val="center"/>
+            </w:pPr>
+            <w:r>
+              <w:rPr>
+                <w:rFonts w:ascii="Yu Gothic" w:eastAsia="Yu Gothic" w:hAnsi="Yu Gothic"/>
+                <w:b/>
+                <w:bCs/>
+                <w:sz w:val="18"/>
+                <w:szCs w:val="18"/>
+              </w:rPr>
+              <w:t xml:space="preserve">演習10</w:t>
             </w:r>
           </w:p>
         </w:tc>
@@ -4314,7 +4438,7 @@
           <w:sz w:val="24"/>
           <w:szCs w:val="24"/>
         </w:rPr>
-        <w:t xml:space="preserve">問21〜問30</w:t>
+        <w:t xml:space="preserve">問21〜問26</w:t>
       </w:r>
       <w:r>
         <w:rPr>
@@ -4323,7 +4447,7 @@
           <w:sz w:val="18"/>
           <w:szCs w:val="18"/>
         </w:rPr>
-        <w:t xml:space="preserve">（10問・目安20分）</w:t>
+        <w:t xml:space="preserve">（6問・目安10分）</w:t>
       </w:r>
     </w:p>
     <w:p>
@@ -5343,6 +5467,46 @@
     <w:p>
       <w:pPr>
         <w:keepNext/>
+        <w:pBdr>
+          <w:top w:val="single" w:color="2A7F9E" w:sz="8" w:space="4"/>
+          <w:bottom w:val="single" w:color="2A7F9E" w:sz="8" w:space="4"/>
+        </w:pBdr>
+        <w:spacing w:after="100" w:before="160"/>
+      </w:pPr>
+      <w:r>
+        <w:rPr>
+          <w:rFonts w:ascii="Yu Gothic" w:eastAsia="Yu Gothic" w:hAnsi="Yu Gothic"/>
+          <w:b/>
+          <w:bCs/>
+          <w:color w:val="2A7F9E"/>
+          <w:sz w:val="24"/>
+          <w:szCs w:val="24"/>
+        </w:rPr>
+        <w:t xml:space="preserve">演習4　</w:t>
+      </w:r>
+      <w:r>
+        <w:rPr>
+          <w:rFonts w:ascii="Yu Gothic" w:eastAsia="Yu Gothic" w:hAnsi="Yu Gothic"/>
+          <w:b/>
+          <w:bCs/>
+          <w:sz w:val="24"/>
+          <w:szCs w:val="24"/>
+        </w:rPr>
+        <w:t xml:space="preserve">問27〜問30</w:t>
+      </w:r>
+      <w:r>
+        <w:rPr>
+          <w:rFonts w:ascii="Yu Gothic" w:eastAsia="Yu Gothic" w:hAnsi="Yu Gothic"/>
+          <w:color w:val="595959"/>
+          <w:sz w:val="18"/>
+          <w:szCs w:val="18"/>
+        </w:rPr>
+        <w:t xml:space="preserve">（4問・目安10分）</w:t>
+      </w:r>
+    </w:p>
+    <w:p>
+      <w:pPr>
+        <w:keepNext/>
         <w:shd w:fill="DEEAF6" w:color="auto" w:val="clear"/>
         <w:spacing w:after="60" w:before="160"/>
       </w:pPr>
@@ -6075,7 +6239,7 @@
           <w:sz w:val="24"/>
           <w:szCs w:val="24"/>
         </w:rPr>
-        <w:t xml:space="preserve">演習4　</w:t>
+        <w:t xml:space="preserve">演習5　</w:t>
       </w:r>
       <w:r>
         <w:rPr>
@@ -6858,7 +7022,7 @@
           <w:sz w:val="24"/>
           <w:szCs w:val="24"/>
         </w:rPr>
-        <w:t xml:space="preserve">演習5　</w:t>
+        <w:t xml:space="preserve">演習6　</w:t>
       </w:r>
       <w:r>
         <w:rPr>
@@ -8222,7 +8386,7 @@
           <w:sz w:val="24"/>
           <w:szCs w:val="24"/>
         </w:rPr>
-        <w:t xml:space="preserve">演習6　</w:t>
+        <w:t xml:space="preserve">演習7　</w:t>
       </w:r>
       <w:r>
         <w:rPr>
@@ -9124,7 +9288,7 @@
           <w:sz w:val="24"/>
           <w:szCs w:val="24"/>
         </w:rPr>
-        <w:t xml:space="preserve">演習7　</w:t>
+        <w:t xml:space="preserve">演習8　</w:t>
       </w:r>
       <w:r>
         <w:rPr>
@@ -10904,7 +11068,7 @@
           <w:sz w:val="24"/>
           <w:szCs w:val="24"/>
         </w:rPr>
-        <w:t xml:space="preserve">演習8　</w:t>
+        <w:t xml:space="preserve">演習9　</w:t>
       </w:r>
       <w:r>
         <w:rPr>
@@ -12732,7 +12896,7 @@
           <w:sz w:val="24"/>
           <w:szCs w:val="24"/>
         </w:rPr>
-        <w:t xml:space="preserve">演習9　</w:t>
+        <w:t xml:space="preserve">演習10　</w:t>
       </w:r>
       <w:r>
         <w:rPr>
@@ -14583,7 +14747,7 @@
           <w:sz w:val="20"/>
           <w:szCs w:val="20"/>
         </w:rPr>
-        <w:t xml:space="preserve">演習3　問21〜問30</w:t>
+        <w:t xml:space="preserve">演習3　問21〜問26</w:t>
       </w:r>
       <w:r>
         <w:rPr>
@@ -14591,7 +14755,7 @@
           <w:sz w:val="18"/>
           <w:szCs w:val="18"/>
         </w:rPr>
-        <w:t xml:space="preserve">　　正解数：　　／10</w:t>
+        <w:t xml:space="preserve">　　正解数：　　／6</w:t>
       </w:r>
     </w:p>
     <w:tbl>
@@ -14938,348 +15102,6 @@
                 <w:sz w:val="18"/>
                 <w:szCs w:val="18"/>
               </w:rPr>
-              <w:t xml:space="preserve">問27</w:t>
-            </w:r>
-          </w:p>
-        </w:tc>
-        <w:tc>
-          <w:tcPr>
-            <w:tcW w:type="dxa" w:w="688"/>
-            <w:tcBorders>
-              <w:top w:val="single" w:color="7F7F7F" w:sz="4"/>
-              <w:left w:val="single" w:color="7F7F7F" w:sz="4"/>
-              <w:bottom w:val="single" w:color="7F7F7F" w:sz="4"/>
-              <w:right w:val="single" w:color="7F7F7F" w:sz="4"/>
-            </w:tcBorders>
-          </w:tcPr>
-          <w:p>
-            <w:r>
-              <w:rPr>
-                <w:rFonts w:ascii="Yu Gothic" w:eastAsia="Yu Gothic" w:hAnsi="Yu Gothic"/>
-                <w:sz w:val="20"/>
-                <w:szCs w:val="20"/>
-              </w:rPr>
-              <w:t xml:space="preserve"/>
-            </w:r>
-          </w:p>
-        </w:tc>
-      </w:tr>
-      <w:tr>
-        <w:trPr>
-          <w:cantSplit/>
-          <w:trHeight w:val="400" w:hRule="atLeast"/>
-        </w:trPr>
-        <w:tc>
-          <w:tcPr>
-            <w:tcW w:type="dxa" w:w="688"/>
-            <w:tcBorders>
-              <w:top w:val="single" w:color="7F7F7F" w:sz="4"/>
-              <w:left w:val="single" w:color="7F7F7F" w:sz="4"/>
-              <w:bottom w:val="single" w:color="7F7F7F" w:sz="4"/>
-              <w:right w:val="single" w:color="7F7F7F" w:sz="4"/>
-            </w:tcBorders>
-            <w:shd w:fill="DEEAF6" w:color="auto" w:val="clear"/>
-          </w:tcPr>
-          <w:p>
-            <w:pPr>
-              <w:jc w:val="center"/>
-            </w:pPr>
-            <w:r>
-              <w:rPr>
-                <w:rFonts w:ascii="Yu Gothic" w:eastAsia="Yu Gothic" w:hAnsi="Yu Gothic"/>
-                <w:b/>
-                <w:bCs/>
-                <w:sz w:val="18"/>
-                <w:szCs w:val="18"/>
-              </w:rPr>
-              <w:t xml:space="preserve">問28</w:t>
-            </w:r>
-          </w:p>
-        </w:tc>
-        <w:tc>
-          <w:tcPr>
-            <w:tcW w:type="dxa" w:w="688"/>
-            <w:tcBorders>
-              <w:top w:val="single" w:color="7F7F7F" w:sz="4"/>
-              <w:left w:val="single" w:color="7F7F7F" w:sz="4"/>
-              <w:bottom w:val="single" w:color="7F7F7F" w:sz="4"/>
-              <w:right w:val="single" w:color="7F7F7F" w:sz="4"/>
-            </w:tcBorders>
-          </w:tcPr>
-          <w:p>
-            <w:r>
-              <w:rPr>
-                <w:rFonts w:ascii="Yu Gothic" w:eastAsia="Yu Gothic" w:hAnsi="Yu Gothic"/>
-                <w:sz w:val="20"/>
-                <w:szCs w:val="20"/>
-              </w:rPr>
-              <w:t xml:space="preserve"/>
-            </w:r>
-          </w:p>
-        </w:tc>
-        <w:tc>
-          <w:tcPr>
-            <w:tcW w:type="dxa" w:w="688"/>
-            <w:tcBorders>
-              <w:top w:val="single" w:color="7F7F7F" w:sz="4"/>
-              <w:left w:val="single" w:color="7F7F7F" w:sz="4"/>
-              <w:bottom w:val="single" w:color="7F7F7F" w:sz="4"/>
-              <w:right w:val="single" w:color="7F7F7F" w:sz="4"/>
-            </w:tcBorders>
-            <w:shd w:fill="DEEAF6" w:color="auto" w:val="clear"/>
-          </w:tcPr>
-          <w:p>
-            <w:pPr>
-              <w:jc w:val="center"/>
-            </w:pPr>
-            <w:r>
-              <w:rPr>
-                <w:rFonts w:ascii="Yu Gothic" w:eastAsia="Yu Gothic" w:hAnsi="Yu Gothic"/>
-                <w:b/>
-                <w:bCs/>
-                <w:sz w:val="18"/>
-                <w:szCs w:val="18"/>
-              </w:rPr>
-              <w:t xml:space="preserve">問29</w:t>
-            </w:r>
-          </w:p>
-        </w:tc>
-        <w:tc>
-          <w:tcPr>
-            <w:tcW w:type="dxa" w:w="688"/>
-            <w:tcBorders>
-              <w:top w:val="single" w:color="7F7F7F" w:sz="4"/>
-              <w:left w:val="single" w:color="7F7F7F" w:sz="4"/>
-              <w:bottom w:val="single" w:color="7F7F7F" w:sz="4"/>
-              <w:right w:val="single" w:color="7F7F7F" w:sz="4"/>
-            </w:tcBorders>
-          </w:tcPr>
-          <w:p>
-            <w:r>
-              <w:rPr>
-                <w:rFonts w:ascii="Yu Gothic" w:eastAsia="Yu Gothic" w:hAnsi="Yu Gothic"/>
-                <w:sz w:val="20"/>
-                <w:szCs w:val="20"/>
-              </w:rPr>
-              <w:t xml:space="preserve"/>
-            </w:r>
-          </w:p>
-        </w:tc>
-        <w:tc>
-          <w:tcPr>
-            <w:tcW w:type="dxa" w:w="688"/>
-            <w:tcBorders>
-              <w:top w:val="single" w:color="7F7F7F" w:sz="4"/>
-              <w:left w:val="single" w:color="7F7F7F" w:sz="4"/>
-              <w:bottom w:val="single" w:color="7F7F7F" w:sz="4"/>
-              <w:right w:val="single" w:color="7F7F7F" w:sz="4"/>
-            </w:tcBorders>
-            <w:shd w:fill="DEEAF6" w:color="auto" w:val="clear"/>
-          </w:tcPr>
-          <w:p>
-            <w:pPr>
-              <w:jc w:val="center"/>
-            </w:pPr>
-            <w:r>
-              <w:rPr>
-                <w:rFonts w:ascii="Yu Gothic" w:eastAsia="Yu Gothic" w:hAnsi="Yu Gothic"/>
-                <w:b/>
-                <w:bCs/>
-                <w:sz w:val="18"/>
-                <w:szCs w:val="18"/>
-              </w:rPr>
-              <w:t xml:space="preserve">問30</w:t>
-            </w:r>
-          </w:p>
-        </w:tc>
-        <w:tc>
-          <w:tcPr>
-            <w:tcW w:type="dxa" w:w="688"/>
-            <w:tcBorders>
-              <w:top w:val="single" w:color="7F7F7F" w:sz="4"/>
-              <w:left w:val="single" w:color="7F7F7F" w:sz="4"/>
-              <w:bottom w:val="single" w:color="7F7F7F" w:sz="4"/>
-              <w:right w:val="single" w:color="7F7F7F" w:sz="4"/>
-            </w:tcBorders>
-          </w:tcPr>
-          <w:p>
-            <w:r>
-              <w:rPr>
-                <w:rFonts w:ascii="Yu Gothic" w:eastAsia="Yu Gothic" w:hAnsi="Yu Gothic"/>
-                <w:sz w:val="20"/>
-                <w:szCs w:val="20"/>
-              </w:rPr>
-              <w:t xml:space="preserve"/>
-            </w:r>
-          </w:p>
-        </w:tc>
-        <w:tc>
-          <w:tcPr>
-            <w:tcW w:type="dxa" w:w="688"/>
-            <w:tcBorders>
-              <w:top w:val="single" w:color="7F7F7F" w:sz="4"/>
-              <w:left w:val="single" w:color="7F7F7F" w:sz="4"/>
-              <w:bottom w:val="single" w:color="7F7F7F" w:sz="4"/>
-              <w:right w:val="single" w:color="7F7F7F" w:sz="4"/>
-            </w:tcBorders>
-            <w:shd w:fill="DEEAF6" w:color="auto" w:val="clear"/>
-          </w:tcPr>
-          <w:p>
-            <w:pPr>
-              <w:jc w:val="center"/>
-            </w:pPr>
-            <w:r>
-              <w:rPr>
-                <w:rFonts w:ascii="Yu Gothic" w:eastAsia="Yu Gothic" w:hAnsi="Yu Gothic"/>
-                <w:b/>
-                <w:bCs/>
-                <w:sz w:val="18"/>
-                <w:szCs w:val="18"/>
-              </w:rPr>
-              <w:t xml:space="preserve"/>
-            </w:r>
-          </w:p>
-        </w:tc>
-        <w:tc>
-          <w:tcPr>
-            <w:tcW w:type="dxa" w:w="688"/>
-            <w:tcBorders>
-              <w:top w:val="single" w:color="7F7F7F" w:sz="4"/>
-              <w:left w:val="single" w:color="7F7F7F" w:sz="4"/>
-              <w:bottom w:val="single" w:color="7F7F7F" w:sz="4"/>
-              <w:right w:val="single" w:color="7F7F7F" w:sz="4"/>
-            </w:tcBorders>
-          </w:tcPr>
-          <w:p>
-            <w:r>
-              <w:rPr>
-                <w:rFonts w:ascii="Yu Gothic" w:eastAsia="Yu Gothic" w:hAnsi="Yu Gothic"/>
-                <w:sz w:val="20"/>
-                <w:szCs w:val="20"/>
-              </w:rPr>
-              <w:t xml:space="preserve"/>
-            </w:r>
-          </w:p>
-        </w:tc>
-        <w:tc>
-          <w:tcPr>
-            <w:tcW w:type="dxa" w:w="688"/>
-            <w:tcBorders>
-              <w:top w:val="single" w:color="7F7F7F" w:sz="4"/>
-              <w:left w:val="single" w:color="7F7F7F" w:sz="4"/>
-              <w:bottom w:val="single" w:color="7F7F7F" w:sz="4"/>
-              <w:right w:val="single" w:color="7F7F7F" w:sz="4"/>
-            </w:tcBorders>
-            <w:shd w:fill="DEEAF6" w:color="auto" w:val="clear"/>
-          </w:tcPr>
-          <w:p>
-            <w:pPr>
-              <w:jc w:val="center"/>
-            </w:pPr>
-            <w:r>
-              <w:rPr>
-                <w:rFonts w:ascii="Yu Gothic" w:eastAsia="Yu Gothic" w:hAnsi="Yu Gothic"/>
-                <w:b/>
-                <w:bCs/>
-                <w:sz w:val="18"/>
-                <w:szCs w:val="18"/>
-              </w:rPr>
-              <w:t xml:space="preserve"/>
-            </w:r>
-          </w:p>
-        </w:tc>
-        <w:tc>
-          <w:tcPr>
-            <w:tcW w:type="dxa" w:w="688"/>
-            <w:tcBorders>
-              <w:top w:val="single" w:color="7F7F7F" w:sz="4"/>
-              <w:left w:val="single" w:color="7F7F7F" w:sz="4"/>
-              <w:bottom w:val="single" w:color="7F7F7F" w:sz="4"/>
-              <w:right w:val="single" w:color="7F7F7F" w:sz="4"/>
-            </w:tcBorders>
-          </w:tcPr>
-          <w:p>
-            <w:r>
-              <w:rPr>
-                <w:rFonts w:ascii="Yu Gothic" w:eastAsia="Yu Gothic" w:hAnsi="Yu Gothic"/>
-                <w:sz w:val="20"/>
-                <w:szCs w:val="20"/>
-              </w:rPr>
-              <w:t xml:space="preserve"/>
-            </w:r>
-          </w:p>
-        </w:tc>
-        <w:tc>
-          <w:tcPr>
-            <w:tcW w:type="dxa" w:w="688"/>
-            <w:tcBorders>
-              <w:top w:val="single" w:color="7F7F7F" w:sz="4"/>
-              <w:left w:val="single" w:color="7F7F7F" w:sz="4"/>
-              <w:bottom w:val="single" w:color="7F7F7F" w:sz="4"/>
-              <w:right w:val="single" w:color="7F7F7F" w:sz="4"/>
-            </w:tcBorders>
-            <w:shd w:fill="DEEAF6" w:color="auto" w:val="clear"/>
-          </w:tcPr>
-          <w:p>
-            <w:pPr>
-              <w:jc w:val="center"/>
-            </w:pPr>
-            <w:r>
-              <w:rPr>
-                <w:rFonts w:ascii="Yu Gothic" w:eastAsia="Yu Gothic" w:hAnsi="Yu Gothic"/>
-                <w:b/>
-                <w:bCs/>
-                <w:sz w:val="18"/>
-                <w:szCs w:val="18"/>
-              </w:rPr>
-              <w:t xml:space="preserve"/>
-            </w:r>
-          </w:p>
-        </w:tc>
-        <w:tc>
-          <w:tcPr>
-            <w:tcW w:type="dxa" w:w="688"/>
-            <w:tcBorders>
-              <w:top w:val="single" w:color="7F7F7F" w:sz="4"/>
-              <w:left w:val="single" w:color="7F7F7F" w:sz="4"/>
-              <w:bottom w:val="single" w:color="7F7F7F" w:sz="4"/>
-              <w:right w:val="single" w:color="7F7F7F" w:sz="4"/>
-            </w:tcBorders>
-          </w:tcPr>
-          <w:p>
-            <w:r>
-              <w:rPr>
-                <w:rFonts w:ascii="Yu Gothic" w:eastAsia="Yu Gothic" w:hAnsi="Yu Gothic"/>
-                <w:sz w:val="20"/>
-                <w:szCs w:val="20"/>
-              </w:rPr>
-              <w:t xml:space="preserve"/>
-            </w:r>
-          </w:p>
-        </w:tc>
-        <w:tc>
-          <w:tcPr>
-            <w:tcW w:type="dxa" w:w="688"/>
-            <w:tcBorders>
-              <w:top w:val="single" w:color="7F7F7F" w:sz="4"/>
-              <w:left w:val="single" w:color="7F7F7F" w:sz="4"/>
-              <w:bottom w:val="single" w:color="7F7F7F" w:sz="4"/>
-              <w:right w:val="single" w:color="7F7F7F" w:sz="4"/>
-            </w:tcBorders>
-            <w:shd w:fill="DEEAF6" w:color="auto" w:val="clear"/>
-          </w:tcPr>
-          <w:p>
-            <w:pPr>
-              <w:jc w:val="center"/>
-            </w:pPr>
-            <w:r>
-              <w:rPr>
-                <w:rFonts w:ascii="Yu Gothic" w:eastAsia="Yu Gothic" w:hAnsi="Yu Gothic"/>
-                <w:b/>
-                <w:bCs/>
-                <w:sz w:val="18"/>
-                <w:szCs w:val="18"/>
-              </w:rPr>
               <w:t xml:space="preserve"/>
             </w:r>
           </w:p>
@@ -15321,7 +15143,7 @@
           <w:sz w:val="20"/>
           <w:szCs w:val="20"/>
         </w:rPr>
-        <w:t xml:space="preserve">演習4　問31〜問36</w:t>
+        <w:t xml:space="preserve">演習4　問27〜問30</w:t>
       </w:r>
       <w:r>
         <w:rPr>
@@ -15329,7 +15151,7 @@
           <w:sz w:val="18"/>
           <w:szCs w:val="18"/>
         </w:rPr>
-        <w:t xml:space="preserve">　　正解数：　　／6</w:t>
+        <w:t xml:space="preserve">　　正解数：　　／4</w:t>
       </w:r>
     </w:p>
     <w:tbl>
@@ -15388,7 +15210,7 @@
                 <w:sz w:val="18"/>
                 <w:szCs w:val="18"/>
               </w:rPr>
-              <w:t xml:space="preserve">問31</w:t>
+              <w:t xml:space="preserve">問27</w:t>
             </w:r>
           </w:p>
         </w:tc>
@@ -15436,7 +15258,7 @@
                 <w:sz w:val="18"/>
                 <w:szCs w:val="18"/>
               </w:rPr>
-              <w:t xml:space="preserve">問32</w:t>
+              <w:t xml:space="preserve">問28</w:t>
             </w:r>
           </w:p>
         </w:tc>
@@ -15484,7 +15306,7 @@
                 <w:sz w:val="18"/>
                 <w:szCs w:val="18"/>
               </w:rPr>
-              <w:t xml:space="preserve">問33</w:t>
+              <w:t xml:space="preserve">問29</w:t>
             </w:r>
           </w:p>
         </w:tc>
@@ -15532,7 +15354,7 @@
                 <w:sz w:val="18"/>
                 <w:szCs w:val="18"/>
               </w:rPr>
-              <w:t xml:space="preserve">問34</w:t>
+              <w:t xml:space="preserve">問30</w:t>
             </w:r>
           </w:p>
         </w:tc>
@@ -15580,7 +15402,7 @@
                 <w:sz w:val="18"/>
                 <w:szCs w:val="18"/>
               </w:rPr>
-              <w:t xml:space="preserve">問35</w:t>
+              <w:t xml:space="preserve"/>
             </w:r>
           </w:p>
         </w:tc>
@@ -15628,7 +15450,7 @@
                 <w:sz w:val="18"/>
                 <w:szCs w:val="18"/>
               </w:rPr>
-              <w:t xml:space="preserve">問36</w:t>
+              <w:t xml:space="preserve"/>
             </w:r>
           </w:p>
         </w:tc>
@@ -15717,7 +15539,7 @@
           <w:sz w:val="20"/>
           <w:szCs w:val="20"/>
         </w:rPr>
-        <w:t xml:space="preserve">演習5　問37〜問47</w:t>
+        <w:t xml:space="preserve">演習5　問31〜問36</w:t>
       </w:r>
       <w:r>
         <w:rPr>
@@ -15725,7 +15547,7 @@
           <w:sz w:val="18"/>
           <w:szCs w:val="18"/>
         </w:rPr>
-        <w:t xml:space="preserve">　　正解数：　　／11</w:t>
+        <w:t xml:space="preserve">　　正解数：　　／6</w:t>
       </w:r>
     </w:p>
     <w:tbl>
@@ -15784,7 +15606,7 @@
                 <w:sz w:val="18"/>
                 <w:szCs w:val="18"/>
               </w:rPr>
-              <w:t xml:space="preserve">問37</w:t>
+              <w:t xml:space="preserve">問31</w:t>
             </w:r>
           </w:p>
         </w:tc>
@@ -15832,7 +15654,7 @@
                 <w:sz w:val="18"/>
                 <w:szCs w:val="18"/>
               </w:rPr>
-              <w:t xml:space="preserve">問38</w:t>
+              <w:t xml:space="preserve">問32</w:t>
             </w:r>
           </w:p>
         </w:tc>
@@ -15880,7 +15702,7 @@
                 <w:sz w:val="18"/>
                 <w:szCs w:val="18"/>
               </w:rPr>
-              <w:t xml:space="preserve">問39</w:t>
+              <w:t xml:space="preserve">問33</w:t>
             </w:r>
           </w:p>
         </w:tc>
@@ -15928,7 +15750,7 @@
                 <w:sz w:val="18"/>
                 <w:szCs w:val="18"/>
               </w:rPr>
-              <w:t xml:space="preserve">問40</w:t>
+              <w:t xml:space="preserve">問34</w:t>
             </w:r>
           </w:p>
         </w:tc>
@@ -15976,7 +15798,7 @@
                 <w:sz w:val="18"/>
                 <w:szCs w:val="18"/>
               </w:rPr>
-              <w:t xml:space="preserve">問41</w:t>
+              <w:t xml:space="preserve">問35</w:t>
             </w:r>
           </w:p>
         </w:tc>
@@ -16024,7 +15846,7 @@
                 <w:sz w:val="18"/>
                 <w:szCs w:val="18"/>
               </w:rPr>
-              <w:t xml:space="preserve">問42</w:t>
+              <w:t xml:space="preserve">問36</w:t>
             </w:r>
           </w:p>
         </w:tc>
@@ -16072,348 +15894,6 @@
                 <w:sz w:val="18"/>
                 <w:szCs w:val="18"/>
               </w:rPr>
-              <w:t xml:space="preserve">問43</w:t>
-            </w:r>
-          </w:p>
-        </w:tc>
-        <w:tc>
-          <w:tcPr>
-            <w:tcW w:type="dxa" w:w="688"/>
-            <w:tcBorders>
-              <w:top w:val="single" w:color="7F7F7F" w:sz="4"/>
-              <w:left w:val="single" w:color="7F7F7F" w:sz="4"/>
-              <w:bottom w:val="single" w:color="7F7F7F" w:sz="4"/>
-              <w:right w:val="single" w:color="7F7F7F" w:sz="4"/>
-            </w:tcBorders>
-          </w:tcPr>
-          <w:p>
-            <w:r>
-              <w:rPr>
-                <w:rFonts w:ascii="Yu Gothic" w:eastAsia="Yu Gothic" w:hAnsi="Yu Gothic"/>
-                <w:sz w:val="20"/>
-                <w:szCs w:val="20"/>
-              </w:rPr>
-              <w:t xml:space="preserve"/>
-            </w:r>
-          </w:p>
-        </w:tc>
-      </w:tr>
-      <w:tr>
-        <w:trPr>
-          <w:cantSplit/>
-          <w:trHeight w:val="400" w:hRule="atLeast"/>
-        </w:trPr>
-        <w:tc>
-          <w:tcPr>
-            <w:tcW w:type="dxa" w:w="688"/>
-            <w:tcBorders>
-              <w:top w:val="single" w:color="7F7F7F" w:sz="4"/>
-              <w:left w:val="single" w:color="7F7F7F" w:sz="4"/>
-              <w:bottom w:val="single" w:color="7F7F7F" w:sz="4"/>
-              <w:right w:val="single" w:color="7F7F7F" w:sz="4"/>
-            </w:tcBorders>
-            <w:shd w:fill="DEEAF6" w:color="auto" w:val="clear"/>
-          </w:tcPr>
-          <w:p>
-            <w:pPr>
-              <w:jc w:val="center"/>
-            </w:pPr>
-            <w:r>
-              <w:rPr>
-                <w:rFonts w:ascii="Yu Gothic" w:eastAsia="Yu Gothic" w:hAnsi="Yu Gothic"/>
-                <w:b/>
-                <w:bCs/>
-                <w:sz w:val="18"/>
-                <w:szCs w:val="18"/>
-              </w:rPr>
-              <w:t xml:space="preserve">問44</w:t>
-            </w:r>
-          </w:p>
-        </w:tc>
-        <w:tc>
-          <w:tcPr>
-            <w:tcW w:type="dxa" w:w="688"/>
-            <w:tcBorders>
-              <w:top w:val="single" w:color="7F7F7F" w:sz="4"/>
-              <w:left w:val="single" w:color="7F7F7F" w:sz="4"/>
-              <w:bottom w:val="single" w:color="7F7F7F" w:sz="4"/>
-              <w:right w:val="single" w:color="7F7F7F" w:sz="4"/>
-            </w:tcBorders>
-          </w:tcPr>
-          <w:p>
-            <w:r>
-              <w:rPr>
-                <w:rFonts w:ascii="Yu Gothic" w:eastAsia="Yu Gothic" w:hAnsi="Yu Gothic"/>
-                <w:sz w:val="20"/>
-                <w:szCs w:val="20"/>
-              </w:rPr>
-              <w:t xml:space="preserve"/>
-            </w:r>
-          </w:p>
-        </w:tc>
-        <w:tc>
-          <w:tcPr>
-            <w:tcW w:type="dxa" w:w="688"/>
-            <w:tcBorders>
-              <w:top w:val="single" w:color="7F7F7F" w:sz="4"/>
-              <w:left w:val="single" w:color="7F7F7F" w:sz="4"/>
-              <w:bottom w:val="single" w:color="7F7F7F" w:sz="4"/>
-              <w:right w:val="single" w:color="7F7F7F" w:sz="4"/>
-            </w:tcBorders>
-            <w:shd w:fill="DEEAF6" w:color="auto" w:val="clear"/>
-          </w:tcPr>
-          <w:p>
-            <w:pPr>
-              <w:jc w:val="center"/>
-            </w:pPr>
-            <w:r>
-              <w:rPr>
-                <w:rFonts w:ascii="Yu Gothic" w:eastAsia="Yu Gothic" w:hAnsi="Yu Gothic"/>
-                <w:b/>
-                <w:bCs/>
-                <w:sz w:val="18"/>
-                <w:szCs w:val="18"/>
-              </w:rPr>
-              <w:t xml:space="preserve">問45</w:t>
-            </w:r>
-          </w:p>
-        </w:tc>
-        <w:tc>
-          <w:tcPr>
-            <w:tcW w:type="dxa" w:w="688"/>
-            <w:tcBorders>
-              <w:top w:val="single" w:color="7F7F7F" w:sz="4"/>
-              <w:left w:val="single" w:color="7F7F7F" w:sz="4"/>
-              <w:bottom w:val="single" w:color="7F7F7F" w:sz="4"/>
-              <w:right w:val="single" w:color="7F7F7F" w:sz="4"/>
-            </w:tcBorders>
-          </w:tcPr>
-          <w:p>
-            <w:r>
-              <w:rPr>
-                <w:rFonts w:ascii="Yu Gothic" w:eastAsia="Yu Gothic" w:hAnsi="Yu Gothic"/>
-                <w:sz w:val="20"/>
-                <w:szCs w:val="20"/>
-              </w:rPr>
-              <w:t xml:space="preserve"/>
-            </w:r>
-          </w:p>
-        </w:tc>
-        <w:tc>
-          <w:tcPr>
-            <w:tcW w:type="dxa" w:w="688"/>
-            <w:tcBorders>
-              <w:top w:val="single" w:color="7F7F7F" w:sz="4"/>
-              <w:left w:val="single" w:color="7F7F7F" w:sz="4"/>
-              <w:bottom w:val="single" w:color="7F7F7F" w:sz="4"/>
-              <w:right w:val="single" w:color="7F7F7F" w:sz="4"/>
-            </w:tcBorders>
-            <w:shd w:fill="DEEAF6" w:color="auto" w:val="clear"/>
-          </w:tcPr>
-          <w:p>
-            <w:pPr>
-              <w:jc w:val="center"/>
-            </w:pPr>
-            <w:r>
-              <w:rPr>
-                <w:rFonts w:ascii="Yu Gothic" w:eastAsia="Yu Gothic" w:hAnsi="Yu Gothic"/>
-                <w:b/>
-                <w:bCs/>
-                <w:sz w:val="18"/>
-                <w:szCs w:val="18"/>
-              </w:rPr>
-              <w:t xml:space="preserve">問46</w:t>
-            </w:r>
-          </w:p>
-        </w:tc>
-        <w:tc>
-          <w:tcPr>
-            <w:tcW w:type="dxa" w:w="688"/>
-            <w:tcBorders>
-              <w:top w:val="single" w:color="7F7F7F" w:sz="4"/>
-              <w:left w:val="single" w:color="7F7F7F" w:sz="4"/>
-              <w:bottom w:val="single" w:color="7F7F7F" w:sz="4"/>
-              <w:right w:val="single" w:color="7F7F7F" w:sz="4"/>
-            </w:tcBorders>
-          </w:tcPr>
-          <w:p>
-            <w:r>
-              <w:rPr>
-                <w:rFonts w:ascii="Yu Gothic" w:eastAsia="Yu Gothic" w:hAnsi="Yu Gothic"/>
-                <w:sz w:val="20"/>
-                <w:szCs w:val="20"/>
-              </w:rPr>
-              <w:t xml:space="preserve"/>
-            </w:r>
-          </w:p>
-        </w:tc>
-        <w:tc>
-          <w:tcPr>
-            <w:tcW w:type="dxa" w:w="688"/>
-            <w:tcBorders>
-              <w:top w:val="single" w:color="7F7F7F" w:sz="4"/>
-              <w:left w:val="single" w:color="7F7F7F" w:sz="4"/>
-              <w:bottom w:val="single" w:color="7F7F7F" w:sz="4"/>
-              <w:right w:val="single" w:color="7F7F7F" w:sz="4"/>
-            </w:tcBorders>
-            <w:shd w:fill="DEEAF6" w:color="auto" w:val="clear"/>
-          </w:tcPr>
-          <w:p>
-            <w:pPr>
-              <w:jc w:val="center"/>
-            </w:pPr>
-            <w:r>
-              <w:rPr>
-                <w:rFonts w:ascii="Yu Gothic" w:eastAsia="Yu Gothic" w:hAnsi="Yu Gothic"/>
-                <w:b/>
-                <w:bCs/>
-                <w:sz w:val="18"/>
-                <w:szCs w:val="18"/>
-              </w:rPr>
-              <w:t xml:space="preserve">問47</w:t>
-            </w:r>
-          </w:p>
-        </w:tc>
-        <w:tc>
-          <w:tcPr>
-            <w:tcW w:type="dxa" w:w="688"/>
-            <w:tcBorders>
-              <w:top w:val="single" w:color="7F7F7F" w:sz="4"/>
-              <w:left w:val="single" w:color="7F7F7F" w:sz="4"/>
-              <w:bottom w:val="single" w:color="7F7F7F" w:sz="4"/>
-              <w:right w:val="single" w:color="7F7F7F" w:sz="4"/>
-            </w:tcBorders>
-          </w:tcPr>
-          <w:p>
-            <w:r>
-              <w:rPr>
-                <w:rFonts w:ascii="Yu Gothic" w:eastAsia="Yu Gothic" w:hAnsi="Yu Gothic"/>
-                <w:sz w:val="20"/>
-                <w:szCs w:val="20"/>
-              </w:rPr>
-              <w:t xml:space="preserve"/>
-            </w:r>
-          </w:p>
-        </w:tc>
-        <w:tc>
-          <w:tcPr>
-            <w:tcW w:type="dxa" w:w="688"/>
-            <w:tcBorders>
-              <w:top w:val="single" w:color="7F7F7F" w:sz="4"/>
-              <w:left w:val="single" w:color="7F7F7F" w:sz="4"/>
-              <w:bottom w:val="single" w:color="7F7F7F" w:sz="4"/>
-              <w:right w:val="single" w:color="7F7F7F" w:sz="4"/>
-            </w:tcBorders>
-            <w:shd w:fill="DEEAF6" w:color="auto" w:val="clear"/>
-          </w:tcPr>
-          <w:p>
-            <w:pPr>
-              <w:jc w:val="center"/>
-            </w:pPr>
-            <w:r>
-              <w:rPr>
-                <w:rFonts w:ascii="Yu Gothic" w:eastAsia="Yu Gothic" w:hAnsi="Yu Gothic"/>
-                <w:b/>
-                <w:bCs/>
-                <w:sz w:val="18"/>
-                <w:szCs w:val="18"/>
-              </w:rPr>
-              <w:t xml:space="preserve"/>
-            </w:r>
-          </w:p>
-        </w:tc>
-        <w:tc>
-          <w:tcPr>
-            <w:tcW w:type="dxa" w:w="688"/>
-            <w:tcBorders>
-              <w:top w:val="single" w:color="7F7F7F" w:sz="4"/>
-              <w:left w:val="single" w:color="7F7F7F" w:sz="4"/>
-              <w:bottom w:val="single" w:color="7F7F7F" w:sz="4"/>
-              <w:right w:val="single" w:color="7F7F7F" w:sz="4"/>
-            </w:tcBorders>
-          </w:tcPr>
-          <w:p>
-            <w:r>
-              <w:rPr>
-                <w:rFonts w:ascii="Yu Gothic" w:eastAsia="Yu Gothic" w:hAnsi="Yu Gothic"/>
-                <w:sz w:val="20"/>
-                <w:szCs w:val="20"/>
-              </w:rPr>
-              <w:t xml:space="preserve"/>
-            </w:r>
-          </w:p>
-        </w:tc>
-        <w:tc>
-          <w:tcPr>
-            <w:tcW w:type="dxa" w:w="688"/>
-            <w:tcBorders>
-              <w:top w:val="single" w:color="7F7F7F" w:sz="4"/>
-              <w:left w:val="single" w:color="7F7F7F" w:sz="4"/>
-              <w:bottom w:val="single" w:color="7F7F7F" w:sz="4"/>
-              <w:right w:val="single" w:color="7F7F7F" w:sz="4"/>
-            </w:tcBorders>
-            <w:shd w:fill="DEEAF6" w:color="auto" w:val="clear"/>
-          </w:tcPr>
-          <w:p>
-            <w:pPr>
-              <w:jc w:val="center"/>
-            </w:pPr>
-            <w:r>
-              <w:rPr>
-                <w:rFonts w:ascii="Yu Gothic" w:eastAsia="Yu Gothic" w:hAnsi="Yu Gothic"/>
-                <w:b/>
-                <w:bCs/>
-                <w:sz w:val="18"/>
-                <w:szCs w:val="18"/>
-              </w:rPr>
-              <w:t xml:space="preserve"/>
-            </w:r>
-          </w:p>
-        </w:tc>
-        <w:tc>
-          <w:tcPr>
-            <w:tcW w:type="dxa" w:w="688"/>
-            <w:tcBorders>
-              <w:top w:val="single" w:color="7F7F7F" w:sz="4"/>
-              <w:left w:val="single" w:color="7F7F7F" w:sz="4"/>
-              <w:bottom w:val="single" w:color="7F7F7F" w:sz="4"/>
-              <w:right w:val="single" w:color="7F7F7F" w:sz="4"/>
-            </w:tcBorders>
-          </w:tcPr>
-          <w:p>
-            <w:r>
-              <w:rPr>
-                <w:rFonts w:ascii="Yu Gothic" w:eastAsia="Yu Gothic" w:hAnsi="Yu Gothic"/>
-                <w:sz w:val="20"/>
-                <w:szCs w:val="20"/>
-              </w:rPr>
-              <w:t xml:space="preserve"/>
-            </w:r>
-          </w:p>
-        </w:tc>
-        <w:tc>
-          <w:tcPr>
-            <w:tcW w:type="dxa" w:w="688"/>
-            <w:tcBorders>
-              <w:top w:val="single" w:color="7F7F7F" w:sz="4"/>
-              <w:left w:val="single" w:color="7F7F7F" w:sz="4"/>
-              <w:bottom w:val="single" w:color="7F7F7F" w:sz="4"/>
-              <w:right w:val="single" w:color="7F7F7F" w:sz="4"/>
-            </w:tcBorders>
-            <w:shd w:fill="DEEAF6" w:color="auto" w:val="clear"/>
-          </w:tcPr>
-          <w:p>
-            <w:pPr>
-              <w:jc w:val="center"/>
-            </w:pPr>
-            <w:r>
-              <w:rPr>
-                <w:rFonts w:ascii="Yu Gothic" w:eastAsia="Yu Gothic" w:hAnsi="Yu Gothic"/>
-                <w:b/>
-                <w:bCs/>
-                <w:sz w:val="18"/>
-                <w:szCs w:val="18"/>
-              </w:rPr>
               <w:t xml:space="preserve"/>
             </w:r>
           </w:p>
@@ -16455,7 +15935,7 @@
           <w:sz w:val="20"/>
           <w:szCs w:val="20"/>
         </w:rPr>
-        <w:t xml:space="preserve">演習6　問48〜問52</w:t>
+        <w:t xml:space="preserve">演習6　問37〜問47</w:t>
       </w:r>
       <w:r>
         <w:rPr>
@@ -16463,7 +15943,7 @@
           <w:sz w:val="18"/>
           <w:szCs w:val="18"/>
         </w:rPr>
-        <w:t xml:space="preserve">　　正解数：　　／5</w:t>
+        <w:t xml:space="preserve">　　正解数：　　／11</w:t>
       </w:r>
     </w:p>
     <w:tbl>
@@ -16522,7 +16002,7 @@
                 <w:sz w:val="18"/>
                 <w:szCs w:val="18"/>
               </w:rPr>
-              <w:t xml:space="preserve">問48</w:t>
+              <w:t xml:space="preserve">問37</w:t>
             </w:r>
           </w:p>
         </w:tc>
@@ -16570,7 +16050,7 @@
                 <w:sz w:val="18"/>
                 <w:szCs w:val="18"/>
               </w:rPr>
-              <w:t xml:space="preserve">問49</w:t>
+              <w:t xml:space="preserve">問38</w:t>
             </w:r>
           </w:p>
         </w:tc>
@@ -16618,7 +16098,7 @@
                 <w:sz w:val="18"/>
                 <w:szCs w:val="18"/>
               </w:rPr>
-              <w:t xml:space="preserve">問50</w:t>
+              <w:t xml:space="preserve">問39</w:t>
             </w:r>
           </w:p>
         </w:tc>
@@ -16666,7 +16146,7 @@
                 <w:sz w:val="18"/>
                 <w:szCs w:val="18"/>
               </w:rPr>
-              <w:t xml:space="preserve">問51</w:t>
+              <w:t xml:space="preserve">問40</w:t>
             </w:r>
           </w:p>
         </w:tc>
@@ -16714,7 +16194,7 @@
                 <w:sz w:val="18"/>
                 <w:szCs w:val="18"/>
               </w:rPr>
-              <w:t xml:space="preserve">問52</w:t>
+              <w:t xml:space="preserve">問41</w:t>
             </w:r>
           </w:p>
         </w:tc>
@@ -16762,7 +16242,7 @@
                 <w:sz w:val="18"/>
                 <w:szCs w:val="18"/>
               </w:rPr>
-              <w:t xml:space="preserve"/>
+              <w:t xml:space="preserve">問42</w:t>
             </w:r>
           </w:p>
         </w:tc>
@@ -16810,6 +16290,348 @@
                 <w:sz w:val="18"/>
                 <w:szCs w:val="18"/>
               </w:rPr>
+              <w:t xml:space="preserve">問43</w:t>
+            </w:r>
+          </w:p>
+        </w:tc>
+        <w:tc>
+          <w:tcPr>
+            <w:tcW w:type="dxa" w:w="688"/>
+            <w:tcBorders>
+              <w:top w:val="single" w:color="7F7F7F" w:sz="4"/>
+              <w:left w:val="single" w:color="7F7F7F" w:sz="4"/>
+              <w:bottom w:val="single" w:color="7F7F7F" w:sz="4"/>
+              <w:right w:val="single" w:color="7F7F7F" w:sz="4"/>
+            </w:tcBorders>
+          </w:tcPr>
+          <w:p>
+            <w:r>
+              <w:rPr>
+                <w:rFonts w:ascii="Yu Gothic" w:eastAsia="Yu Gothic" w:hAnsi="Yu Gothic"/>
+                <w:sz w:val="20"/>
+                <w:szCs w:val="20"/>
+              </w:rPr>
+              <w:t xml:space="preserve"/>
+            </w:r>
+          </w:p>
+        </w:tc>
+      </w:tr>
+      <w:tr>
+        <w:trPr>
+          <w:cantSplit/>
+          <w:trHeight w:val="400" w:hRule="atLeast"/>
+        </w:trPr>
+        <w:tc>
+          <w:tcPr>
+            <w:tcW w:type="dxa" w:w="688"/>
+            <w:tcBorders>
+              <w:top w:val="single" w:color="7F7F7F" w:sz="4"/>
+              <w:left w:val="single" w:color="7F7F7F" w:sz="4"/>
+              <w:bottom w:val="single" w:color="7F7F7F" w:sz="4"/>
+              <w:right w:val="single" w:color="7F7F7F" w:sz="4"/>
+            </w:tcBorders>
+            <w:shd w:fill="DEEAF6" w:color="auto" w:val="clear"/>
+          </w:tcPr>
+          <w:p>
+            <w:pPr>
+              <w:jc w:val="center"/>
+            </w:pPr>
+            <w:r>
+              <w:rPr>
+                <w:rFonts w:ascii="Yu Gothic" w:eastAsia="Yu Gothic" w:hAnsi="Yu Gothic"/>
+                <w:b/>
+                <w:bCs/>
+                <w:sz w:val="18"/>
+                <w:szCs w:val="18"/>
+              </w:rPr>
+              <w:t xml:space="preserve">問44</w:t>
+            </w:r>
+          </w:p>
+        </w:tc>
+        <w:tc>
+          <w:tcPr>
+            <w:tcW w:type="dxa" w:w="688"/>
+            <w:tcBorders>
+              <w:top w:val="single" w:color="7F7F7F" w:sz="4"/>
+              <w:left w:val="single" w:color="7F7F7F" w:sz="4"/>
+              <w:bottom w:val="single" w:color="7F7F7F" w:sz="4"/>
+              <w:right w:val="single" w:color="7F7F7F" w:sz="4"/>
+            </w:tcBorders>
+          </w:tcPr>
+          <w:p>
+            <w:r>
+              <w:rPr>
+                <w:rFonts w:ascii="Yu Gothic" w:eastAsia="Yu Gothic" w:hAnsi="Yu Gothic"/>
+                <w:sz w:val="20"/>
+                <w:szCs w:val="20"/>
+              </w:rPr>
+              <w:t xml:space="preserve"/>
+            </w:r>
+          </w:p>
+        </w:tc>
+        <w:tc>
+          <w:tcPr>
+            <w:tcW w:type="dxa" w:w="688"/>
+            <w:tcBorders>
+              <w:top w:val="single" w:color="7F7F7F" w:sz="4"/>
+              <w:left w:val="single" w:color="7F7F7F" w:sz="4"/>
+              <w:bottom w:val="single" w:color="7F7F7F" w:sz="4"/>
+              <w:right w:val="single" w:color="7F7F7F" w:sz="4"/>
+            </w:tcBorders>
+            <w:shd w:fill="DEEAF6" w:color="auto" w:val="clear"/>
+          </w:tcPr>
+          <w:p>
+            <w:pPr>
+              <w:jc w:val="center"/>
+            </w:pPr>
+            <w:r>
+              <w:rPr>
+                <w:rFonts w:ascii="Yu Gothic" w:eastAsia="Yu Gothic" w:hAnsi="Yu Gothic"/>
+                <w:b/>
+                <w:bCs/>
+                <w:sz w:val="18"/>
+                <w:szCs w:val="18"/>
+              </w:rPr>
+              <w:t xml:space="preserve">問45</w:t>
+            </w:r>
+          </w:p>
+        </w:tc>
+        <w:tc>
+          <w:tcPr>
+            <w:tcW w:type="dxa" w:w="688"/>
+            <w:tcBorders>
+              <w:top w:val="single" w:color="7F7F7F" w:sz="4"/>
+              <w:left w:val="single" w:color="7F7F7F" w:sz="4"/>
+              <w:bottom w:val="single" w:color="7F7F7F" w:sz="4"/>
+              <w:right w:val="single" w:color="7F7F7F" w:sz="4"/>
+            </w:tcBorders>
+          </w:tcPr>
+          <w:p>
+            <w:r>
+              <w:rPr>
+                <w:rFonts w:ascii="Yu Gothic" w:eastAsia="Yu Gothic" w:hAnsi="Yu Gothic"/>
+                <w:sz w:val="20"/>
+                <w:szCs w:val="20"/>
+              </w:rPr>
+              <w:t xml:space="preserve"/>
+            </w:r>
+          </w:p>
+        </w:tc>
+        <w:tc>
+          <w:tcPr>
+            <w:tcW w:type="dxa" w:w="688"/>
+            <w:tcBorders>
+              <w:top w:val="single" w:color="7F7F7F" w:sz="4"/>
+              <w:left w:val="single" w:color="7F7F7F" w:sz="4"/>
+              <w:bottom w:val="single" w:color="7F7F7F" w:sz="4"/>
+              <w:right w:val="single" w:color="7F7F7F" w:sz="4"/>
+            </w:tcBorders>
+            <w:shd w:fill="DEEAF6" w:color="auto" w:val="clear"/>
+          </w:tcPr>
+          <w:p>
+            <w:pPr>
+              <w:jc w:val="center"/>
+            </w:pPr>
+            <w:r>
+              <w:rPr>
+                <w:rFonts w:ascii="Yu Gothic" w:eastAsia="Yu Gothic" w:hAnsi="Yu Gothic"/>
+                <w:b/>
+                <w:bCs/>
+                <w:sz w:val="18"/>
+                <w:szCs w:val="18"/>
+              </w:rPr>
+              <w:t xml:space="preserve">問46</w:t>
+            </w:r>
+          </w:p>
+        </w:tc>
+        <w:tc>
+          <w:tcPr>
+            <w:tcW w:type="dxa" w:w="688"/>
+            <w:tcBorders>
+              <w:top w:val="single" w:color="7F7F7F" w:sz="4"/>
+              <w:left w:val="single" w:color="7F7F7F" w:sz="4"/>
+              <w:bottom w:val="single" w:color="7F7F7F" w:sz="4"/>
+              <w:right w:val="single" w:color="7F7F7F" w:sz="4"/>
+            </w:tcBorders>
+          </w:tcPr>
+          <w:p>
+            <w:r>
+              <w:rPr>
+                <w:rFonts w:ascii="Yu Gothic" w:eastAsia="Yu Gothic" w:hAnsi="Yu Gothic"/>
+                <w:sz w:val="20"/>
+                <w:szCs w:val="20"/>
+              </w:rPr>
+              <w:t xml:space="preserve"/>
+            </w:r>
+          </w:p>
+        </w:tc>
+        <w:tc>
+          <w:tcPr>
+            <w:tcW w:type="dxa" w:w="688"/>
+            <w:tcBorders>
+              <w:top w:val="single" w:color="7F7F7F" w:sz="4"/>
+              <w:left w:val="single" w:color="7F7F7F" w:sz="4"/>
+              <w:bottom w:val="single" w:color="7F7F7F" w:sz="4"/>
+              <w:right w:val="single" w:color="7F7F7F" w:sz="4"/>
+            </w:tcBorders>
+            <w:shd w:fill="DEEAF6" w:color="auto" w:val="clear"/>
+          </w:tcPr>
+          <w:p>
+            <w:pPr>
+              <w:jc w:val="center"/>
+            </w:pPr>
+            <w:r>
+              <w:rPr>
+                <w:rFonts w:ascii="Yu Gothic" w:eastAsia="Yu Gothic" w:hAnsi="Yu Gothic"/>
+                <w:b/>
+                <w:bCs/>
+                <w:sz w:val="18"/>
+                <w:szCs w:val="18"/>
+              </w:rPr>
+              <w:t xml:space="preserve">問47</w:t>
+            </w:r>
+          </w:p>
+        </w:tc>
+        <w:tc>
+          <w:tcPr>
+            <w:tcW w:type="dxa" w:w="688"/>
+            <w:tcBorders>
+              <w:top w:val="single" w:color="7F7F7F" w:sz="4"/>
+              <w:left w:val="single" w:color="7F7F7F" w:sz="4"/>
+              <w:bottom w:val="single" w:color="7F7F7F" w:sz="4"/>
+              <w:right w:val="single" w:color="7F7F7F" w:sz="4"/>
+            </w:tcBorders>
+          </w:tcPr>
+          <w:p>
+            <w:r>
+              <w:rPr>
+                <w:rFonts w:ascii="Yu Gothic" w:eastAsia="Yu Gothic" w:hAnsi="Yu Gothic"/>
+                <w:sz w:val="20"/>
+                <w:szCs w:val="20"/>
+              </w:rPr>
+              <w:t xml:space="preserve"/>
+            </w:r>
+          </w:p>
+        </w:tc>
+        <w:tc>
+          <w:tcPr>
+            <w:tcW w:type="dxa" w:w="688"/>
+            <w:tcBorders>
+              <w:top w:val="single" w:color="7F7F7F" w:sz="4"/>
+              <w:left w:val="single" w:color="7F7F7F" w:sz="4"/>
+              <w:bottom w:val="single" w:color="7F7F7F" w:sz="4"/>
+              <w:right w:val="single" w:color="7F7F7F" w:sz="4"/>
+            </w:tcBorders>
+            <w:shd w:fill="DEEAF6" w:color="auto" w:val="clear"/>
+          </w:tcPr>
+          <w:p>
+            <w:pPr>
+              <w:jc w:val="center"/>
+            </w:pPr>
+            <w:r>
+              <w:rPr>
+                <w:rFonts w:ascii="Yu Gothic" w:eastAsia="Yu Gothic" w:hAnsi="Yu Gothic"/>
+                <w:b/>
+                <w:bCs/>
+                <w:sz w:val="18"/>
+                <w:szCs w:val="18"/>
+              </w:rPr>
+              <w:t xml:space="preserve"/>
+            </w:r>
+          </w:p>
+        </w:tc>
+        <w:tc>
+          <w:tcPr>
+            <w:tcW w:type="dxa" w:w="688"/>
+            <w:tcBorders>
+              <w:top w:val="single" w:color="7F7F7F" w:sz="4"/>
+              <w:left w:val="single" w:color="7F7F7F" w:sz="4"/>
+              <w:bottom w:val="single" w:color="7F7F7F" w:sz="4"/>
+              <w:right w:val="single" w:color="7F7F7F" w:sz="4"/>
+            </w:tcBorders>
+          </w:tcPr>
+          <w:p>
+            <w:r>
+              <w:rPr>
+                <w:rFonts w:ascii="Yu Gothic" w:eastAsia="Yu Gothic" w:hAnsi="Yu Gothic"/>
+                <w:sz w:val="20"/>
+                <w:szCs w:val="20"/>
+              </w:rPr>
+              <w:t xml:space="preserve"/>
+            </w:r>
+          </w:p>
+        </w:tc>
+        <w:tc>
+          <w:tcPr>
+            <w:tcW w:type="dxa" w:w="688"/>
+            <w:tcBorders>
+              <w:top w:val="single" w:color="7F7F7F" w:sz="4"/>
+              <w:left w:val="single" w:color="7F7F7F" w:sz="4"/>
+              <w:bottom w:val="single" w:color="7F7F7F" w:sz="4"/>
+              <w:right w:val="single" w:color="7F7F7F" w:sz="4"/>
+            </w:tcBorders>
+            <w:shd w:fill="DEEAF6" w:color="auto" w:val="clear"/>
+          </w:tcPr>
+          <w:p>
+            <w:pPr>
+              <w:jc w:val="center"/>
+            </w:pPr>
+            <w:r>
+              <w:rPr>
+                <w:rFonts w:ascii="Yu Gothic" w:eastAsia="Yu Gothic" w:hAnsi="Yu Gothic"/>
+                <w:b/>
+                <w:bCs/>
+                <w:sz w:val="18"/>
+                <w:szCs w:val="18"/>
+              </w:rPr>
+              <w:t xml:space="preserve"/>
+            </w:r>
+          </w:p>
+        </w:tc>
+        <w:tc>
+          <w:tcPr>
+            <w:tcW w:type="dxa" w:w="688"/>
+            <w:tcBorders>
+              <w:top w:val="single" w:color="7F7F7F" w:sz="4"/>
+              <w:left w:val="single" w:color="7F7F7F" w:sz="4"/>
+              <w:bottom w:val="single" w:color="7F7F7F" w:sz="4"/>
+              <w:right w:val="single" w:color="7F7F7F" w:sz="4"/>
+            </w:tcBorders>
+          </w:tcPr>
+          <w:p>
+            <w:r>
+              <w:rPr>
+                <w:rFonts w:ascii="Yu Gothic" w:eastAsia="Yu Gothic" w:hAnsi="Yu Gothic"/>
+                <w:sz w:val="20"/>
+                <w:szCs w:val="20"/>
+              </w:rPr>
+              <w:t xml:space="preserve"/>
+            </w:r>
+          </w:p>
+        </w:tc>
+        <w:tc>
+          <w:tcPr>
+            <w:tcW w:type="dxa" w:w="688"/>
+            <w:tcBorders>
+              <w:top w:val="single" w:color="7F7F7F" w:sz="4"/>
+              <w:left w:val="single" w:color="7F7F7F" w:sz="4"/>
+              <w:bottom w:val="single" w:color="7F7F7F" w:sz="4"/>
+              <w:right w:val="single" w:color="7F7F7F" w:sz="4"/>
+            </w:tcBorders>
+            <w:shd w:fill="DEEAF6" w:color="auto" w:val="clear"/>
+          </w:tcPr>
+          <w:p>
+            <w:pPr>
+              <w:jc w:val="center"/>
+            </w:pPr>
+            <w:r>
+              <w:rPr>
+                <w:rFonts w:ascii="Yu Gothic" w:eastAsia="Yu Gothic" w:hAnsi="Yu Gothic"/>
+                <w:b/>
+                <w:bCs/>
+                <w:sz w:val="18"/>
+                <w:szCs w:val="18"/>
+              </w:rPr>
               <w:t xml:space="preserve"/>
             </w:r>
           </w:p>
@@ -16851,7 +16673,7 @@
           <w:sz w:val="20"/>
           <w:szCs w:val="20"/>
         </w:rPr>
-        <w:t xml:space="preserve">演習7　問53〜問67</w:t>
+        <w:t xml:space="preserve">演習7　問48〜問52</w:t>
       </w:r>
       <w:r>
         <w:rPr>
@@ -16859,7 +16681,7 @@
           <w:sz w:val="18"/>
           <w:szCs w:val="18"/>
         </w:rPr>
-        <w:t xml:space="preserve">　　正解数：　　／15</w:t>
+        <w:t xml:space="preserve">　　正解数：　　／5</w:t>
       </w:r>
     </w:p>
     <w:tbl>
@@ -16918,7 +16740,7 @@
                 <w:sz w:val="18"/>
                 <w:szCs w:val="18"/>
               </w:rPr>
-              <w:t xml:space="preserve">問53</w:t>
+              <w:t xml:space="preserve">問48</w:t>
             </w:r>
           </w:p>
         </w:tc>
@@ -16966,7 +16788,7 @@
                 <w:sz w:val="18"/>
                 <w:szCs w:val="18"/>
               </w:rPr>
-              <w:t xml:space="preserve">問54</w:t>
+              <w:t xml:space="preserve">問49</w:t>
             </w:r>
           </w:p>
         </w:tc>
@@ -17014,7 +16836,7 @@
                 <w:sz w:val="18"/>
                 <w:szCs w:val="18"/>
               </w:rPr>
-              <w:t xml:space="preserve">問55</w:t>
+              <w:t xml:space="preserve">問50</w:t>
             </w:r>
           </w:p>
         </w:tc>
@@ -17062,7 +16884,7 @@
                 <w:sz w:val="18"/>
                 <w:szCs w:val="18"/>
               </w:rPr>
-              <w:t xml:space="preserve">問56</w:t>
+              <w:t xml:space="preserve">問51</w:t>
             </w:r>
           </w:p>
         </w:tc>
@@ -17110,7 +16932,7 @@
                 <w:sz w:val="18"/>
                 <w:szCs w:val="18"/>
               </w:rPr>
-              <w:t xml:space="preserve">問57</w:t>
+              <w:t xml:space="preserve">問52</w:t>
             </w:r>
           </w:p>
         </w:tc>
@@ -17158,7 +16980,7 @@
                 <w:sz w:val="18"/>
                 <w:szCs w:val="18"/>
               </w:rPr>
-              <w:t xml:space="preserve">問58</w:t>
+              <w:t xml:space="preserve"/>
             </w:r>
           </w:p>
         </w:tc>
@@ -17206,690 +17028,6 @@
                 <w:sz w:val="18"/>
                 <w:szCs w:val="18"/>
               </w:rPr>
-              <w:t xml:space="preserve">問59</w:t>
-            </w:r>
-          </w:p>
-        </w:tc>
-        <w:tc>
-          <w:tcPr>
-            <w:tcW w:type="dxa" w:w="688"/>
-            <w:tcBorders>
-              <w:top w:val="single" w:color="7F7F7F" w:sz="4"/>
-              <w:left w:val="single" w:color="7F7F7F" w:sz="4"/>
-              <w:bottom w:val="single" w:color="7F7F7F" w:sz="4"/>
-              <w:right w:val="single" w:color="7F7F7F" w:sz="4"/>
-            </w:tcBorders>
-          </w:tcPr>
-          <w:p>
-            <w:r>
-              <w:rPr>
-                <w:rFonts w:ascii="Yu Gothic" w:eastAsia="Yu Gothic" w:hAnsi="Yu Gothic"/>
-                <w:sz w:val="20"/>
-                <w:szCs w:val="20"/>
-              </w:rPr>
-              <w:t xml:space="preserve"/>
-            </w:r>
-          </w:p>
-        </w:tc>
-      </w:tr>
-      <w:tr>
-        <w:trPr>
-          <w:cantSplit/>
-          <w:trHeight w:val="400" w:hRule="atLeast"/>
-        </w:trPr>
-        <w:tc>
-          <w:tcPr>
-            <w:tcW w:type="dxa" w:w="688"/>
-            <w:tcBorders>
-              <w:top w:val="single" w:color="7F7F7F" w:sz="4"/>
-              <w:left w:val="single" w:color="7F7F7F" w:sz="4"/>
-              <w:bottom w:val="single" w:color="7F7F7F" w:sz="4"/>
-              <w:right w:val="single" w:color="7F7F7F" w:sz="4"/>
-            </w:tcBorders>
-            <w:shd w:fill="DEEAF6" w:color="auto" w:val="clear"/>
-          </w:tcPr>
-          <w:p>
-            <w:pPr>
-              <w:jc w:val="center"/>
-            </w:pPr>
-            <w:r>
-              <w:rPr>
-                <w:rFonts w:ascii="Yu Gothic" w:eastAsia="Yu Gothic" w:hAnsi="Yu Gothic"/>
-                <w:b/>
-                <w:bCs/>
-                <w:sz w:val="18"/>
-                <w:szCs w:val="18"/>
-              </w:rPr>
-              <w:t xml:space="preserve">問60</w:t>
-            </w:r>
-          </w:p>
-        </w:tc>
-        <w:tc>
-          <w:tcPr>
-            <w:tcW w:type="dxa" w:w="688"/>
-            <w:tcBorders>
-              <w:top w:val="single" w:color="7F7F7F" w:sz="4"/>
-              <w:left w:val="single" w:color="7F7F7F" w:sz="4"/>
-              <w:bottom w:val="single" w:color="7F7F7F" w:sz="4"/>
-              <w:right w:val="single" w:color="7F7F7F" w:sz="4"/>
-            </w:tcBorders>
-          </w:tcPr>
-          <w:p>
-            <w:r>
-              <w:rPr>
-                <w:rFonts w:ascii="Yu Gothic" w:eastAsia="Yu Gothic" w:hAnsi="Yu Gothic"/>
-                <w:sz w:val="20"/>
-                <w:szCs w:val="20"/>
-              </w:rPr>
-              <w:t xml:space="preserve"/>
-            </w:r>
-          </w:p>
-        </w:tc>
-        <w:tc>
-          <w:tcPr>
-            <w:tcW w:type="dxa" w:w="688"/>
-            <w:tcBorders>
-              <w:top w:val="single" w:color="7F7F7F" w:sz="4"/>
-              <w:left w:val="single" w:color="7F7F7F" w:sz="4"/>
-              <w:bottom w:val="single" w:color="7F7F7F" w:sz="4"/>
-              <w:right w:val="single" w:color="7F7F7F" w:sz="4"/>
-            </w:tcBorders>
-            <w:shd w:fill="DEEAF6" w:color="auto" w:val="clear"/>
-          </w:tcPr>
-          <w:p>
-            <w:pPr>
-              <w:jc w:val="center"/>
-            </w:pPr>
-            <w:r>
-              <w:rPr>
-                <w:rFonts w:ascii="Yu Gothic" w:eastAsia="Yu Gothic" w:hAnsi="Yu Gothic"/>
-                <w:b/>
-                <w:bCs/>
-                <w:sz w:val="18"/>
-                <w:szCs w:val="18"/>
-              </w:rPr>
-              <w:t xml:space="preserve">問61</w:t>
-            </w:r>
-          </w:p>
-        </w:tc>
-        <w:tc>
-          <w:tcPr>
-            <w:tcW w:type="dxa" w:w="688"/>
-            <w:tcBorders>
-              <w:top w:val="single" w:color="7F7F7F" w:sz="4"/>
-              <w:left w:val="single" w:color="7F7F7F" w:sz="4"/>
-              <w:bottom w:val="single" w:color="7F7F7F" w:sz="4"/>
-              <w:right w:val="single" w:color="7F7F7F" w:sz="4"/>
-            </w:tcBorders>
-          </w:tcPr>
-          <w:p>
-            <w:r>
-              <w:rPr>
-                <w:rFonts w:ascii="Yu Gothic" w:eastAsia="Yu Gothic" w:hAnsi="Yu Gothic"/>
-                <w:sz w:val="20"/>
-                <w:szCs w:val="20"/>
-              </w:rPr>
-              <w:t xml:space="preserve"/>
-            </w:r>
-          </w:p>
-        </w:tc>
-        <w:tc>
-          <w:tcPr>
-            <w:tcW w:type="dxa" w:w="688"/>
-            <w:tcBorders>
-              <w:top w:val="single" w:color="7F7F7F" w:sz="4"/>
-              <w:left w:val="single" w:color="7F7F7F" w:sz="4"/>
-              <w:bottom w:val="single" w:color="7F7F7F" w:sz="4"/>
-              <w:right w:val="single" w:color="7F7F7F" w:sz="4"/>
-            </w:tcBorders>
-            <w:shd w:fill="DEEAF6" w:color="auto" w:val="clear"/>
-          </w:tcPr>
-          <w:p>
-            <w:pPr>
-              <w:jc w:val="center"/>
-            </w:pPr>
-            <w:r>
-              <w:rPr>
-                <w:rFonts w:ascii="Yu Gothic" w:eastAsia="Yu Gothic" w:hAnsi="Yu Gothic"/>
-                <w:b/>
-                <w:bCs/>
-                <w:sz w:val="18"/>
-                <w:szCs w:val="18"/>
-              </w:rPr>
-              <w:t xml:space="preserve">問62</w:t>
-            </w:r>
-          </w:p>
-        </w:tc>
-        <w:tc>
-          <w:tcPr>
-            <w:tcW w:type="dxa" w:w="688"/>
-            <w:tcBorders>
-              <w:top w:val="single" w:color="7F7F7F" w:sz="4"/>
-              <w:left w:val="single" w:color="7F7F7F" w:sz="4"/>
-              <w:bottom w:val="single" w:color="7F7F7F" w:sz="4"/>
-              <w:right w:val="single" w:color="7F7F7F" w:sz="4"/>
-            </w:tcBorders>
-          </w:tcPr>
-          <w:p>
-            <w:r>
-              <w:rPr>
-                <w:rFonts w:ascii="Yu Gothic" w:eastAsia="Yu Gothic" w:hAnsi="Yu Gothic"/>
-                <w:sz w:val="20"/>
-                <w:szCs w:val="20"/>
-              </w:rPr>
-              <w:t xml:space="preserve"/>
-            </w:r>
-          </w:p>
-        </w:tc>
-        <w:tc>
-          <w:tcPr>
-            <w:tcW w:type="dxa" w:w="688"/>
-            <w:tcBorders>
-              <w:top w:val="single" w:color="7F7F7F" w:sz="4"/>
-              <w:left w:val="single" w:color="7F7F7F" w:sz="4"/>
-              <w:bottom w:val="single" w:color="7F7F7F" w:sz="4"/>
-              <w:right w:val="single" w:color="7F7F7F" w:sz="4"/>
-            </w:tcBorders>
-            <w:shd w:fill="DEEAF6" w:color="auto" w:val="clear"/>
-          </w:tcPr>
-          <w:p>
-            <w:pPr>
-              <w:jc w:val="center"/>
-            </w:pPr>
-            <w:r>
-              <w:rPr>
-                <w:rFonts w:ascii="Yu Gothic" w:eastAsia="Yu Gothic" w:hAnsi="Yu Gothic"/>
-                <w:b/>
-                <w:bCs/>
-                <w:sz w:val="18"/>
-                <w:szCs w:val="18"/>
-              </w:rPr>
-              <w:t xml:space="preserve">問63</w:t>
-            </w:r>
-          </w:p>
-        </w:tc>
-        <w:tc>
-          <w:tcPr>
-            <w:tcW w:type="dxa" w:w="688"/>
-            <w:tcBorders>
-              <w:top w:val="single" w:color="7F7F7F" w:sz="4"/>
-              <w:left w:val="single" w:color="7F7F7F" w:sz="4"/>
-              <w:bottom w:val="single" w:color="7F7F7F" w:sz="4"/>
-              <w:right w:val="single" w:color="7F7F7F" w:sz="4"/>
-            </w:tcBorders>
-          </w:tcPr>
-          <w:p>
-            <w:r>
-              <w:rPr>
-                <w:rFonts w:ascii="Yu Gothic" w:eastAsia="Yu Gothic" w:hAnsi="Yu Gothic"/>
-                <w:sz w:val="20"/>
-                <w:szCs w:val="20"/>
-              </w:rPr>
-              <w:t xml:space="preserve"/>
-            </w:r>
-          </w:p>
-        </w:tc>
-        <w:tc>
-          <w:tcPr>
-            <w:tcW w:type="dxa" w:w="688"/>
-            <w:tcBorders>
-              <w:top w:val="single" w:color="7F7F7F" w:sz="4"/>
-              <w:left w:val="single" w:color="7F7F7F" w:sz="4"/>
-              <w:bottom w:val="single" w:color="7F7F7F" w:sz="4"/>
-              <w:right w:val="single" w:color="7F7F7F" w:sz="4"/>
-            </w:tcBorders>
-            <w:shd w:fill="DEEAF6" w:color="auto" w:val="clear"/>
-          </w:tcPr>
-          <w:p>
-            <w:pPr>
-              <w:jc w:val="center"/>
-            </w:pPr>
-            <w:r>
-              <w:rPr>
-                <w:rFonts w:ascii="Yu Gothic" w:eastAsia="Yu Gothic" w:hAnsi="Yu Gothic"/>
-                <w:b/>
-                <w:bCs/>
-                <w:sz w:val="18"/>
-                <w:szCs w:val="18"/>
-              </w:rPr>
-              <w:t xml:space="preserve">問64</w:t>
-            </w:r>
-          </w:p>
-        </w:tc>
-        <w:tc>
-          <w:tcPr>
-            <w:tcW w:type="dxa" w:w="688"/>
-            <w:tcBorders>
-              <w:top w:val="single" w:color="7F7F7F" w:sz="4"/>
-              <w:left w:val="single" w:color="7F7F7F" w:sz="4"/>
-              <w:bottom w:val="single" w:color="7F7F7F" w:sz="4"/>
-              <w:right w:val="single" w:color="7F7F7F" w:sz="4"/>
-            </w:tcBorders>
-          </w:tcPr>
-          <w:p>
-            <w:r>
-              <w:rPr>
-                <w:rFonts w:ascii="Yu Gothic" w:eastAsia="Yu Gothic" w:hAnsi="Yu Gothic"/>
-                <w:sz w:val="20"/>
-                <w:szCs w:val="20"/>
-              </w:rPr>
-              <w:t xml:space="preserve"/>
-            </w:r>
-          </w:p>
-        </w:tc>
-        <w:tc>
-          <w:tcPr>
-            <w:tcW w:type="dxa" w:w="688"/>
-            <w:tcBorders>
-              <w:top w:val="single" w:color="7F7F7F" w:sz="4"/>
-              <w:left w:val="single" w:color="7F7F7F" w:sz="4"/>
-              <w:bottom w:val="single" w:color="7F7F7F" w:sz="4"/>
-              <w:right w:val="single" w:color="7F7F7F" w:sz="4"/>
-            </w:tcBorders>
-            <w:shd w:fill="DEEAF6" w:color="auto" w:val="clear"/>
-          </w:tcPr>
-          <w:p>
-            <w:pPr>
-              <w:jc w:val="center"/>
-            </w:pPr>
-            <w:r>
-              <w:rPr>
-                <w:rFonts w:ascii="Yu Gothic" w:eastAsia="Yu Gothic" w:hAnsi="Yu Gothic"/>
-                <w:b/>
-                <w:bCs/>
-                <w:sz w:val="18"/>
-                <w:szCs w:val="18"/>
-              </w:rPr>
-              <w:t xml:space="preserve">問65</w:t>
-            </w:r>
-          </w:p>
-        </w:tc>
-        <w:tc>
-          <w:tcPr>
-            <w:tcW w:type="dxa" w:w="688"/>
-            <w:tcBorders>
-              <w:top w:val="single" w:color="7F7F7F" w:sz="4"/>
-              <w:left w:val="single" w:color="7F7F7F" w:sz="4"/>
-              <w:bottom w:val="single" w:color="7F7F7F" w:sz="4"/>
-              <w:right w:val="single" w:color="7F7F7F" w:sz="4"/>
-            </w:tcBorders>
-          </w:tcPr>
-          <w:p>
-            <w:r>
-              <w:rPr>
-                <w:rFonts w:ascii="Yu Gothic" w:eastAsia="Yu Gothic" w:hAnsi="Yu Gothic"/>
-                <w:sz w:val="20"/>
-                <w:szCs w:val="20"/>
-              </w:rPr>
-              <w:t xml:space="preserve"/>
-            </w:r>
-          </w:p>
-        </w:tc>
-        <w:tc>
-          <w:tcPr>
-            <w:tcW w:type="dxa" w:w="688"/>
-            <w:tcBorders>
-              <w:top w:val="single" w:color="7F7F7F" w:sz="4"/>
-              <w:left w:val="single" w:color="7F7F7F" w:sz="4"/>
-              <w:bottom w:val="single" w:color="7F7F7F" w:sz="4"/>
-              <w:right w:val="single" w:color="7F7F7F" w:sz="4"/>
-            </w:tcBorders>
-            <w:shd w:fill="DEEAF6" w:color="auto" w:val="clear"/>
-          </w:tcPr>
-          <w:p>
-            <w:pPr>
-              <w:jc w:val="center"/>
-            </w:pPr>
-            <w:r>
-              <w:rPr>
-                <w:rFonts w:ascii="Yu Gothic" w:eastAsia="Yu Gothic" w:hAnsi="Yu Gothic"/>
-                <w:b/>
-                <w:bCs/>
-                <w:sz w:val="18"/>
-                <w:szCs w:val="18"/>
-              </w:rPr>
-              <w:t xml:space="preserve">問66</w:t>
-            </w:r>
-          </w:p>
-        </w:tc>
-        <w:tc>
-          <w:tcPr>
-            <w:tcW w:type="dxa" w:w="688"/>
-            <w:tcBorders>
-              <w:top w:val="single" w:color="7F7F7F" w:sz="4"/>
-              <w:left w:val="single" w:color="7F7F7F" w:sz="4"/>
-              <w:bottom w:val="single" w:color="7F7F7F" w:sz="4"/>
-              <w:right w:val="single" w:color="7F7F7F" w:sz="4"/>
-            </w:tcBorders>
-          </w:tcPr>
-          <w:p>
-            <w:r>
-              <w:rPr>
-                <w:rFonts w:ascii="Yu Gothic" w:eastAsia="Yu Gothic" w:hAnsi="Yu Gothic"/>
-                <w:sz w:val="20"/>
-                <w:szCs w:val="20"/>
-              </w:rPr>
-              <w:t xml:space="preserve"/>
-            </w:r>
-          </w:p>
-        </w:tc>
-      </w:tr>
-      <w:tr>
-        <w:trPr>
-          <w:cantSplit/>
-          <w:trHeight w:val="400" w:hRule="atLeast"/>
-        </w:trPr>
-        <w:tc>
-          <w:tcPr>
-            <w:tcW w:type="dxa" w:w="688"/>
-            <w:tcBorders>
-              <w:top w:val="single" w:color="7F7F7F" w:sz="4"/>
-              <w:left w:val="single" w:color="7F7F7F" w:sz="4"/>
-              <w:bottom w:val="single" w:color="7F7F7F" w:sz="4"/>
-              <w:right w:val="single" w:color="7F7F7F" w:sz="4"/>
-            </w:tcBorders>
-            <w:shd w:fill="DEEAF6" w:color="auto" w:val="clear"/>
-          </w:tcPr>
-          <w:p>
-            <w:pPr>
-              <w:jc w:val="center"/>
-            </w:pPr>
-            <w:r>
-              <w:rPr>
-                <w:rFonts w:ascii="Yu Gothic" w:eastAsia="Yu Gothic" w:hAnsi="Yu Gothic"/>
-                <w:b/>
-                <w:bCs/>
-                <w:sz w:val="18"/>
-                <w:szCs w:val="18"/>
-              </w:rPr>
-              <w:t xml:space="preserve">問67</w:t>
-            </w:r>
-          </w:p>
-        </w:tc>
-        <w:tc>
-          <w:tcPr>
-            <w:tcW w:type="dxa" w:w="688"/>
-            <w:tcBorders>
-              <w:top w:val="single" w:color="7F7F7F" w:sz="4"/>
-              <w:left w:val="single" w:color="7F7F7F" w:sz="4"/>
-              <w:bottom w:val="single" w:color="7F7F7F" w:sz="4"/>
-              <w:right w:val="single" w:color="7F7F7F" w:sz="4"/>
-            </w:tcBorders>
-          </w:tcPr>
-          <w:p>
-            <w:r>
-              <w:rPr>
-                <w:rFonts w:ascii="Yu Gothic" w:eastAsia="Yu Gothic" w:hAnsi="Yu Gothic"/>
-                <w:sz w:val="20"/>
-                <w:szCs w:val="20"/>
-              </w:rPr>
-              <w:t xml:space="preserve"/>
-            </w:r>
-          </w:p>
-        </w:tc>
-        <w:tc>
-          <w:tcPr>
-            <w:tcW w:type="dxa" w:w="688"/>
-            <w:tcBorders>
-              <w:top w:val="single" w:color="7F7F7F" w:sz="4"/>
-              <w:left w:val="single" w:color="7F7F7F" w:sz="4"/>
-              <w:bottom w:val="single" w:color="7F7F7F" w:sz="4"/>
-              <w:right w:val="single" w:color="7F7F7F" w:sz="4"/>
-            </w:tcBorders>
-            <w:shd w:fill="DEEAF6" w:color="auto" w:val="clear"/>
-          </w:tcPr>
-          <w:p>
-            <w:pPr>
-              <w:jc w:val="center"/>
-            </w:pPr>
-            <w:r>
-              <w:rPr>
-                <w:rFonts w:ascii="Yu Gothic" w:eastAsia="Yu Gothic" w:hAnsi="Yu Gothic"/>
-                <w:b/>
-                <w:bCs/>
-                <w:sz w:val="18"/>
-                <w:szCs w:val="18"/>
-              </w:rPr>
-              <w:t xml:space="preserve"/>
-            </w:r>
-          </w:p>
-        </w:tc>
-        <w:tc>
-          <w:tcPr>
-            <w:tcW w:type="dxa" w:w="688"/>
-            <w:tcBorders>
-              <w:top w:val="single" w:color="7F7F7F" w:sz="4"/>
-              <w:left w:val="single" w:color="7F7F7F" w:sz="4"/>
-              <w:bottom w:val="single" w:color="7F7F7F" w:sz="4"/>
-              <w:right w:val="single" w:color="7F7F7F" w:sz="4"/>
-            </w:tcBorders>
-          </w:tcPr>
-          <w:p>
-            <w:r>
-              <w:rPr>
-                <w:rFonts w:ascii="Yu Gothic" w:eastAsia="Yu Gothic" w:hAnsi="Yu Gothic"/>
-                <w:sz w:val="20"/>
-                <w:szCs w:val="20"/>
-              </w:rPr>
-              <w:t xml:space="preserve"/>
-            </w:r>
-          </w:p>
-        </w:tc>
-        <w:tc>
-          <w:tcPr>
-            <w:tcW w:type="dxa" w:w="688"/>
-            <w:tcBorders>
-              <w:top w:val="single" w:color="7F7F7F" w:sz="4"/>
-              <w:left w:val="single" w:color="7F7F7F" w:sz="4"/>
-              <w:bottom w:val="single" w:color="7F7F7F" w:sz="4"/>
-              <w:right w:val="single" w:color="7F7F7F" w:sz="4"/>
-            </w:tcBorders>
-            <w:shd w:fill="DEEAF6" w:color="auto" w:val="clear"/>
-          </w:tcPr>
-          <w:p>
-            <w:pPr>
-              <w:jc w:val="center"/>
-            </w:pPr>
-            <w:r>
-              <w:rPr>
-                <w:rFonts w:ascii="Yu Gothic" w:eastAsia="Yu Gothic" w:hAnsi="Yu Gothic"/>
-                <w:b/>
-                <w:bCs/>
-                <w:sz w:val="18"/>
-                <w:szCs w:val="18"/>
-              </w:rPr>
-              <w:t xml:space="preserve"/>
-            </w:r>
-          </w:p>
-        </w:tc>
-        <w:tc>
-          <w:tcPr>
-            <w:tcW w:type="dxa" w:w="688"/>
-            <w:tcBorders>
-              <w:top w:val="single" w:color="7F7F7F" w:sz="4"/>
-              <w:left w:val="single" w:color="7F7F7F" w:sz="4"/>
-              <w:bottom w:val="single" w:color="7F7F7F" w:sz="4"/>
-              <w:right w:val="single" w:color="7F7F7F" w:sz="4"/>
-            </w:tcBorders>
-          </w:tcPr>
-          <w:p>
-            <w:r>
-              <w:rPr>
-                <w:rFonts w:ascii="Yu Gothic" w:eastAsia="Yu Gothic" w:hAnsi="Yu Gothic"/>
-                <w:sz w:val="20"/>
-                <w:szCs w:val="20"/>
-              </w:rPr>
-              <w:t xml:space="preserve"/>
-            </w:r>
-          </w:p>
-        </w:tc>
-        <w:tc>
-          <w:tcPr>
-            <w:tcW w:type="dxa" w:w="688"/>
-            <w:tcBorders>
-              <w:top w:val="single" w:color="7F7F7F" w:sz="4"/>
-              <w:left w:val="single" w:color="7F7F7F" w:sz="4"/>
-              <w:bottom w:val="single" w:color="7F7F7F" w:sz="4"/>
-              <w:right w:val="single" w:color="7F7F7F" w:sz="4"/>
-            </w:tcBorders>
-            <w:shd w:fill="DEEAF6" w:color="auto" w:val="clear"/>
-          </w:tcPr>
-          <w:p>
-            <w:pPr>
-              <w:jc w:val="center"/>
-            </w:pPr>
-            <w:r>
-              <w:rPr>
-                <w:rFonts w:ascii="Yu Gothic" w:eastAsia="Yu Gothic" w:hAnsi="Yu Gothic"/>
-                <w:b/>
-                <w:bCs/>
-                <w:sz w:val="18"/>
-                <w:szCs w:val="18"/>
-              </w:rPr>
-              <w:t xml:space="preserve"/>
-            </w:r>
-          </w:p>
-        </w:tc>
-        <w:tc>
-          <w:tcPr>
-            <w:tcW w:type="dxa" w:w="688"/>
-            <w:tcBorders>
-              <w:top w:val="single" w:color="7F7F7F" w:sz="4"/>
-              <w:left w:val="single" w:color="7F7F7F" w:sz="4"/>
-              <w:bottom w:val="single" w:color="7F7F7F" w:sz="4"/>
-              <w:right w:val="single" w:color="7F7F7F" w:sz="4"/>
-            </w:tcBorders>
-          </w:tcPr>
-          <w:p>
-            <w:r>
-              <w:rPr>
-                <w:rFonts w:ascii="Yu Gothic" w:eastAsia="Yu Gothic" w:hAnsi="Yu Gothic"/>
-                <w:sz w:val="20"/>
-                <w:szCs w:val="20"/>
-              </w:rPr>
-              <w:t xml:space="preserve"/>
-            </w:r>
-          </w:p>
-        </w:tc>
-        <w:tc>
-          <w:tcPr>
-            <w:tcW w:type="dxa" w:w="688"/>
-            <w:tcBorders>
-              <w:top w:val="single" w:color="7F7F7F" w:sz="4"/>
-              <w:left w:val="single" w:color="7F7F7F" w:sz="4"/>
-              <w:bottom w:val="single" w:color="7F7F7F" w:sz="4"/>
-              <w:right w:val="single" w:color="7F7F7F" w:sz="4"/>
-            </w:tcBorders>
-            <w:shd w:fill="DEEAF6" w:color="auto" w:val="clear"/>
-          </w:tcPr>
-          <w:p>
-            <w:pPr>
-              <w:jc w:val="center"/>
-            </w:pPr>
-            <w:r>
-              <w:rPr>
-                <w:rFonts w:ascii="Yu Gothic" w:eastAsia="Yu Gothic" w:hAnsi="Yu Gothic"/>
-                <w:b/>
-                <w:bCs/>
-                <w:sz w:val="18"/>
-                <w:szCs w:val="18"/>
-              </w:rPr>
-              <w:t xml:space="preserve"/>
-            </w:r>
-          </w:p>
-        </w:tc>
-        <w:tc>
-          <w:tcPr>
-            <w:tcW w:type="dxa" w:w="688"/>
-            <w:tcBorders>
-              <w:top w:val="single" w:color="7F7F7F" w:sz="4"/>
-              <w:left w:val="single" w:color="7F7F7F" w:sz="4"/>
-              <w:bottom w:val="single" w:color="7F7F7F" w:sz="4"/>
-              <w:right w:val="single" w:color="7F7F7F" w:sz="4"/>
-            </w:tcBorders>
-          </w:tcPr>
-          <w:p>
-            <w:r>
-              <w:rPr>
-                <w:rFonts w:ascii="Yu Gothic" w:eastAsia="Yu Gothic" w:hAnsi="Yu Gothic"/>
-                <w:sz w:val="20"/>
-                <w:szCs w:val="20"/>
-              </w:rPr>
-              <w:t xml:space="preserve"/>
-            </w:r>
-          </w:p>
-        </w:tc>
-        <w:tc>
-          <w:tcPr>
-            <w:tcW w:type="dxa" w:w="688"/>
-            <w:tcBorders>
-              <w:top w:val="single" w:color="7F7F7F" w:sz="4"/>
-              <w:left w:val="single" w:color="7F7F7F" w:sz="4"/>
-              <w:bottom w:val="single" w:color="7F7F7F" w:sz="4"/>
-              <w:right w:val="single" w:color="7F7F7F" w:sz="4"/>
-            </w:tcBorders>
-            <w:shd w:fill="DEEAF6" w:color="auto" w:val="clear"/>
-          </w:tcPr>
-          <w:p>
-            <w:pPr>
-              <w:jc w:val="center"/>
-            </w:pPr>
-            <w:r>
-              <w:rPr>
-                <w:rFonts w:ascii="Yu Gothic" w:eastAsia="Yu Gothic" w:hAnsi="Yu Gothic"/>
-                <w:b/>
-                <w:bCs/>
-                <w:sz w:val="18"/>
-                <w:szCs w:val="18"/>
-              </w:rPr>
-              <w:t xml:space="preserve"/>
-            </w:r>
-          </w:p>
-        </w:tc>
-        <w:tc>
-          <w:tcPr>
-            <w:tcW w:type="dxa" w:w="688"/>
-            <w:tcBorders>
-              <w:top w:val="single" w:color="7F7F7F" w:sz="4"/>
-              <w:left w:val="single" w:color="7F7F7F" w:sz="4"/>
-              <w:bottom w:val="single" w:color="7F7F7F" w:sz="4"/>
-              <w:right w:val="single" w:color="7F7F7F" w:sz="4"/>
-            </w:tcBorders>
-          </w:tcPr>
-          <w:p>
-            <w:r>
-              <w:rPr>
-                <w:rFonts w:ascii="Yu Gothic" w:eastAsia="Yu Gothic" w:hAnsi="Yu Gothic"/>
-                <w:sz w:val="20"/>
-                <w:szCs w:val="20"/>
-              </w:rPr>
-              <w:t xml:space="preserve"/>
-            </w:r>
-          </w:p>
-        </w:tc>
-        <w:tc>
-          <w:tcPr>
-            <w:tcW w:type="dxa" w:w="688"/>
-            <w:tcBorders>
-              <w:top w:val="single" w:color="7F7F7F" w:sz="4"/>
-              <w:left w:val="single" w:color="7F7F7F" w:sz="4"/>
-              <w:bottom w:val="single" w:color="7F7F7F" w:sz="4"/>
-              <w:right w:val="single" w:color="7F7F7F" w:sz="4"/>
-            </w:tcBorders>
-            <w:shd w:fill="DEEAF6" w:color="auto" w:val="clear"/>
-          </w:tcPr>
-          <w:p>
-            <w:pPr>
-              <w:jc w:val="center"/>
-            </w:pPr>
-            <w:r>
-              <w:rPr>
-                <w:rFonts w:ascii="Yu Gothic" w:eastAsia="Yu Gothic" w:hAnsi="Yu Gothic"/>
-                <w:b/>
-                <w:bCs/>
-                <w:sz w:val="18"/>
-                <w:szCs w:val="18"/>
-              </w:rPr>
               <w:t xml:space="preserve"/>
             </w:r>
           </w:p>
@@ -17931,7 +17069,7 @@
           <w:sz w:val="20"/>
           <w:szCs w:val="20"/>
         </w:rPr>
-        <w:t xml:space="preserve">演習8　問68〜問82</w:t>
+        <w:t xml:space="preserve">演習8　問53〜問67</w:t>
       </w:r>
       <w:r>
         <w:rPr>
@@ -17998,7 +17136,7 @@
                 <w:sz w:val="18"/>
                 <w:szCs w:val="18"/>
               </w:rPr>
-              <w:t xml:space="preserve">問68</w:t>
+              <w:t xml:space="preserve">問53</w:t>
             </w:r>
           </w:p>
         </w:tc>
@@ -18046,7 +17184,7 @@
                 <w:sz w:val="18"/>
                 <w:szCs w:val="18"/>
               </w:rPr>
-              <w:t xml:space="preserve">問69</w:t>
+              <w:t xml:space="preserve">問54</w:t>
             </w:r>
           </w:p>
         </w:tc>
@@ -18094,7 +17232,7 @@
                 <w:sz w:val="18"/>
                 <w:szCs w:val="18"/>
               </w:rPr>
-              <w:t xml:space="preserve">問70</w:t>
+              <w:t xml:space="preserve">問55</w:t>
             </w:r>
           </w:p>
         </w:tc>
@@ -18142,7 +17280,7 @@
                 <w:sz w:val="18"/>
                 <w:szCs w:val="18"/>
               </w:rPr>
-              <w:t xml:space="preserve">問71</w:t>
+              <w:t xml:space="preserve">問56</w:t>
             </w:r>
           </w:p>
         </w:tc>
@@ -18190,7 +17328,7 @@
                 <w:sz w:val="18"/>
                 <w:szCs w:val="18"/>
               </w:rPr>
-              <w:t xml:space="preserve">問72</w:t>
+              <w:t xml:space="preserve">問57</w:t>
             </w:r>
           </w:p>
         </w:tc>
@@ -18238,7 +17376,7 @@
                 <w:sz w:val="18"/>
                 <w:szCs w:val="18"/>
               </w:rPr>
-              <w:t xml:space="preserve">問73</w:t>
+              <w:t xml:space="preserve">問58</w:t>
             </w:r>
           </w:p>
         </w:tc>
@@ -18286,7 +17424,7 @@
                 <w:sz w:val="18"/>
                 <w:szCs w:val="18"/>
               </w:rPr>
-              <w:t xml:space="preserve">問74</w:t>
+              <w:t xml:space="preserve">問59</w:t>
             </w:r>
           </w:p>
         </w:tc>
@@ -18340,7 +17478,7 @@
                 <w:sz w:val="18"/>
                 <w:szCs w:val="18"/>
               </w:rPr>
-              <w:t xml:space="preserve">問75</w:t>
+              <w:t xml:space="preserve">問60</w:t>
             </w:r>
           </w:p>
         </w:tc>
@@ -18388,7 +17526,7 @@
                 <w:sz w:val="18"/>
                 <w:szCs w:val="18"/>
               </w:rPr>
-              <w:t xml:space="preserve">問76</w:t>
+              <w:t xml:space="preserve">問61</w:t>
             </w:r>
           </w:p>
         </w:tc>
@@ -18436,7 +17574,7 @@
                 <w:sz w:val="18"/>
                 <w:szCs w:val="18"/>
               </w:rPr>
-              <w:t xml:space="preserve">問77</w:t>
+              <w:t xml:space="preserve">問62</w:t>
             </w:r>
           </w:p>
         </w:tc>
@@ -18484,7 +17622,7 @@
                 <w:sz w:val="18"/>
                 <w:szCs w:val="18"/>
               </w:rPr>
-              <w:t xml:space="preserve">問78</w:t>
+              <w:t xml:space="preserve">問63</w:t>
             </w:r>
           </w:p>
         </w:tc>
@@ -18532,7 +17670,7 @@
                 <w:sz w:val="18"/>
                 <w:szCs w:val="18"/>
               </w:rPr>
-              <w:t xml:space="preserve">問79</w:t>
+              <w:t xml:space="preserve">問64</w:t>
             </w:r>
           </w:p>
         </w:tc>
@@ -18580,7 +17718,7 @@
                 <w:sz w:val="18"/>
                 <w:szCs w:val="18"/>
               </w:rPr>
-              <w:t xml:space="preserve">問80</w:t>
+              <w:t xml:space="preserve">問65</w:t>
             </w:r>
           </w:p>
         </w:tc>
@@ -18628,7 +17766,7 @@
                 <w:sz w:val="18"/>
                 <w:szCs w:val="18"/>
               </w:rPr>
-              <w:t xml:space="preserve">問81</w:t>
+              <w:t xml:space="preserve">問66</w:t>
             </w:r>
           </w:p>
         </w:tc>
@@ -18682,7 +17820,7 @@
                 <w:sz w:val="18"/>
                 <w:szCs w:val="18"/>
               </w:rPr>
-              <w:t xml:space="preserve">問82</w:t>
+              <w:t xml:space="preserve">問67</w:t>
             </w:r>
           </w:p>
         </w:tc>
@@ -19011,7 +18149,1087 @@
           <w:sz w:val="20"/>
           <w:szCs w:val="20"/>
         </w:rPr>
-        <w:t xml:space="preserve">演習9　問83〜問86</w:t>
+        <w:t xml:space="preserve">演習9　問68〜問82</w:t>
+      </w:r>
+      <w:r>
+        <w:rPr>
+          <w:rFonts w:ascii="Yu Gothic" w:eastAsia="Yu Gothic" w:hAnsi="Yu Gothic"/>
+          <w:sz w:val="18"/>
+          <w:szCs w:val="18"/>
+        </w:rPr>
+        <w:t xml:space="preserve">　　正解数：　　／15</w:t>
+      </w:r>
+    </w:p>
+    <w:tbl>
+      <w:tblPr>
+        <w:tblW w:type="dxa" w:w="9632"/>
+        <w:tblBorders>
+          <w:top w:val="single" w:color="auto" w:sz="4"/>
+          <w:left w:val="single" w:color="auto" w:sz="4"/>
+          <w:bottom w:val="single" w:color="auto" w:sz="4"/>
+          <w:right w:val="single" w:color="auto" w:sz="4"/>
+          <w:insideH w:val="single" w:color="auto" w:sz="4"/>
+          <w:insideV w:val="single" w:color="auto" w:sz="4"/>
+        </w:tblBorders>
+      </w:tblPr>
+      <w:tblGrid>
+        <w:gridCol w:w="688"/>
+        <w:gridCol w:w="688"/>
+        <w:gridCol w:w="688"/>
+        <w:gridCol w:w="688"/>
+        <w:gridCol w:w="688"/>
+        <w:gridCol w:w="688"/>
+        <w:gridCol w:w="688"/>
+        <w:gridCol w:w="688"/>
+        <w:gridCol w:w="688"/>
+        <w:gridCol w:w="688"/>
+        <w:gridCol w:w="688"/>
+        <w:gridCol w:w="688"/>
+        <w:gridCol w:w="688"/>
+        <w:gridCol w:w="688"/>
+      </w:tblGrid>
+      <w:tr>
+        <w:trPr>
+          <w:cantSplit/>
+          <w:trHeight w:val="400" w:hRule="atLeast"/>
+        </w:trPr>
+        <w:tc>
+          <w:tcPr>
+            <w:tcW w:type="dxa" w:w="688"/>
+            <w:tcBorders>
+              <w:top w:val="single" w:color="7F7F7F" w:sz="4"/>
+              <w:left w:val="single" w:color="7F7F7F" w:sz="4"/>
+              <w:bottom w:val="single" w:color="7F7F7F" w:sz="4"/>
+              <w:right w:val="single" w:color="7F7F7F" w:sz="4"/>
+            </w:tcBorders>
+            <w:shd w:fill="DEEAF6" w:color="auto" w:val="clear"/>
+          </w:tcPr>
+          <w:p>
+            <w:pPr>
+              <w:jc w:val="center"/>
+            </w:pPr>
+            <w:r>
+              <w:rPr>
+                <w:rFonts w:ascii="Yu Gothic" w:eastAsia="Yu Gothic" w:hAnsi="Yu Gothic"/>
+                <w:b/>
+                <w:bCs/>
+                <w:sz w:val="18"/>
+                <w:szCs w:val="18"/>
+              </w:rPr>
+              <w:t xml:space="preserve">問68</w:t>
+            </w:r>
+          </w:p>
+        </w:tc>
+        <w:tc>
+          <w:tcPr>
+            <w:tcW w:type="dxa" w:w="688"/>
+            <w:tcBorders>
+              <w:top w:val="single" w:color="7F7F7F" w:sz="4"/>
+              <w:left w:val="single" w:color="7F7F7F" w:sz="4"/>
+              <w:bottom w:val="single" w:color="7F7F7F" w:sz="4"/>
+              <w:right w:val="single" w:color="7F7F7F" w:sz="4"/>
+            </w:tcBorders>
+          </w:tcPr>
+          <w:p>
+            <w:r>
+              <w:rPr>
+                <w:rFonts w:ascii="Yu Gothic" w:eastAsia="Yu Gothic" w:hAnsi="Yu Gothic"/>
+                <w:sz w:val="20"/>
+                <w:szCs w:val="20"/>
+              </w:rPr>
+              <w:t xml:space="preserve"/>
+            </w:r>
+          </w:p>
+        </w:tc>
+        <w:tc>
+          <w:tcPr>
+            <w:tcW w:type="dxa" w:w="688"/>
+            <w:tcBorders>
+              <w:top w:val="single" w:color="7F7F7F" w:sz="4"/>
+              <w:left w:val="single" w:color="7F7F7F" w:sz="4"/>
+              <w:bottom w:val="single" w:color="7F7F7F" w:sz="4"/>
+              <w:right w:val="single" w:color="7F7F7F" w:sz="4"/>
+            </w:tcBorders>
+            <w:shd w:fill="DEEAF6" w:color="auto" w:val="clear"/>
+          </w:tcPr>
+          <w:p>
+            <w:pPr>
+              <w:jc w:val="center"/>
+            </w:pPr>
+            <w:r>
+              <w:rPr>
+                <w:rFonts w:ascii="Yu Gothic" w:eastAsia="Yu Gothic" w:hAnsi="Yu Gothic"/>
+                <w:b/>
+                <w:bCs/>
+                <w:sz w:val="18"/>
+                <w:szCs w:val="18"/>
+              </w:rPr>
+              <w:t xml:space="preserve">問69</w:t>
+            </w:r>
+          </w:p>
+        </w:tc>
+        <w:tc>
+          <w:tcPr>
+            <w:tcW w:type="dxa" w:w="688"/>
+            <w:tcBorders>
+              <w:top w:val="single" w:color="7F7F7F" w:sz="4"/>
+              <w:left w:val="single" w:color="7F7F7F" w:sz="4"/>
+              <w:bottom w:val="single" w:color="7F7F7F" w:sz="4"/>
+              <w:right w:val="single" w:color="7F7F7F" w:sz="4"/>
+            </w:tcBorders>
+          </w:tcPr>
+          <w:p>
+            <w:r>
+              <w:rPr>
+                <w:rFonts w:ascii="Yu Gothic" w:eastAsia="Yu Gothic" w:hAnsi="Yu Gothic"/>
+                <w:sz w:val="20"/>
+                <w:szCs w:val="20"/>
+              </w:rPr>
+              <w:t xml:space="preserve"/>
+            </w:r>
+          </w:p>
+        </w:tc>
+        <w:tc>
+          <w:tcPr>
+            <w:tcW w:type="dxa" w:w="688"/>
+            <w:tcBorders>
+              <w:top w:val="single" w:color="7F7F7F" w:sz="4"/>
+              <w:left w:val="single" w:color="7F7F7F" w:sz="4"/>
+              <w:bottom w:val="single" w:color="7F7F7F" w:sz="4"/>
+              <w:right w:val="single" w:color="7F7F7F" w:sz="4"/>
+            </w:tcBorders>
+            <w:shd w:fill="DEEAF6" w:color="auto" w:val="clear"/>
+          </w:tcPr>
+          <w:p>
+            <w:pPr>
+              <w:jc w:val="center"/>
+            </w:pPr>
+            <w:r>
+              <w:rPr>
+                <w:rFonts w:ascii="Yu Gothic" w:eastAsia="Yu Gothic" w:hAnsi="Yu Gothic"/>
+                <w:b/>
+                <w:bCs/>
+                <w:sz w:val="18"/>
+                <w:szCs w:val="18"/>
+              </w:rPr>
+              <w:t xml:space="preserve">問70</w:t>
+            </w:r>
+          </w:p>
+        </w:tc>
+        <w:tc>
+          <w:tcPr>
+            <w:tcW w:type="dxa" w:w="688"/>
+            <w:tcBorders>
+              <w:top w:val="single" w:color="7F7F7F" w:sz="4"/>
+              <w:left w:val="single" w:color="7F7F7F" w:sz="4"/>
+              <w:bottom w:val="single" w:color="7F7F7F" w:sz="4"/>
+              <w:right w:val="single" w:color="7F7F7F" w:sz="4"/>
+            </w:tcBorders>
+          </w:tcPr>
+          <w:p>
+            <w:r>
+              <w:rPr>
+                <w:rFonts w:ascii="Yu Gothic" w:eastAsia="Yu Gothic" w:hAnsi="Yu Gothic"/>
+                <w:sz w:val="20"/>
+                <w:szCs w:val="20"/>
+              </w:rPr>
+              <w:t xml:space="preserve"/>
+            </w:r>
+          </w:p>
+        </w:tc>
+        <w:tc>
+          <w:tcPr>
+            <w:tcW w:type="dxa" w:w="688"/>
+            <w:tcBorders>
+              <w:top w:val="single" w:color="7F7F7F" w:sz="4"/>
+              <w:left w:val="single" w:color="7F7F7F" w:sz="4"/>
+              <w:bottom w:val="single" w:color="7F7F7F" w:sz="4"/>
+              <w:right w:val="single" w:color="7F7F7F" w:sz="4"/>
+            </w:tcBorders>
+            <w:shd w:fill="DEEAF6" w:color="auto" w:val="clear"/>
+          </w:tcPr>
+          <w:p>
+            <w:pPr>
+              <w:jc w:val="center"/>
+            </w:pPr>
+            <w:r>
+              <w:rPr>
+                <w:rFonts w:ascii="Yu Gothic" w:eastAsia="Yu Gothic" w:hAnsi="Yu Gothic"/>
+                <w:b/>
+                <w:bCs/>
+                <w:sz w:val="18"/>
+                <w:szCs w:val="18"/>
+              </w:rPr>
+              <w:t xml:space="preserve">問71</w:t>
+            </w:r>
+          </w:p>
+        </w:tc>
+        <w:tc>
+          <w:tcPr>
+            <w:tcW w:type="dxa" w:w="688"/>
+            <w:tcBorders>
+              <w:top w:val="single" w:color="7F7F7F" w:sz="4"/>
+              <w:left w:val="single" w:color="7F7F7F" w:sz="4"/>
+              <w:bottom w:val="single" w:color="7F7F7F" w:sz="4"/>
+              <w:right w:val="single" w:color="7F7F7F" w:sz="4"/>
+            </w:tcBorders>
+          </w:tcPr>
+          <w:p>
+            <w:r>
+              <w:rPr>
+                <w:rFonts w:ascii="Yu Gothic" w:eastAsia="Yu Gothic" w:hAnsi="Yu Gothic"/>
+                <w:sz w:val="20"/>
+                <w:szCs w:val="20"/>
+              </w:rPr>
+              <w:t xml:space="preserve"/>
+            </w:r>
+          </w:p>
+        </w:tc>
+        <w:tc>
+          <w:tcPr>
+            <w:tcW w:type="dxa" w:w="688"/>
+            <w:tcBorders>
+              <w:top w:val="single" w:color="7F7F7F" w:sz="4"/>
+              <w:left w:val="single" w:color="7F7F7F" w:sz="4"/>
+              <w:bottom w:val="single" w:color="7F7F7F" w:sz="4"/>
+              <w:right w:val="single" w:color="7F7F7F" w:sz="4"/>
+            </w:tcBorders>
+            <w:shd w:fill="DEEAF6" w:color="auto" w:val="clear"/>
+          </w:tcPr>
+          <w:p>
+            <w:pPr>
+              <w:jc w:val="center"/>
+            </w:pPr>
+            <w:r>
+              <w:rPr>
+                <w:rFonts w:ascii="Yu Gothic" w:eastAsia="Yu Gothic" w:hAnsi="Yu Gothic"/>
+                <w:b/>
+                <w:bCs/>
+                <w:sz w:val="18"/>
+                <w:szCs w:val="18"/>
+              </w:rPr>
+              <w:t xml:space="preserve">問72</w:t>
+            </w:r>
+          </w:p>
+        </w:tc>
+        <w:tc>
+          <w:tcPr>
+            <w:tcW w:type="dxa" w:w="688"/>
+            <w:tcBorders>
+              <w:top w:val="single" w:color="7F7F7F" w:sz="4"/>
+              <w:left w:val="single" w:color="7F7F7F" w:sz="4"/>
+              <w:bottom w:val="single" w:color="7F7F7F" w:sz="4"/>
+              <w:right w:val="single" w:color="7F7F7F" w:sz="4"/>
+            </w:tcBorders>
+          </w:tcPr>
+          <w:p>
+            <w:r>
+              <w:rPr>
+                <w:rFonts w:ascii="Yu Gothic" w:eastAsia="Yu Gothic" w:hAnsi="Yu Gothic"/>
+                <w:sz w:val="20"/>
+                <w:szCs w:val="20"/>
+              </w:rPr>
+              <w:t xml:space="preserve"/>
+            </w:r>
+          </w:p>
+        </w:tc>
+        <w:tc>
+          <w:tcPr>
+            <w:tcW w:type="dxa" w:w="688"/>
+            <w:tcBorders>
+              <w:top w:val="single" w:color="7F7F7F" w:sz="4"/>
+              <w:left w:val="single" w:color="7F7F7F" w:sz="4"/>
+              <w:bottom w:val="single" w:color="7F7F7F" w:sz="4"/>
+              <w:right w:val="single" w:color="7F7F7F" w:sz="4"/>
+            </w:tcBorders>
+            <w:shd w:fill="DEEAF6" w:color="auto" w:val="clear"/>
+          </w:tcPr>
+          <w:p>
+            <w:pPr>
+              <w:jc w:val="center"/>
+            </w:pPr>
+            <w:r>
+              <w:rPr>
+                <w:rFonts w:ascii="Yu Gothic" w:eastAsia="Yu Gothic" w:hAnsi="Yu Gothic"/>
+                <w:b/>
+                <w:bCs/>
+                <w:sz w:val="18"/>
+                <w:szCs w:val="18"/>
+              </w:rPr>
+              <w:t xml:space="preserve">問73</w:t>
+            </w:r>
+          </w:p>
+        </w:tc>
+        <w:tc>
+          <w:tcPr>
+            <w:tcW w:type="dxa" w:w="688"/>
+            <w:tcBorders>
+              <w:top w:val="single" w:color="7F7F7F" w:sz="4"/>
+              <w:left w:val="single" w:color="7F7F7F" w:sz="4"/>
+              <w:bottom w:val="single" w:color="7F7F7F" w:sz="4"/>
+              <w:right w:val="single" w:color="7F7F7F" w:sz="4"/>
+            </w:tcBorders>
+          </w:tcPr>
+          <w:p>
+            <w:r>
+              <w:rPr>
+                <w:rFonts w:ascii="Yu Gothic" w:eastAsia="Yu Gothic" w:hAnsi="Yu Gothic"/>
+                <w:sz w:val="20"/>
+                <w:szCs w:val="20"/>
+              </w:rPr>
+              <w:t xml:space="preserve"/>
+            </w:r>
+          </w:p>
+        </w:tc>
+        <w:tc>
+          <w:tcPr>
+            <w:tcW w:type="dxa" w:w="688"/>
+            <w:tcBorders>
+              <w:top w:val="single" w:color="7F7F7F" w:sz="4"/>
+              <w:left w:val="single" w:color="7F7F7F" w:sz="4"/>
+              <w:bottom w:val="single" w:color="7F7F7F" w:sz="4"/>
+              <w:right w:val="single" w:color="7F7F7F" w:sz="4"/>
+            </w:tcBorders>
+            <w:shd w:fill="DEEAF6" w:color="auto" w:val="clear"/>
+          </w:tcPr>
+          <w:p>
+            <w:pPr>
+              <w:jc w:val="center"/>
+            </w:pPr>
+            <w:r>
+              <w:rPr>
+                <w:rFonts w:ascii="Yu Gothic" w:eastAsia="Yu Gothic" w:hAnsi="Yu Gothic"/>
+                <w:b/>
+                <w:bCs/>
+                <w:sz w:val="18"/>
+                <w:szCs w:val="18"/>
+              </w:rPr>
+              <w:t xml:space="preserve">問74</w:t>
+            </w:r>
+          </w:p>
+        </w:tc>
+        <w:tc>
+          <w:tcPr>
+            <w:tcW w:type="dxa" w:w="688"/>
+            <w:tcBorders>
+              <w:top w:val="single" w:color="7F7F7F" w:sz="4"/>
+              <w:left w:val="single" w:color="7F7F7F" w:sz="4"/>
+              <w:bottom w:val="single" w:color="7F7F7F" w:sz="4"/>
+              <w:right w:val="single" w:color="7F7F7F" w:sz="4"/>
+            </w:tcBorders>
+          </w:tcPr>
+          <w:p>
+            <w:r>
+              <w:rPr>
+                <w:rFonts w:ascii="Yu Gothic" w:eastAsia="Yu Gothic" w:hAnsi="Yu Gothic"/>
+                <w:sz w:val="20"/>
+                <w:szCs w:val="20"/>
+              </w:rPr>
+              <w:t xml:space="preserve"/>
+            </w:r>
+          </w:p>
+        </w:tc>
+      </w:tr>
+      <w:tr>
+        <w:trPr>
+          <w:cantSplit/>
+          <w:trHeight w:val="400" w:hRule="atLeast"/>
+        </w:trPr>
+        <w:tc>
+          <w:tcPr>
+            <w:tcW w:type="dxa" w:w="688"/>
+            <w:tcBorders>
+              <w:top w:val="single" w:color="7F7F7F" w:sz="4"/>
+              <w:left w:val="single" w:color="7F7F7F" w:sz="4"/>
+              <w:bottom w:val="single" w:color="7F7F7F" w:sz="4"/>
+              <w:right w:val="single" w:color="7F7F7F" w:sz="4"/>
+            </w:tcBorders>
+            <w:shd w:fill="DEEAF6" w:color="auto" w:val="clear"/>
+          </w:tcPr>
+          <w:p>
+            <w:pPr>
+              <w:jc w:val="center"/>
+            </w:pPr>
+            <w:r>
+              <w:rPr>
+                <w:rFonts w:ascii="Yu Gothic" w:eastAsia="Yu Gothic" w:hAnsi="Yu Gothic"/>
+                <w:b/>
+                <w:bCs/>
+                <w:sz w:val="18"/>
+                <w:szCs w:val="18"/>
+              </w:rPr>
+              <w:t xml:space="preserve">問75</w:t>
+            </w:r>
+          </w:p>
+        </w:tc>
+        <w:tc>
+          <w:tcPr>
+            <w:tcW w:type="dxa" w:w="688"/>
+            <w:tcBorders>
+              <w:top w:val="single" w:color="7F7F7F" w:sz="4"/>
+              <w:left w:val="single" w:color="7F7F7F" w:sz="4"/>
+              <w:bottom w:val="single" w:color="7F7F7F" w:sz="4"/>
+              <w:right w:val="single" w:color="7F7F7F" w:sz="4"/>
+            </w:tcBorders>
+          </w:tcPr>
+          <w:p>
+            <w:r>
+              <w:rPr>
+                <w:rFonts w:ascii="Yu Gothic" w:eastAsia="Yu Gothic" w:hAnsi="Yu Gothic"/>
+                <w:sz w:val="20"/>
+                <w:szCs w:val="20"/>
+              </w:rPr>
+              <w:t xml:space="preserve"/>
+            </w:r>
+          </w:p>
+        </w:tc>
+        <w:tc>
+          <w:tcPr>
+            <w:tcW w:type="dxa" w:w="688"/>
+            <w:tcBorders>
+              <w:top w:val="single" w:color="7F7F7F" w:sz="4"/>
+              <w:left w:val="single" w:color="7F7F7F" w:sz="4"/>
+              <w:bottom w:val="single" w:color="7F7F7F" w:sz="4"/>
+              <w:right w:val="single" w:color="7F7F7F" w:sz="4"/>
+            </w:tcBorders>
+            <w:shd w:fill="DEEAF6" w:color="auto" w:val="clear"/>
+          </w:tcPr>
+          <w:p>
+            <w:pPr>
+              <w:jc w:val="center"/>
+            </w:pPr>
+            <w:r>
+              <w:rPr>
+                <w:rFonts w:ascii="Yu Gothic" w:eastAsia="Yu Gothic" w:hAnsi="Yu Gothic"/>
+                <w:b/>
+                <w:bCs/>
+                <w:sz w:val="18"/>
+                <w:szCs w:val="18"/>
+              </w:rPr>
+              <w:t xml:space="preserve">問76</w:t>
+            </w:r>
+          </w:p>
+        </w:tc>
+        <w:tc>
+          <w:tcPr>
+            <w:tcW w:type="dxa" w:w="688"/>
+            <w:tcBorders>
+              <w:top w:val="single" w:color="7F7F7F" w:sz="4"/>
+              <w:left w:val="single" w:color="7F7F7F" w:sz="4"/>
+              <w:bottom w:val="single" w:color="7F7F7F" w:sz="4"/>
+              <w:right w:val="single" w:color="7F7F7F" w:sz="4"/>
+            </w:tcBorders>
+          </w:tcPr>
+          <w:p>
+            <w:r>
+              <w:rPr>
+                <w:rFonts w:ascii="Yu Gothic" w:eastAsia="Yu Gothic" w:hAnsi="Yu Gothic"/>
+                <w:sz w:val="20"/>
+                <w:szCs w:val="20"/>
+              </w:rPr>
+              <w:t xml:space="preserve"/>
+            </w:r>
+          </w:p>
+        </w:tc>
+        <w:tc>
+          <w:tcPr>
+            <w:tcW w:type="dxa" w:w="688"/>
+            <w:tcBorders>
+              <w:top w:val="single" w:color="7F7F7F" w:sz="4"/>
+              <w:left w:val="single" w:color="7F7F7F" w:sz="4"/>
+              <w:bottom w:val="single" w:color="7F7F7F" w:sz="4"/>
+              <w:right w:val="single" w:color="7F7F7F" w:sz="4"/>
+            </w:tcBorders>
+            <w:shd w:fill="DEEAF6" w:color="auto" w:val="clear"/>
+          </w:tcPr>
+          <w:p>
+            <w:pPr>
+              <w:jc w:val="center"/>
+            </w:pPr>
+            <w:r>
+              <w:rPr>
+                <w:rFonts w:ascii="Yu Gothic" w:eastAsia="Yu Gothic" w:hAnsi="Yu Gothic"/>
+                <w:b/>
+                <w:bCs/>
+                <w:sz w:val="18"/>
+                <w:szCs w:val="18"/>
+              </w:rPr>
+              <w:t xml:space="preserve">問77</w:t>
+            </w:r>
+          </w:p>
+        </w:tc>
+        <w:tc>
+          <w:tcPr>
+            <w:tcW w:type="dxa" w:w="688"/>
+            <w:tcBorders>
+              <w:top w:val="single" w:color="7F7F7F" w:sz="4"/>
+              <w:left w:val="single" w:color="7F7F7F" w:sz="4"/>
+              <w:bottom w:val="single" w:color="7F7F7F" w:sz="4"/>
+              <w:right w:val="single" w:color="7F7F7F" w:sz="4"/>
+            </w:tcBorders>
+          </w:tcPr>
+          <w:p>
+            <w:r>
+              <w:rPr>
+                <w:rFonts w:ascii="Yu Gothic" w:eastAsia="Yu Gothic" w:hAnsi="Yu Gothic"/>
+                <w:sz w:val="20"/>
+                <w:szCs w:val="20"/>
+              </w:rPr>
+              <w:t xml:space="preserve"/>
+            </w:r>
+          </w:p>
+        </w:tc>
+        <w:tc>
+          <w:tcPr>
+            <w:tcW w:type="dxa" w:w="688"/>
+            <w:tcBorders>
+              <w:top w:val="single" w:color="7F7F7F" w:sz="4"/>
+              <w:left w:val="single" w:color="7F7F7F" w:sz="4"/>
+              <w:bottom w:val="single" w:color="7F7F7F" w:sz="4"/>
+              <w:right w:val="single" w:color="7F7F7F" w:sz="4"/>
+            </w:tcBorders>
+            <w:shd w:fill="DEEAF6" w:color="auto" w:val="clear"/>
+          </w:tcPr>
+          <w:p>
+            <w:pPr>
+              <w:jc w:val="center"/>
+            </w:pPr>
+            <w:r>
+              <w:rPr>
+                <w:rFonts w:ascii="Yu Gothic" w:eastAsia="Yu Gothic" w:hAnsi="Yu Gothic"/>
+                <w:b/>
+                <w:bCs/>
+                <w:sz w:val="18"/>
+                <w:szCs w:val="18"/>
+              </w:rPr>
+              <w:t xml:space="preserve">問78</w:t>
+            </w:r>
+          </w:p>
+        </w:tc>
+        <w:tc>
+          <w:tcPr>
+            <w:tcW w:type="dxa" w:w="688"/>
+            <w:tcBorders>
+              <w:top w:val="single" w:color="7F7F7F" w:sz="4"/>
+              <w:left w:val="single" w:color="7F7F7F" w:sz="4"/>
+              <w:bottom w:val="single" w:color="7F7F7F" w:sz="4"/>
+              <w:right w:val="single" w:color="7F7F7F" w:sz="4"/>
+            </w:tcBorders>
+          </w:tcPr>
+          <w:p>
+            <w:r>
+              <w:rPr>
+                <w:rFonts w:ascii="Yu Gothic" w:eastAsia="Yu Gothic" w:hAnsi="Yu Gothic"/>
+                <w:sz w:val="20"/>
+                <w:szCs w:val="20"/>
+              </w:rPr>
+              <w:t xml:space="preserve"/>
+            </w:r>
+          </w:p>
+        </w:tc>
+        <w:tc>
+          <w:tcPr>
+            <w:tcW w:type="dxa" w:w="688"/>
+            <w:tcBorders>
+              <w:top w:val="single" w:color="7F7F7F" w:sz="4"/>
+              <w:left w:val="single" w:color="7F7F7F" w:sz="4"/>
+              <w:bottom w:val="single" w:color="7F7F7F" w:sz="4"/>
+              <w:right w:val="single" w:color="7F7F7F" w:sz="4"/>
+            </w:tcBorders>
+            <w:shd w:fill="DEEAF6" w:color="auto" w:val="clear"/>
+          </w:tcPr>
+          <w:p>
+            <w:pPr>
+              <w:jc w:val="center"/>
+            </w:pPr>
+            <w:r>
+              <w:rPr>
+                <w:rFonts w:ascii="Yu Gothic" w:eastAsia="Yu Gothic" w:hAnsi="Yu Gothic"/>
+                <w:b/>
+                <w:bCs/>
+                <w:sz w:val="18"/>
+                <w:szCs w:val="18"/>
+              </w:rPr>
+              <w:t xml:space="preserve">問79</w:t>
+            </w:r>
+          </w:p>
+        </w:tc>
+        <w:tc>
+          <w:tcPr>
+            <w:tcW w:type="dxa" w:w="688"/>
+            <w:tcBorders>
+              <w:top w:val="single" w:color="7F7F7F" w:sz="4"/>
+              <w:left w:val="single" w:color="7F7F7F" w:sz="4"/>
+              <w:bottom w:val="single" w:color="7F7F7F" w:sz="4"/>
+              <w:right w:val="single" w:color="7F7F7F" w:sz="4"/>
+            </w:tcBorders>
+          </w:tcPr>
+          <w:p>
+            <w:r>
+              <w:rPr>
+                <w:rFonts w:ascii="Yu Gothic" w:eastAsia="Yu Gothic" w:hAnsi="Yu Gothic"/>
+                <w:sz w:val="20"/>
+                <w:szCs w:val="20"/>
+              </w:rPr>
+              <w:t xml:space="preserve"/>
+            </w:r>
+          </w:p>
+        </w:tc>
+        <w:tc>
+          <w:tcPr>
+            <w:tcW w:type="dxa" w:w="688"/>
+            <w:tcBorders>
+              <w:top w:val="single" w:color="7F7F7F" w:sz="4"/>
+              <w:left w:val="single" w:color="7F7F7F" w:sz="4"/>
+              <w:bottom w:val="single" w:color="7F7F7F" w:sz="4"/>
+              <w:right w:val="single" w:color="7F7F7F" w:sz="4"/>
+            </w:tcBorders>
+            <w:shd w:fill="DEEAF6" w:color="auto" w:val="clear"/>
+          </w:tcPr>
+          <w:p>
+            <w:pPr>
+              <w:jc w:val="center"/>
+            </w:pPr>
+            <w:r>
+              <w:rPr>
+                <w:rFonts w:ascii="Yu Gothic" w:eastAsia="Yu Gothic" w:hAnsi="Yu Gothic"/>
+                <w:b/>
+                <w:bCs/>
+                <w:sz w:val="18"/>
+                <w:szCs w:val="18"/>
+              </w:rPr>
+              <w:t xml:space="preserve">問80</w:t>
+            </w:r>
+          </w:p>
+        </w:tc>
+        <w:tc>
+          <w:tcPr>
+            <w:tcW w:type="dxa" w:w="688"/>
+            <w:tcBorders>
+              <w:top w:val="single" w:color="7F7F7F" w:sz="4"/>
+              <w:left w:val="single" w:color="7F7F7F" w:sz="4"/>
+              <w:bottom w:val="single" w:color="7F7F7F" w:sz="4"/>
+              <w:right w:val="single" w:color="7F7F7F" w:sz="4"/>
+            </w:tcBorders>
+          </w:tcPr>
+          <w:p>
+            <w:r>
+              <w:rPr>
+                <w:rFonts w:ascii="Yu Gothic" w:eastAsia="Yu Gothic" w:hAnsi="Yu Gothic"/>
+                <w:sz w:val="20"/>
+                <w:szCs w:val="20"/>
+              </w:rPr>
+              <w:t xml:space="preserve"/>
+            </w:r>
+          </w:p>
+        </w:tc>
+        <w:tc>
+          <w:tcPr>
+            <w:tcW w:type="dxa" w:w="688"/>
+            <w:tcBorders>
+              <w:top w:val="single" w:color="7F7F7F" w:sz="4"/>
+              <w:left w:val="single" w:color="7F7F7F" w:sz="4"/>
+              <w:bottom w:val="single" w:color="7F7F7F" w:sz="4"/>
+              <w:right w:val="single" w:color="7F7F7F" w:sz="4"/>
+            </w:tcBorders>
+            <w:shd w:fill="DEEAF6" w:color="auto" w:val="clear"/>
+          </w:tcPr>
+          <w:p>
+            <w:pPr>
+              <w:jc w:val="center"/>
+            </w:pPr>
+            <w:r>
+              <w:rPr>
+                <w:rFonts w:ascii="Yu Gothic" w:eastAsia="Yu Gothic" w:hAnsi="Yu Gothic"/>
+                <w:b/>
+                <w:bCs/>
+                <w:sz w:val="18"/>
+                <w:szCs w:val="18"/>
+              </w:rPr>
+              <w:t xml:space="preserve">問81</w:t>
+            </w:r>
+          </w:p>
+        </w:tc>
+        <w:tc>
+          <w:tcPr>
+            <w:tcW w:type="dxa" w:w="688"/>
+            <w:tcBorders>
+              <w:top w:val="single" w:color="7F7F7F" w:sz="4"/>
+              <w:left w:val="single" w:color="7F7F7F" w:sz="4"/>
+              <w:bottom w:val="single" w:color="7F7F7F" w:sz="4"/>
+              <w:right w:val="single" w:color="7F7F7F" w:sz="4"/>
+            </w:tcBorders>
+          </w:tcPr>
+          <w:p>
+            <w:r>
+              <w:rPr>
+                <w:rFonts w:ascii="Yu Gothic" w:eastAsia="Yu Gothic" w:hAnsi="Yu Gothic"/>
+                <w:sz w:val="20"/>
+                <w:szCs w:val="20"/>
+              </w:rPr>
+              <w:t xml:space="preserve"/>
+            </w:r>
+          </w:p>
+        </w:tc>
+      </w:tr>
+      <w:tr>
+        <w:trPr>
+          <w:cantSplit/>
+          <w:trHeight w:val="400" w:hRule="atLeast"/>
+        </w:trPr>
+        <w:tc>
+          <w:tcPr>
+            <w:tcW w:type="dxa" w:w="688"/>
+            <w:tcBorders>
+              <w:top w:val="single" w:color="7F7F7F" w:sz="4"/>
+              <w:left w:val="single" w:color="7F7F7F" w:sz="4"/>
+              <w:bottom w:val="single" w:color="7F7F7F" w:sz="4"/>
+              <w:right w:val="single" w:color="7F7F7F" w:sz="4"/>
+            </w:tcBorders>
+            <w:shd w:fill="DEEAF6" w:color="auto" w:val="clear"/>
+          </w:tcPr>
+          <w:p>
+            <w:pPr>
+              <w:jc w:val="center"/>
+            </w:pPr>
+            <w:r>
+              <w:rPr>
+                <w:rFonts w:ascii="Yu Gothic" w:eastAsia="Yu Gothic" w:hAnsi="Yu Gothic"/>
+                <w:b/>
+                <w:bCs/>
+                <w:sz w:val="18"/>
+                <w:szCs w:val="18"/>
+              </w:rPr>
+              <w:t xml:space="preserve">問82</w:t>
+            </w:r>
+          </w:p>
+        </w:tc>
+        <w:tc>
+          <w:tcPr>
+            <w:tcW w:type="dxa" w:w="688"/>
+            <w:tcBorders>
+              <w:top w:val="single" w:color="7F7F7F" w:sz="4"/>
+              <w:left w:val="single" w:color="7F7F7F" w:sz="4"/>
+              <w:bottom w:val="single" w:color="7F7F7F" w:sz="4"/>
+              <w:right w:val="single" w:color="7F7F7F" w:sz="4"/>
+            </w:tcBorders>
+          </w:tcPr>
+          <w:p>
+            <w:r>
+              <w:rPr>
+                <w:rFonts w:ascii="Yu Gothic" w:eastAsia="Yu Gothic" w:hAnsi="Yu Gothic"/>
+                <w:sz w:val="20"/>
+                <w:szCs w:val="20"/>
+              </w:rPr>
+              <w:t xml:space="preserve"/>
+            </w:r>
+          </w:p>
+        </w:tc>
+        <w:tc>
+          <w:tcPr>
+            <w:tcW w:type="dxa" w:w="688"/>
+            <w:tcBorders>
+              <w:top w:val="single" w:color="7F7F7F" w:sz="4"/>
+              <w:left w:val="single" w:color="7F7F7F" w:sz="4"/>
+              <w:bottom w:val="single" w:color="7F7F7F" w:sz="4"/>
+              <w:right w:val="single" w:color="7F7F7F" w:sz="4"/>
+            </w:tcBorders>
+            <w:shd w:fill="DEEAF6" w:color="auto" w:val="clear"/>
+          </w:tcPr>
+          <w:p>
+            <w:pPr>
+              <w:jc w:val="center"/>
+            </w:pPr>
+            <w:r>
+              <w:rPr>
+                <w:rFonts w:ascii="Yu Gothic" w:eastAsia="Yu Gothic" w:hAnsi="Yu Gothic"/>
+                <w:b/>
+                <w:bCs/>
+                <w:sz w:val="18"/>
+                <w:szCs w:val="18"/>
+              </w:rPr>
+              <w:t xml:space="preserve"/>
+            </w:r>
+          </w:p>
+        </w:tc>
+        <w:tc>
+          <w:tcPr>
+            <w:tcW w:type="dxa" w:w="688"/>
+            <w:tcBorders>
+              <w:top w:val="single" w:color="7F7F7F" w:sz="4"/>
+              <w:left w:val="single" w:color="7F7F7F" w:sz="4"/>
+              <w:bottom w:val="single" w:color="7F7F7F" w:sz="4"/>
+              <w:right w:val="single" w:color="7F7F7F" w:sz="4"/>
+            </w:tcBorders>
+          </w:tcPr>
+          <w:p>
+            <w:r>
+              <w:rPr>
+                <w:rFonts w:ascii="Yu Gothic" w:eastAsia="Yu Gothic" w:hAnsi="Yu Gothic"/>
+                <w:sz w:val="20"/>
+                <w:szCs w:val="20"/>
+              </w:rPr>
+              <w:t xml:space="preserve"/>
+            </w:r>
+          </w:p>
+        </w:tc>
+        <w:tc>
+          <w:tcPr>
+            <w:tcW w:type="dxa" w:w="688"/>
+            <w:tcBorders>
+              <w:top w:val="single" w:color="7F7F7F" w:sz="4"/>
+              <w:left w:val="single" w:color="7F7F7F" w:sz="4"/>
+              <w:bottom w:val="single" w:color="7F7F7F" w:sz="4"/>
+              <w:right w:val="single" w:color="7F7F7F" w:sz="4"/>
+            </w:tcBorders>
+            <w:shd w:fill="DEEAF6" w:color="auto" w:val="clear"/>
+          </w:tcPr>
+          <w:p>
+            <w:pPr>
+              <w:jc w:val="center"/>
+            </w:pPr>
+            <w:r>
+              <w:rPr>
+                <w:rFonts w:ascii="Yu Gothic" w:eastAsia="Yu Gothic" w:hAnsi="Yu Gothic"/>
+                <w:b/>
+                <w:bCs/>
+                <w:sz w:val="18"/>
+                <w:szCs w:val="18"/>
+              </w:rPr>
+              <w:t xml:space="preserve"/>
+            </w:r>
+          </w:p>
+        </w:tc>
+        <w:tc>
+          <w:tcPr>
+            <w:tcW w:type="dxa" w:w="688"/>
+            <w:tcBorders>
+              <w:top w:val="single" w:color="7F7F7F" w:sz="4"/>
+              <w:left w:val="single" w:color="7F7F7F" w:sz="4"/>
+              <w:bottom w:val="single" w:color="7F7F7F" w:sz="4"/>
+              <w:right w:val="single" w:color="7F7F7F" w:sz="4"/>
+            </w:tcBorders>
+          </w:tcPr>
+          <w:p>
+            <w:r>
+              <w:rPr>
+                <w:rFonts w:ascii="Yu Gothic" w:eastAsia="Yu Gothic" w:hAnsi="Yu Gothic"/>
+                <w:sz w:val="20"/>
+                <w:szCs w:val="20"/>
+              </w:rPr>
+              <w:t xml:space="preserve"/>
+            </w:r>
+          </w:p>
+        </w:tc>
+        <w:tc>
+          <w:tcPr>
+            <w:tcW w:type="dxa" w:w="688"/>
+            <w:tcBorders>
+              <w:top w:val="single" w:color="7F7F7F" w:sz="4"/>
+              <w:left w:val="single" w:color="7F7F7F" w:sz="4"/>
+              <w:bottom w:val="single" w:color="7F7F7F" w:sz="4"/>
+              <w:right w:val="single" w:color="7F7F7F" w:sz="4"/>
+            </w:tcBorders>
+            <w:shd w:fill="DEEAF6" w:color="auto" w:val="clear"/>
+          </w:tcPr>
+          <w:p>
+            <w:pPr>
+              <w:jc w:val="center"/>
+            </w:pPr>
+            <w:r>
+              <w:rPr>
+                <w:rFonts w:ascii="Yu Gothic" w:eastAsia="Yu Gothic" w:hAnsi="Yu Gothic"/>
+                <w:b/>
+                <w:bCs/>
+                <w:sz w:val="18"/>
+                <w:szCs w:val="18"/>
+              </w:rPr>
+              <w:t xml:space="preserve"/>
+            </w:r>
+          </w:p>
+        </w:tc>
+        <w:tc>
+          <w:tcPr>
+            <w:tcW w:type="dxa" w:w="688"/>
+            <w:tcBorders>
+              <w:top w:val="single" w:color="7F7F7F" w:sz="4"/>
+              <w:left w:val="single" w:color="7F7F7F" w:sz="4"/>
+              <w:bottom w:val="single" w:color="7F7F7F" w:sz="4"/>
+              <w:right w:val="single" w:color="7F7F7F" w:sz="4"/>
+            </w:tcBorders>
+          </w:tcPr>
+          <w:p>
+            <w:r>
+              <w:rPr>
+                <w:rFonts w:ascii="Yu Gothic" w:eastAsia="Yu Gothic" w:hAnsi="Yu Gothic"/>
+                <w:sz w:val="20"/>
+                <w:szCs w:val="20"/>
+              </w:rPr>
+              <w:t xml:space="preserve"/>
+            </w:r>
+          </w:p>
+        </w:tc>
+        <w:tc>
+          <w:tcPr>
+            <w:tcW w:type="dxa" w:w="688"/>
+            <w:tcBorders>
+              <w:top w:val="single" w:color="7F7F7F" w:sz="4"/>
+              <w:left w:val="single" w:color="7F7F7F" w:sz="4"/>
+              <w:bottom w:val="single" w:color="7F7F7F" w:sz="4"/>
+              <w:right w:val="single" w:color="7F7F7F" w:sz="4"/>
+            </w:tcBorders>
+            <w:shd w:fill="DEEAF6" w:color="auto" w:val="clear"/>
+          </w:tcPr>
+          <w:p>
+            <w:pPr>
+              <w:jc w:val="center"/>
+            </w:pPr>
+            <w:r>
+              <w:rPr>
+                <w:rFonts w:ascii="Yu Gothic" w:eastAsia="Yu Gothic" w:hAnsi="Yu Gothic"/>
+                <w:b/>
+                <w:bCs/>
+                <w:sz w:val="18"/>
+                <w:szCs w:val="18"/>
+              </w:rPr>
+              <w:t xml:space="preserve"/>
+            </w:r>
+          </w:p>
+        </w:tc>
+        <w:tc>
+          <w:tcPr>
+            <w:tcW w:type="dxa" w:w="688"/>
+            <w:tcBorders>
+              <w:top w:val="single" w:color="7F7F7F" w:sz="4"/>
+              <w:left w:val="single" w:color="7F7F7F" w:sz="4"/>
+              <w:bottom w:val="single" w:color="7F7F7F" w:sz="4"/>
+              <w:right w:val="single" w:color="7F7F7F" w:sz="4"/>
+            </w:tcBorders>
+          </w:tcPr>
+          <w:p>
+            <w:r>
+              <w:rPr>
+                <w:rFonts w:ascii="Yu Gothic" w:eastAsia="Yu Gothic" w:hAnsi="Yu Gothic"/>
+                <w:sz w:val="20"/>
+                <w:szCs w:val="20"/>
+              </w:rPr>
+              <w:t xml:space="preserve"/>
+            </w:r>
+          </w:p>
+        </w:tc>
+        <w:tc>
+          <w:tcPr>
+            <w:tcW w:type="dxa" w:w="688"/>
+            <w:tcBorders>
+              <w:top w:val="single" w:color="7F7F7F" w:sz="4"/>
+              <w:left w:val="single" w:color="7F7F7F" w:sz="4"/>
+              <w:bottom w:val="single" w:color="7F7F7F" w:sz="4"/>
+              <w:right w:val="single" w:color="7F7F7F" w:sz="4"/>
+            </w:tcBorders>
+            <w:shd w:fill="DEEAF6" w:color="auto" w:val="clear"/>
+          </w:tcPr>
+          <w:p>
+            <w:pPr>
+              <w:jc w:val="center"/>
+            </w:pPr>
+            <w:r>
+              <w:rPr>
+                <w:rFonts w:ascii="Yu Gothic" w:eastAsia="Yu Gothic" w:hAnsi="Yu Gothic"/>
+                <w:b/>
+                <w:bCs/>
+                <w:sz w:val="18"/>
+                <w:szCs w:val="18"/>
+              </w:rPr>
+              <w:t xml:space="preserve"/>
+            </w:r>
+          </w:p>
+        </w:tc>
+        <w:tc>
+          <w:tcPr>
+            <w:tcW w:type="dxa" w:w="688"/>
+            <w:tcBorders>
+              <w:top w:val="single" w:color="7F7F7F" w:sz="4"/>
+              <w:left w:val="single" w:color="7F7F7F" w:sz="4"/>
+              <w:bottom w:val="single" w:color="7F7F7F" w:sz="4"/>
+              <w:right w:val="single" w:color="7F7F7F" w:sz="4"/>
+            </w:tcBorders>
+          </w:tcPr>
+          <w:p>
+            <w:r>
+              <w:rPr>
+                <w:rFonts w:ascii="Yu Gothic" w:eastAsia="Yu Gothic" w:hAnsi="Yu Gothic"/>
+                <w:sz w:val="20"/>
+                <w:szCs w:val="20"/>
+              </w:rPr>
+              <w:t xml:space="preserve"/>
+            </w:r>
+          </w:p>
+        </w:tc>
+        <w:tc>
+          <w:tcPr>
+            <w:tcW w:type="dxa" w:w="688"/>
+            <w:tcBorders>
+              <w:top w:val="single" w:color="7F7F7F" w:sz="4"/>
+              <w:left w:val="single" w:color="7F7F7F" w:sz="4"/>
+              <w:bottom w:val="single" w:color="7F7F7F" w:sz="4"/>
+              <w:right w:val="single" w:color="7F7F7F" w:sz="4"/>
+            </w:tcBorders>
+            <w:shd w:fill="DEEAF6" w:color="auto" w:val="clear"/>
+          </w:tcPr>
+          <w:p>
+            <w:pPr>
+              <w:jc w:val="center"/>
+            </w:pPr>
+            <w:r>
+              <w:rPr>
+                <w:rFonts w:ascii="Yu Gothic" w:eastAsia="Yu Gothic" w:hAnsi="Yu Gothic"/>
+                <w:b/>
+                <w:bCs/>
+                <w:sz w:val="18"/>
+                <w:szCs w:val="18"/>
+              </w:rPr>
+              <w:t xml:space="preserve"/>
+            </w:r>
+          </w:p>
+        </w:tc>
+        <w:tc>
+          <w:tcPr>
+            <w:tcW w:type="dxa" w:w="688"/>
+            <w:tcBorders>
+              <w:top w:val="single" w:color="7F7F7F" w:sz="4"/>
+              <w:left w:val="single" w:color="7F7F7F" w:sz="4"/>
+              <w:bottom w:val="single" w:color="7F7F7F" w:sz="4"/>
+              <w:right w:val="single" w:color="7F7F7F" w:sz="4"/>
+            </w:tcBorders>
+          </w:tcPr>
+          <w:p>
+            <w:r>
+              <w:rPr>
+                <w:rFonts w:ascii="Yu Gothic" w:eastAsia="Yu Gothic" w:hAnsi="Yu Gothic"/>
+                <w:sz w:val="20"/>
+                <w:szCs w:val="20"/>
+              </w:rPr>
+              <w:t xml:space="preserve"/>
+            </w:r>
+          </w:p>
+        </w:tc>
+      </w:tr>
+    </w:tbl>
+    <w:p>
+      <w:pPr>
+        <w:keepNext/>
+        <w:spacing w:after="60" w:before="140"/>
+      </w:pPr>
+      <w:r>
+        <w:rPr>
+          <w:rFonts w:ascii="Yu Gothic" w:eastAsia="Yu Gothic" w:hAnsi="Yu Gothic"/>
+          <w:b/>
+          <w:bCs/>
+          <w:color w:val="2A7F9E"/>
+          <w:sz w:val="20"/>
+          <w:szCs w:val="20"/>
+        </w:rPr>
+        <w:t xml:space="preserve">演習10　問83〜問86</w:t>
       </w:r>
       <w:r>
         <w:rPr>

--- a/materials/神経系 総合演習_問題（統合版）.docx
+++ b/materials/神経系 総合演習_問題（統合版）.docx
@@ -148,7 +148,7 @@
     </w:p>
     <w:tbl>
       <w:tblPr>
-        <w:tblW w:type="dxa" w:w="9638"/>
+        <w:tblW w:type="dxa" w:w="9600"/>
         <w:tblBorders>
           <w:top w:val="single" w:color="auto" w:sz="4"/>
           <w:left w:val="single" w:color="auto" w:sz="4"/>
@@ -159,11 +159,12 @@
         </w:tblBorders>
       </w:tblPr>
       <w:tblGrid>
+        <w:gridCol w:w="800"/>
         <w:gridCol w:w="900"/>
-        <w:gridCol w:w="3900"/>
-        <w:gridCol w:w="2400"/>
-        <w:gridCol w:w="1400"/>
-        <w:gridCol w:w="1038"/>
+        <w:gridCol w:w="4100"/>
+        <w:gridCol w:w="1800"/>
+        <w:gridCol w:w="1000"/>
+        <w:gridCol w:w="1000"/>
       </w:tblGrid>
       <w:tr>
         <w:trPr>
@@ -171,7 +172,7 @@
         </w:trPr>
         <w:tc>
           <w:tcPr>
-            <w:tcW w:type="dxa" w:w="900"/>
+            <w:tcW w:type="dxa" w:w="800"/>
             <w:tcBorders>
               <w:top w:val="single" w:color="7F7F7F" w:sz="4"/>
               <w:left w:val="single" w:color="7F7F7F" w:sz="4"/>
@@ -193,13 +194,13 @@
                 <w:sz w:val="18"/>
                 <w:szCs w:val="18"/>
               </w:rPr>
-              <w:t xml:space="preserve">演習</w:t>
-            </w:r>
-          </w:p>
-        </w:tc>
-        <w:tc>
-          <w:tcPr>
-            <w:tcW w:type="dxa" w:w="3900"/>
+              <w:t xml:space="preserve">回</w:t>
+            </w:r>
+          </w:p>
+        </w:tc>
+        <w:tc>
+          <w:tcPr>
+            <w:tcW w:type="dxa" w:w="900"/>
             <w:tcBorders>
               <w:top w:val="single" w:color="7F7F7F" w:sz="4"/>
               <w:left w:val="single" w:color="7F7F7F" w:sz="4"/>
@@ -221,13 +222,13 @@
                 <w:sz w:val="18"/>
                 <w:szCs w:val="18"/>
               </w:rPr>
-              <w:t xml:space="preserve">内容</w:t>
-            </w:r>
-          </w:p>
-        </w:tc>
-        <w:tc>
-          <w:tcPr>
-            <w:tcW w:type="dxa" w:w="2400"/>
+              <w:t xml:space="preserve">演習</w:t>
+            </w:r>
+          </w:p>
+        </w:tc>
+        <w:tc>
+          <w:tcPr>
+            <w:tcW w:type="dxa" w:w="4100"/>
             <w:tcBorders>
               <w:top w:val="single" w:color="7F7F7F" w:sz="4"/>
               <w:left w:val="single" w:color="7F7F7F" w:sz="4"/>
@@ -249,13 +250,13 @@
                 <w:sz w:val="18"/>
                 <w:szCs w:val="18"/>
               </w:rPr>
-              <w:t xml:space="preserve">問題</w:t>
-            </w:r>
-          </w:p>
-        </w:tc>
-        <w:tc>
-          <w:tcPr>
-            <w:tcW w:type="dxa" w:w="1400"/>
+              <w:t xml:space="preserve">内容</w:t>
+            </w:r>
+          </w:p>
+        </w:tc>
+        <w:tc>
+          <w:tcPr>
+            <w:tcW w:type="dxa" w:w="1800"/>
             <w:tcBorders>
               <w:top w:val="single" w:color="7F7F7F" w:sz="4"/>
               <w:left w:val="single" w:color="7F7F7F" w:sz="4"/>
@@ -277,13 +278,13 @@
                 <w:sz w:val="18"/>
                 <w:szCs w:val="18"/>
               </w:rPr>
-              <w:t xml:space="preserve">目安</w:t>
-            </w:r>
-          </w:p>
-        </w:tc>
-        <w:tc>
-          <w:tcPr>
-            <w:tcW w:type="dxa" w:w="1038"/>
+              <w:t xml:space="preserve">問題</w:t>
+            </w:r>
+          </w:p>
+        </w:tc>
+        <w:tc>
+          <w:tcPr>
+            <w:tcW w:type="dxa" w:w="1000"/>
             <w:tcBorders>
               <w:top w:val="single" w:color="7F7F7F" w:sz="4"/>
               <w:left w:val="single" w:color="7F7F7F" w:sz="4"/>
@@ -305,12 +306,67 @@
                 <w:sz w:val="18"/>
                 <w:szCs w:val="18"/>
               </w:rPr>
+              <w:t xml:space="preserve">目安</w:t>
+            </w:r>
+          </w:p>
+        </w:tc>
+        <w:tc>
+          <w:tcPr>
+            <w:tcW w:type="dxa" w:w="1000"/>
+            <w:tcBorders>
+              <w:top w:val="single" w:color="7F7F7F" w:sz="4"/>
+              <w:left w:val="single" w:color="7F7F7F" w:sz="4"/>
+              <w:bottom w:val="single" w:color="7F7F7F" w:sz="4"/>
+              <w:right w:val="single" w:color="7F7F7F" w:sz="4"/>
+            </w:tcBorders>
+            <w:shd w:fill="1F4E79" w:color="auto" w:val="clear"/>
+          </w:tcPr>
+          <w:p>
+            <w:pPr>
+              <w:jc w:val="center"/>
+            </w:pPr>
+            <w:r>
+              <w:rPr>
+                <w:rFonts w:ascii="Yu Gothic" w:eastAsia="Yu Gothic" w:hAnsi="Yu Gothic"/>
+                <w:b/>
+                <w:bCs/>
+                <w:color w:val="FFFFFF"/>
+                <w:sz w:val="18"/>
+                <w:szCs w:val="18"/>
+              </w:rPr>
               <w:t xml:space="preserve">チェック</w:t>
             </w:r>
           </w:p>
         </w:tc>
       </w:tr>
       <w:tr>
+        <w:tc>
+          <w:tcPr>
+            <w:tcW w:type="dxa" w:w="800"/>
+            <w:tcBorders>
+              <w:top w:val="single" w:color="7F7F7F" w:sz="4"/>
+              <w:left w:val="single" w:color="7F7F7F" w:sz="4"/>
+              <w:bottom w:val="single" w:color="7F7F7F" w:sz="4"/>
+              <w:right w:val="single" w:color="7F7F7F" w:sz="4"/>
+            </w:tcBorders>
+          </w:tcPr>
+          <w:p>
+            <w:pPr>
+              <w:jc w:val="center"/>
+            </w:pPr>
+            <w:r>
+              <w:rPr>
+                <w:rFonts w:ascii="Yu Gothic" w:eastAsia="Yu Gothic" w:hAnsi="Yu Gothic"/>
+                <w:b/>
+                <w:bCs/>
+                <w:color w:val="1F4E79"/>
+                <w:sz w:val="18"/>
+                <w:szCs w:val="18"/>
+              </w:rPr>
+              <w:t xml:space="preserve">第1回</w:t>
+            </w:r>
+          </w:p>
+        </w:tc>
         <w:tc>
           <w:tcPr>
             <w:tcW w:type="dxa" w:w="900"/>
@@ -339,7 +395,7 @@
         </w:tc>
         <w:tc>
           <w:tcPr>
-            <w:tcW w:type="dxa" w:w="3900"/>
+            <w:tcW w:type="dxa" w:w="4100"/>
             <w:tcBorders>
               <w:top w:val="single" w:color="7F7F7F" w:sz="4"/>
               <w:left w:val="single" w:color="7F7F7F" w:sz="4"/>
@@ -357,13 +413,13 @@
                 <w:sz w:val="18"/>
                 <w:szCs w:val="18"/>
               </w:rPr>
-              <w:t xml:space="preserve">第1章 大脳の構造と機能（基礎）</w:t>
-            </w:r>
-          </w:p>
-        </w:tc>
-        <w:tc>
-          <w:tcPr>
-            <w:tcW w:type="dxa" w:w="2400"/>
+              <w:t xml:space="preserve">基礎：大脳の構造と機能</w:t>
+            </w:r>
+          </w:p>
+        </w:tc>
+        <w:tc>
+          <w:tcPr>
+            <w:tcW w:type="dxa" w:w="1800"/>
             <w:tcBorders>
               <w:top w:val="single" w:color="7F7F7F" w:sz="4"/>
               <w:left w:val="single" w:color="7F7F7F" w:sz="4"/>
@@ -387,7 +443,7 @@
         </w:tc>
         <w:tc>
           <w:tcPr>
-            <w:tcW w:type="dxa" w:w="1400"/>
+            <w:tcW w:type="dxa" w:w="1000"/>
             <w:tcBorders>
               <w:top w:val="single" w:color="7F7F7F" w:sz="4"/>
               <w:left w:val="single" w:color="7F7F7F" w:sz="4"/>
@@ -405,13 +461,13 @@
                 <w:sz w:val="18"/>
                 <w:szCs w:val="18"/>
               </w:rPr>
-              <w:t xml:space="preserve">15分</w:t>
-            </w:r>
-          </w:p>
-        </w:tc>
-        <w:tc>
-          <w:tcPr>
-            <w:tcW w:type="dxa" w:w="1038"/>
+              <w:t xml:space="preserve">14分</w:t>
+            </w:r>
+          </w:p>
+        </w:tc>
+        <w:tc>
+          <w:tcPr>
+            <w:tcW w:type="dxa" w:w="1000"/>
             <w:tcBorders>
               <w:top w:val="single" w:color="7F7F7F" w:sz="4"/>
               <w:left w:val="single" w:color="7F7F7F" w:sz="4"/>
@@ -435,6 +491,33 @@
         </w:tc>
       </w:tr>
       <w:tr>
+        <w:tc>
+          <w:tcPr>
+            <w:tcW w:type="dxa" w:w="800"/>
+            <w:tcBorders>
+              <w:top w:val="single" w:color="7F7F7F" w:sz="4"/>
+              <w:left w:val="single" w:color="7F7F7F" w:sz="4"/>
+              <w:bottom w:val="single" w:color="7F7F7F" w:sz="4"/>
+              <w:right w:val="single" w:color="7F7F7F" w:sz="4"/>
+            </w:tcBorders>
+          </w:tcPr>
+          <w:p>
+            <w:pPr>
+              <w:jc w:val="center"/>
+            </w:pPr>
+            <w:r>
+              <w:rPr>
+                <w:rFonts w:ascii="Yu Gothic" w:eastAsia="Yu Gothic" w:hAnsi="Yu Gothic"/>
+                <w:b/>
+                <w:bCs/>
+                <w:color w:val="1F4E79"/>
+                <w:sz w:val="18"/>
+                <w:szCs w:val="18"/>
+              </w:rPr>
+              <w:t xml:space="preserve"/>
+            </w:r>
+          </w:p>
+        </w:tc>
         <w:tc>
           <w:tcPr>
             <w:tcW w:type="dxa" w:w="900"/>
@@ -463,7 +546,7 @@
         </w:tc>
         <w:tc>
           <w:tcPr>
-            <w:tcW w:type="dxa" w:w="3900"/>
+            <w:tcW w:type="dxa" w:w="4100"/>
             <w:tcBorders>
               <w:top w:val="single" w:color="7F7F7F" w:sz="4"/>
               <w:left w:val="single" w:color="7F7F7F" w:sz="4"/>
@@ -481,13 +564,13 @@
                 <w:sz w:val="18"/>
                 <w:szCs w:val="18"/>
               </w:rPr>
-              <w:t xml:space="preserve">第2章 大脳の障害を画像で読む（画像）</w:t>
-            </w:r>
-          </w:p>
-        </w:tc>
-        <w:tc>
-          <w:tcPr>
-            <w:tcW w:type="dxa" w:w="2400"/>
+              <w:t xml:space="preserve">画像：病巣と症状・血管と灌流域</w:t>
+            </w:r>
+          </w:p>
+        </w:tc>
+        <w:tc>
+          <w:tcPr>
+            <w:tcW w:type="dxa" w:w="1800"/>
             <w:tcBorders>
               <w:top w:val="single" w:color="7F7F7F" w:sz="4"/>
               <w:left w:val="single" w:color="7F7F7F" w:sz="4"/>
@@ -511,7 +594,7 @@
         </w:tc>
         <w:tc>
           <w:tcPr>
-            <w:tcW w:type="dxa" w:w="1400"/>
+            <w:tcW w:type="dxa" w:w="1000"/>
             <w:tcBorders>
               <w:top w:val="single" w:color="7F7F7F" w:sz="4"/>
               <w:left w:val="single" w:color="7F7F7F" w:sz="4"/>
@@ -529,13 +612,13 @@
                 <w:sz w:val="18"/>
                 <w:szCs w:val="18"/>
               </w:rPr>
-              <w:t xml:space="preserve">12分</w:t>
-            </w:r>
-          </w:p>
-        </w:tc>
-        <w:tc>
-          <w:tcPr>
-            <w:tcW w:type="dxa" w:w="1038"/>
+              <w:t xml:space="preserve">9分</w:t>
+            </w:r>
+          </w:p>
+        </w:tc>
+        <w:tc>
+          <w:tcPr>
+            <w:tcW w:type="dxa" w:w="1000"/>
             <w:tcBorders>
               <w:top w:val="single" w:color="7F7F7F" w:sz="4"/>
               <w:left w:val="single" w:color="7F7F7F" w:sz="4"/>
@@ -559,6 +642,33 @@
         </w:tc>
       </w:tr>
       <w:tr>
+        <w:tc>
+          <w:tcPr>
+            <w:tcW w:type="dxa" w:w="800"/>
+            <w:tcBorders>
+              <w:top w:val="single" w:color="7F7F7F" w:sz="4"/>
+              <w:left w:val="single" w:color="7F7F7F" w:sz="4"/>
+              <w:bottom w:val="single" w:color="7F7F7F" w:sz="4"/>
+              <w:right w:val="single" w:color="7F7F7F" w:sz="4"/>
+            </w:tcBorders>
+          </w:tcPr>
+          <w:p>
+            <w:pPr>
+              <w:jc w:val="center"/>
+            </w:pPr>
+            <w:r>
+              <w:rPr>
+                <w:rFonts w:ascii="Yu Gothic" w:eastAsia="Yu Gothic" w:hAnsi="Yu Gothic"/>
+                <w:b/>
+                <w:bCs/>
+                <w:color w:val="1F4E79"/>
+                <w:sz w:val="18"/>
+                <w:szCs w:val="18"/>
+              </w:rPr>
+              <w:t xml:space="preserve"/>
+            </w:r>
+          </w:p>
+        </w:tc>
         <w:tc>
           <w:tcPr>
             <w:tcW w:type="dxa" w:w="900"/>
@@ -587,7 +697,7 @@
         </w:tc>
         <w:tc>
           <w:tcPr>
-            <w:tcW w:type="dxa" w:w="3900"/>
+            <w:tcW w:type="dxa" w:w="4100"/>
             <w:tcBorders>
               <w:top w:val="single" w:color="7F7F7F" w:sz="4"/>
               <w:left w:val="single" w:color="7F7F7F" w:sz="4"/>
@@ -605,13 +715,13 @@
                 <w:sz w:val="18"/>
                 <w:szCs w:val="18"/>
               </w:rPr>
-              <w:t xml:space="preserve">第2章 大脳の障害を画像で読む（画像）</w:t>
-            </w:r>
-          </w:p>
-        </w:tc>
-        <w:tc>
-          <w:tcPr>
-            <w:tcW w:type="dxa" w:w="2400"/>
+              <w:t xml:space="preserve">画像：脳梗塞の画像・脳出血の部位</w:t>
+            </w:r>
+          </w:p>
+        </w:tc>
+        <w:tc>
+          <w:tcPr>
+            <w:tcW w:type="dxa" w:w="1800"/>
             <w:tcBorders>
               <w:top w:val="single" w:color="7F7F7F" w:sz="4"/>
               <w:left w:val="single" w:color="7F7F7F" w:sz="4"/>
@@ -635,7 +745,7 @@
         </w:tc>
         <w:tc>
           <w:tcPr>
-            <w:tcW w:type="dxa" w:w="1400"/>
+            <w:tcW w:type="dxa" w:w="1000"/>
             <w:tcBorders>
               <w:top w:val="single" w:color="7F7F7F" w:sz="4"/>
               <w:left w:val="single" w:color="7F7F7F" w:sz="4"/>
@@ -653,13 +763,13 @@
                 <w:sz w:val="18"/>
                 <w:szCs w:val="18"/>
               </w:rPr>
-              <w:t xml:space="preserve">10分</w:t>
-            </w:r>
-          </w:p>
-        </w:tc>
-        <w:tc>
-          <w:tcPr>
-            <w:tcW w:type="dxa" w:w="1038"/>
+              <w:t xml:space="preserve">9分</w:t>
+            </w:r>
+          </w:p>
+        </w:tc>
+        <w:tc>
+          <w:tcPr>
+            <w:tcW w:type="dxa" w:w="1000"/>
             <w:tcBorders>
               <w:top w:val="single" w:color="7F7F7F" w:sz="4"/>
               <w:left w:val="single" w:color="7F7F7F" w:sz="4"/>
@@ -683,6 +793,33 @@
         </w:tc>
       </w:tr>
       <w:tr>
+        <w:tc>
+          <w:tcPr>
+            <w:tcW w:type="dxa" w:w="800"/>
+            <w:tcBorders>
+              <w:top w:val="single" w:color="7F7F7F" w:sz="4"/>
+              <w:left w:val="single" w:color="7F7F7F" w:sz="4"/>
+              <w:bottom w:val="single" w:color="7F7F7F" w:sz="4"/>
+              <w:right w:val="single" w:color="7F7F7F" w:sz="4"/>
+            </w:tcBorders>
+          </w:tcPr>
+          <w:p>
+            <w:pPr>
+              <w:jc w:val="center"/>
+            </w:pPr>
+            <w:r>
+              <w:rPr>
+                <w:rFonts w:ascii="Yu Gothic" w:eastAsia="Yu Gothic" w:hAnsi="Yu Gothic"/>
+                <w:b/>
+                <w:bCs/>
+                <w:color w:val="1F4E79"/>
+                <w:sz w:val="18"/>
+                <w:szCs w:val="18"/>
+              </w:rPr>
+              <w:t xml:space="preserve">第2回</w:t>
+            </w:r>
+          </w:p>
+        </w:tc>
         <w:tc>
           <w:tcPr>
             <w:tcW w:type="dxa" w:w="900"/>
@@ -711,7 +848,7 @@
         </w:tc>
         <w:tc>
           <w:tcPr>
-            <w:tcW w:type="dxa" w:w="3900"/>
+            <w:tcW w:type="dxa" w:w="4100"/>
             <w:tcBorders>
               <w:top w:val="single" w:color="7F7F7F" w:sz="4"/>
               <w:left w:val="single" w:color="7F7F7F" w:sz="4"/>
@@ -729,13 +866,13 @@
                 <w:sz w:val="18"/>
                 <w:szCs w:val="18"/>
               </w:rPr>
-              <w:t xml:space="preserve">第2章 大脳の障害を画像で読む（画像）</w:t>
-            </w:r>
-          </w:p>
-        </w:tc>
-        <w:tc>
-          <w:tcPr>
-            <w:tcW w:type="dxa" w:w="2400"/>
+              <w:t xml:space="preserve">画像：頭蓋内血腫・くも膜下出血・水頭症</w:t>
+            </w:r>
+          </w:p>
+        </w:tc>
+        <w:tc>
+          <w:tcPr>
+            <w:tcW w:type="dxa" w:w="1800"/>
             <w:tcBorders>
               <w:top w:val="single" w:color="7F7F7F" w:sz="4"/>
               <w:left w:val="single" w:color="7F7F7F" w:sz="4"/>
@@ -759,7 +896,7 @@
         </w:tc>
         <w:tc>
           <w:tcPr>
-            <w:tcW w:type="dxa" w:w="1400"/>
+            <w:tcW w:type="dxa" w:w="1000"/>
             <w:tcBorders>
               <w:top w:val="single" w:color="7F7F7F" w:sz="4"/>
               <w:left w:val="single" w:color="7F7F7F" w:sz="4"/>
@@ -777,13 +914,13 @@
                 <w:sz w:val="18"/>
                 <w:szCs w:val="18"/>
               </w:rPr>
-              <w:t xml:space="preserve">10分</w:t>
-            </w:r>
-          </w:p>
-        </w:tc>
-        <w:tc>
-          <w:tcPr>
-            <w:tcW w:type="dxa" w:w="1038"/>
+              <w:t xml:space="preserve">6分</w:t>
+            </w:r>
+          </w:p>
+        </w:tc>
+        <w:tc>
+          <w:tcPr>
+            <w:tcW w:type="dxa" w:w="1000"/>
             <w:tcBorders>
               <w:top w:val="single" w:color="7F7F7F" w:sz="4"/>
               <w:left w:val="single" w:color="7F7F7F" w:sz="4"/>
@@ -807,6 +944,33 @@
         </w:tc>
       </w:tr>
       <w:tr>
+        <w:tc>
+          <w:tcPr>
+            <w:tcW w:type="dxa" w:w="800"/>
+            <w:tcBorders>
+              <w:top w:val="single" w:color="7F7F7F" w:sz="4"/>
+              <w:left w:val="single" w:color="7F7F7F" w:sz="4"/>
+              <w:bottom w:val="single" w:color="7F7F7F" w:sz="4"/>
+              <w:right w:val="single" w:color="7F7F7F" w:sz="4"/>
+            </w:tcBorders>
+          </w:tcPr>
+          <w:p>
+            <w:pPr>
+              <w:jc w:val="center"/>
+            </w:pPr>
+            <w:r>
+              <w:rPr>
+                <w:rFonts w:ascii="Yu Gothic" w:eastAsia="Yu Gothic" w:hAnsi="Yu Gothic"/>
+                <w:b/>
+                <w:bCs/>
+                <w:color w:val="1F4E79"/>
+                <w:sz w:val="18"/>
+                <w:szCs w:val="18"/>
+              </w:rPr>
+              <w:t xml:space="preserve"/>
+            </w:r>
+          </w:p>
+        </w:tc>
         <w:tc>
           <w:tcPr>
             <w:tcW w:type="dxa" w:w="900"/>
@@ -835,7 +999,7 @@
         </w:tc>
         <w:tc>
           <w:tcPr>
-            <w:tcW w:type="dxa" w:w="3900"/>
+            <w:tcW w:type="dxa" w:w="4100"/>
             <w:tcBorders>
               <w:top w:val="single" w:color="7F7F7F" w:sz="4"/>
               <w:left w:val="single" w:color="7F7F7F" w:sz="4"/>
@@ -853,13 +1017,13 @@
                 <w:sz w:val="18"/>
                 <w:szCs w:val="18"/>
               </w:rPr>
-              <w:t xml:space="preserve">第3章 中脳・小脳・延髄（基礎）</w:t>
-            </w:r>
-          </w:p>
-        </w:tc>
-        <w:tc>
-          <w:tcPr>
-            <w:tcW w:type="dxa" w:w="2400"/>
+              <w:t xml:space="preserve">基礎：中脳・小脳・延髄</w:t>
+            </w:r>
+          </w:p>
+        </w:tc>
+        <w:tc>
+          <w:tcPr>
+            <w:tcW w:type="dxa" w:w="1800"/>
             <w:tcBorders>
               <w:top w:val="single" w:color="7F7F7F" w:sz="4"/>
               <w:left w:val="single" w:color="7F7F7F" w:sz="4"/>
@@ -877,13 +1041,13 @@
                 <w:sz w:val="18"/>
                 <w:szCs w:val="18"/>
               </w:rPr>
-              <w:t xml:space="preserve">問31〜問36</w:t>
-            </w:r>
-          </w:p>
-        </w:tc>
-        <w:tc>
-          <w:tcPr>
-            <w:tcW w:type="dxa" w:w="1400"/>
+              <w:t xml:space="preserve">問31〜問47</w:t>
+            </w:r>
+          </w:p>
+        </w:tc>
+        <w:tc>
+          <w:tcPr>
+            <w:tcW w:type="dxa" w:w="1000"/>
             <w:tcBorders>
               <w:top w:val="single" w:color="7F7F7F" w:sz="4"/>
               <w:left w:val="single" w:color="7F7F7F" w:sz="4"/>
@@ -901,13 +1065,13 @@
                 <w:sz w:val="18"/>
                 <w:szCs w:val="18"/>
               </w:rPr>
-              <w:t xml:space="preserve">6分</w:t>
-            </w:r>
-          </w:p>
-        </w:tc>
-        <w:tc>
-          <w:tcPr>
-            <w:tcW w:type="dxa" w:w="1038"/>
+              <w:t xml:space="preserve">17分</w:t>
+            </w:r>
+          </w:p>
+        </w:tc>
+        <w:tc>
+          <w:tcPr>
+            <w:tcW w:type="dxa" w:w="1000"/>
             <w:tcBorders>
               <w:top w:val="single" w:color="7F7F7F" w:sz="4"/>
               <w:left w:val="single" w:color="7F7F7F" w:sz="4"/>
@@ -931,6 +1095,33 @@
         </w:tc>
       </w:tr>
       <w:tr>
+        <w:tc>
+          <w:tcPr>
+            <w:tcW w:type="dxa" w:w="800"/>
+            <w:tcBorders>
+              <w:top w:val="single" w:color="7F7F7F" w:sz="4"/>
+              <w:left w:val="single" w:color="7F7F7F" w:sz="4"/>
+              <w:bottom w:val="single" w:color="7F7F7F" w:sz="4"/>
+              <w:right w:val="single" w:color="7F7F7F" w:sz="4"/>
+            </w:tcBorders>
+          </w:tcPr>
+          <w:p>
+            <w:pPr>
+              <w:jc w:val="center"/>
+            </w:pPr>
+            <w:r>
+              <w:rPr>
+                <w:rFonts w:ascii="Yu Gothic" w:eastAsia="Yu Gothic" w:hAnsi="Yu Gothic"/>
+                <w:b/>
+                <w:bCs/>
+                <w:color w:val="1F4E79"/>
+                <w:sz w:val="18"/>
+                <w:szCs w:val="18"/>
+              </w:rPr>
+              <w:t xml:space="preserve"/>
+            </w:r>
+          </w:p>
+        </w:tc>
         <w:tc>
           <w:tcPr>
             <w:tcW w:type="dxa" w:w="900"/>
@@ -959,7 +1150,7 @@
         </w:tc>
         <w:tc>
           <w:tcPr>
-            <w:tcW w:type="dxa" w:w="3900"/>
+            <w:tcW w:type="dxa" w:w="4100"/>
             <w:tcBorders>
               <w:top w:val="single" w:color="7F7F7F" w:sz="4"/>
               <w:left w:val="single" w:color="7F7F7F" w:sz="4"/>
@@ -977,13 +1168,13 @@
                 <w:sz w:val="18"/>
                 <w:szCs w:val="18"/>
               </w:rPr>
-              <w:t xml:space="preserve">第3章 中脳・小脳・延髄（基礎）</w:t>
-            </w:r>
-          </w:p>
-        </w:tc>
-        <w:tc>
-          <w:tcPr>
-            <w:tcW w:type="dxa" w:w="2400"/>
+              <w:t xml:space="preserve">画像：脳幹・小脳・脳神経の障害</w:t>
+            </w:r>
+          </w:p>
+        </w:tc>
+        <w:tc>
+          <w:tcPr>
+            <w:tcW w:type="dxa" w:w="1800"/>
             <w:tcBorders>
               <w:top w:val="single" w:color="7F7F7F" w:sz="4"/>
               <w:left w:val="single" w:color="7F7F7F" w:sz="4"/>
@@ -1001,13 +1192,13 @@
                 <w:sz w:val="18"/>
                 <w:szCs w:val="18"/>
               </w:rPr>
-              <w:t xml:space="preserve">問37〜問47</w:t>
-            </w:r>
-          </w:p>
-        </w:tc>
-        <w:tc>
-          <w:tcPr>
-            <w:tcW w:type="dxa" w:w="1400"/>
+              <w:t xml:space="preserve">問48〜問52</w:t>
+            </w:r>
+          </w:p>
+        </w:tc>
+        <w:tc>
+          <w:tcPr>
+            <w:tcW w:type="dxa" w:w="1000"/>
             <w:tcBorders>
               <w:top w:val="single" w:color="7F7F7F" w:sz="4"/>
               <w:left w:val="single" w:color="7F7F7F" w:sz="4"/>
@@ -1025,13 +1216,13 @@
                 <w:sz w:val="18"/>
                 <w:szCs w:val="18"/>
               </w:rPr>
-              <w:t xml:space="preserve">11分</w:t>
-            </w:r>
-          </w:p>
-        </w:tc>
-        <w:tc>
-          <w:tcPr>
-            <w:tcW w:type="dxa" w:w="1038"/>
+              <w:t xml:space="preserve">8分</w:t>
+            </w:r>
+          </w:p>
+        </w:tc>
+        <w:tc>
+          <w:tcPr>
+            <w:tcW w:type="dxa" w:w="1000"/>
             <w:tcBorders>
               <w:top w:val="single" w:color="7F7F7F" w:sz="4"/>
               <w:left w:val="single" w:color="7F7F7F" w:sz="4"/>
@@ -1055,6 +1246,33 @@
         </w:tc>
       </w:tr>
       <w:tr>
+        <w:tc>
+          <w:tcPr>
+            <w:tcW w:type="dxa" w:w="800"/>
+            <w:tcBorders>
+              <w:top w:val="single" w:color="7F7F7F" w:sz="4"/>
+              <w:left w:val="single" w:color="7F7F7F" w:sz="4"/>
+              <w:bottom w:val="single" w:color="7F7F7F" w:sz="4"/>
+              <w:right w:val="single" w:color="7F7F7F" w:sz="4"/>
+            </w:tcBorders>
+          </w:tcPr>
+          <w:p>
+            <w:pPr>
+              <w:jc w:val="center"/>
+            </w:pPr>
+            <w:r>
+              <w:rPr>
+                <w:rFonts w:ascii="Yu Gothic" w:eastAsia="Yu Gothic" w:hAnsi="Yu Gothic"/>
+                <w:b/>
+                <w:bCs/>
+                <w:color w:val="1F4E79"/>
+                <w:sz w:val="18"/>
+                <w:szCs w:val="18"/>
+              </w:rPr>
+              <w:t xml:space="preserve">第3回</w:t>
+            </w:r>
+          </w:p>
+        </w:tc>
         <w:tc>
           <w:tcPr>
             <w:tcW w:type="dxa" w:w="900"/>
@@ -1083,7 +1301,7 @@
         </w:tc>
         <w:tc>
           <w:tcPr>
-            <w:tcW w:type="dxa" w:w="3900"/>
+            <w:tcW w:type="dxa" w:w="4100"/>
             <w:tcBorders>
               <w:top w:val="single" w:color="7F7F7F" w:sz="4"/>
               <w:left w:val="single" w:color="7F7F7F" w:sz="4"/>
@@ -1101,13 +1319,13 @@
                 <w:sz w:val="18"/>
                 <w:szCs w:val="18"/>
               </w:rPr>
-              <w:t xml:space="preserve">第4章 脳幹・小脳・脳神経の障害（画像）</w:t>
-            </w:r>
-          </w:p>
-        </w:tc>
-        <w:tc>
-          <w:tcPr>
-            <w:tcW w:type="dxa" w:w="2400"/>
+              <w:t xml:space="preserve">基礎：自律神経（交感神経・副交感神経）（前半）</w:t>
+            </w:r>
+          </w:p>
+        </w:tc>
+        <w:tc>
+          <w:tcPr>
+            <w:tcW w:type="dxa" w:w="1800"/>
             <w:tcBorders>
               <w:top w:val="single" w:color="7F7F7F" w:sz="4"/>
               <w:left w:val="single" w:color="7F7F7F" w:sz="4"/>
@@ -1125,13 +1343,13 @@
                 <w:sz w:val="18"/>
                 <w:szCs w:val="18"/>
               </w:rPr>
-              <w:t xml:space="preserve">問48〜問52</w:t>
-            </w:r>
-          </w:p>
-        </w:tc>
-        <w:tc>
-          <w:tcPr>
-            <w:tcW w:type="dxa" w:w="1400"/>
+              <w:t xml:space="preserve">問53〜問67</w:t>
+            </w:r>
+          </w:p>
+        </w:tc>
+        <w:tc>
+          <w:tcPr>
+            <w:tcW w:type="dxa" w:w="1000"/>
             <w:tcBorders>
               <w:top w:val="single" w:color="7F7F7F" w:sz="4"/>
               <w:left w:val="single" w:color="7F7F7F" w:sz="4"/>
@@ -1149,13 +1367,13 @@
                 <w:sz w:val="18"/>
                 <w:szCs w:val="18"/>
               </w:rPr>
-              <w:t xml:space="preserve">10分</w:t>
-            </w:r>
-          </w:p>
-        </w:tc>
-        <w:tc>
-          <w:tcPr>
-            <w:tcW w:type="dxa" w:w="1038"/>
+              <w:t xml:space="preserve">15分</w:t>
+            </w:r>
+          </w:p>
+        </w:tc>
+        <w:tc>
+          <w:tcPr>
+            <w:tcW w:type="dxa" w:w="1000"/>
             <w:tcBorders>
               <w:top w:val="single" w:color="7F7F7F" w:sz="4"/>
               <w:left w:val="single" w:color="7F7F7F" w:sz="4"/>
@@ -1179,6 +1397,33 @@
         </w:tc>
       </w:tr>
       <w:tr>
+        <w:tc>
+          <w:tcPr>
+            <w:tcW w:type="dxa" w:w="800"/>
+            <w:tcBorders>
+              <w:top w:val="single" w:color="7F7F7F" w:sz="4"/>
+              <w:left w:val="single" w:color="7F7F7F" w:sz="4"/>
+              <w:bottom w:val="single" w:color="7F7F7F" w:sz="4"/>
+              <w:right w:val="single" w:color="7F7F7F" w:sz="4"/>
+            </w:tcBorders>
+          </w:tcPr>
+          <w:p>
+            <w:pPr>
+              <w:jc w:val="center"/>
+            </w:pPr>
+            <w:r>
+              <w:rPr>
+                <w:rFonts w:ascii="Yu Gothic" w:eastAsia="Yu Gothic" w:hAnsi="Yu Gothic"/>
+                <w:b/>
+                <w:bCs/>
+                <w:color w:val="1F4E79"/>
+                <w:sz w:val="18"/>
+                <w:szCs w:val="18"/>
+              </w:rPr>
+              <w:t xml:space="preserve"/>
+            </w:r>
+          </w:p>
+        </w:tc>
         <w:tc>
           <w:tcPr>
             <w:tcW w:type="dxa" w:w="900"/>
@@ -1207,7 +1452,7 @@
         </w:tc>
         <w:tc>
           <w:tcPr>
-            <w:tcW w:type="dxa" w:w="3900"/>
+            <w:tcW w:type="dxa" w:w="4100"/>
             <w:tcBorders>
               <w:top w:val="single" w:color="7F7F7F" w:sz="4"/>
               <w:left w:val="single" w:color="7F7F7F" w:sz="4"/>
@@ -1225,13 +1470,13 @@
                 <w:sz w:val="18"/>
                 <w:szCs w:val="18"/>
               </w:rPr>
-              <w:t xml:space="preserve">第5章 自律神経（交感神経・副交感神経）（基礎）</w:t>
-            </w:r>
-          </w:p>
-        </w:tc>
-        <w:tc>
-          <w:tcPr>
-            <w:tcW w:type="dxa" w:w="2400"/>
+              <w:t xml:space="preserve">基礎：自律神経（交感神経・副交感神経）（後半）</w:t>
+            </w:r>
+          </w:p>
+        </w:tc>
+        <w:tc>
+          <w:tcPr>
+            <w:tcW w:type="dxa" w:w="1800"/>
             <w:tcBorders>
               <w:top w:val="single" w:color="7F7F7F" w:sz="4"/>
               <w:left w:val="single" w:color="7F7F7F" w:sz="4"/>
@@ -1249,13 +1494,13 @@
                 <w:sz w:val="18"/>
                 <w:szCs w:val="18"/>
               </w:rPr>
-              <w:t xml:space="preserve">問53〜問67</w:t>
-            </w:r>
-          </w:p>
-        </w:tc>
-        <w:tc>
-          <w:tcPr>
-            <w:tcW w:type="dxa" w:w="1400"/>
+              <w:t xml:space="preserve">問68〜問82</w:t>
+            </w:r>
+          </w:p>
+        </w:tc>
+        <w:tc>
+          <w:tcPr>
+            <w:tcW w:type="dxa" w:w="1000"/>
             <w:tcBorders>
               <w:top w:val="single" w:color="7F7F7F" w:sz="4"/>
               <w:left w:val="single" w:color="7F7F7F" w:sz="4"/>
@@ -1279,7 +1524,7 @@
         </w:tc>
         <w:tc>
           <w:tcPr>
-            <w:tcW w:type="dxa" w:w="1038"/>
+            <w:tcW w:type="dxa" w:w="1000"/>
             <w:tcBorders>
               <w:top w:val="single" w:color="7F7F7F" w:sz="4"/>
               <w:left w:val="single" w:color="7F7F7F" w:sz="4"/>
@@ -1303,6 +1548,33 @@
         </w:tc>
       </w:tr>
       <w:tr>
+        <w:tc>
+          <w:tcPr>
+            <w:tcW w:type="dxa" w:w="800"/>
+            <w:tcBorders>
+              <w:top w:val="single" w:color="7F7F7F" w:sz="4"/>
+              <w:left w:val="single" w:color="7F7F7F" w:sz="4"/>
+              <w:bottom w:val="single" w:color="7F7F7F" w:sz="4"/>
+              <w:right w:val="single" w:color="7F7F7F" w:sz="4"/>
+            </w:tcBorders>
+          </w:tcPr>
+          <w:p>
+            <w:pPr>
+              <w:jc w:val="center"/>
+            </w:pPr>
+            <w:r>
+              <w:rPr>
+                <w:rFonts w:ascii="Yu Gothic" w:eastAsia="Yu Gothic" w:hAnsi="Yu Gothic"/>
+                <w:b/>
+                <w:bCs/>
+                <w:color w:val="1F4E79"/>
+                <w:sz w:val="18"/>
+                <w:szCs w:val="18"/>
+              </w:rPr>
+              <w:t xml:space="preserve"/>
+            </w:r>
+          </w:p>
+        </w:tc>
         <w:tc>
           <w:tcPr>
             <w:tcW w:type="dxa" w:w="900"/>
@@ -1331,7 +1603,7 @@
         </w:tc>
         <w:tc>
           <w:tcPr>
-            <w:tcW w:type="dxa" w:w="3900"/>
+            <w:tcW w:type="dxa" w:w="4100"/>
             <w:tcBorders>
               <w:top w:val="single" w:color="7F7F7F" w:sz="4"/>
               <w:left w:val="single" w:color="7F7F7F" w:sz="4"/>
@@ -1349,13 +1621,13 @@
                 <w:sz w:val="18"/>
                 <w:szCs w:val="18"/>
               </w:rPr>
-              <w:t xml:space="preserve">第5章 自律神経（交感神経・副交感神経）（基礎）</w:t>
-            </w:r>
-          </w:p>
-        </w:tc>
-        <w:tc>
-          <w:tcPr>
-            <w:tcW w:type="dxa" w:w="2400"/>
+              <w:t xml:space="preserve">画像：脳卒中リハの評価とリスク管理</w:t>
+            </w:r>
+          </w:p>
+        </w:tc>
+        <w:tc>
+          <w:tcPr>
+            <w:tcW w:type="dxa" w:w="1800"/>
             <w:tcBorders>
               <w:top w:val="single" w:color="7F7F7F" w:sz="4"/>
               <w:left w:val="single" w:color="7F7F7F" w:sz="4"/>
@@ -1373,13 +1645,13 @@
                 <w:sz w:val="18"/>
                 <w:szCs w:val="18"/>
               </w:rPr>
-              <w:t xml:space="preserve">問68〜問82</w:t>
-            </w:r>
-          </w:p>
-        </w:tc>
-        <w:tc>
-          <w:tcPr>
-            <w:tcW w:type="dxa" w:w="1400"/>
+              <w:t xml:space="preserve">問83〜問86</w:t>
+            </w:r>
+          </w:p>
+        </w:tc>
+        <w:tc>
+          <w:tcPr>
+            <w:tcW w:type="dxa" w:w="1000"/>
             <w:tcBorders>
               <w:top w:val="single" w:color="7F7F7F" w:sz="4"/>
               <w:left w:val="single" w:color="7F7F7F" w:sz="4"/>
@@ -1397,137 +1669,13 @@
                 <w:sz w:val="18"/>
                 <w:szCs w:val="18"/>
               </w:rPr>
-              <w:t xml:space="preserve">15分</w:t>
-            </w:r>
-          </w:p>
-        </w:tc>
-        <w:tc>
-          <w:tcPr>
-            <w:tcW w:type="dxa" w:w="1038"/>
-            <w:tcBorders>
-              <w:top w:val="single" w:color="7F7F7F" w:sz="4"/>
-              <w:left w:val="single" w:color="7F7F7F" w:sz="4"/>
-              <w:bottom w:val="single" w:color="7F7F7F" w:sz="4"/>
-              <w:right w:val="single" w:color="7F7F7F" w:sz="4"/>
-            </w:tcBorders>
-          </w:tcPr>
-          <w:p>
-            <w:pPr>
-              <w:jc w:val="center"/>
-            </w:pPr>
-            <w:r>
-              <w:rPr>
-                <w:rFonts w:ascii="Yu Gothic" w:eastAsia="Yu Gothic" w:hAnsi="Yu Gothic"/>
-                <w:sz w:val="18"/>
-                <w:szCs w:val="18"/>
-              </w:rPr>
-              <w:t xml:space="preserve">□</w:t>
-            </w:r>
-          </w:p>
-        </w:tc>
-      </w:tr>
-      <w:tr>
-        <w:tc>
-          <w:tcPr>
-            <w:tcW w:type="dxa" w:w="900"/>
-            <w:tcBorders>
-              <w:top w:val="single" w:color="7F7F7F" w:sz="4"/>
-              <w:left w:val="single" w:color="7F7F7F" w:sz="4"/>
-              <w:bottom w:val="single" w:color="7F7F7F" w:sz="4"/>
-              <w:right w:val="single" w:color="7F7F7F" w:sz="4"/>
-            </w:tcBorders>
-          </w:tcPr>
-          <w:p>
-            <w:pPr>
-              <w:jc w:val="center"/>
-            </w:pPr>
-            <w:r>
-              <w:rPr>
-                <w:rFonts w:ascii="Yu Gothic" w:eastAsia="Yu Gothic" w:hAnsi="Yu Gothic"/>
-                <w:b/>
-                <w:bCs/>
-                <w:sz w:val="18"/>
-                <w:szCs w:val="18"/>
-              </w:rPr>
-              <w:t xml:space="preserve">演習10</w:t>
-            </w:r>
-          </w:p>
-        </w:tc>
-        <w:tc>
-          <w:tcPr>
-            <w:tcW w:type="dxa" w:w="3900"/>
-            <w:tcBorders>
-              <w:top w:val="single" w:color="7F7F7F" w:sz="4"/>
-              <w:left w:val="single" w:color="7F7F7F" w:sz="4"/>
-              <w:bottom w:val="single" w:color="7F7F7F" w:sz="4"/>
-              <w:right w:val="single" w:color="7F7F7F" w:sz="4"/>
-            </w:tcBorders>
-          </w:tcPr>
-          <w:p>
-            <w:pPr>
-              <w:jc w:val="left"/>
-            </w:pPr>
-            <w:r>
-              <w:rPr>
-                <w:rFonts w:ascii="Yu Gothic" w:eastAsia="Yu Gothic" w:hAnsi="Yu Gothic"/>
-                <w:sz w:val="18"/>
-                <w:szCs w:val="18"/>
-              </w:rPr>
-              <w:t xml:space="preserve">第6章 脳卒中リハ：評価とリスク管理（画像）</w:t>
-            </w:r>
-          </w:p>
-        </w:tc>
-        <w:tc>
-          <w:tcPr>
-            <w:tcW w:type="dxa" w:w="2400"/>
-            <w:tcBorders>
-              <w:top w:val="single" w:color="7F7F7F" w:sz="4"/>
-              <w:left w:val="single" w:color="7F7F7F" w:sz="4"/>
-              <w:bottom w:val="single" w:color="7F7F7F" w:sz="4"/>
-              <w:right w:val="single" w:color="7F7F7F" w:sz="4"/>
-            </w:tcBorders>
-          </w:tcPr>
-          <w:p>
-            <w:pPr>
-              <w:jc w:val="center"/>
-            </w:pPr>
-            <w:r>
-              <w:rPr>
-                <w:rFonts w:ascii="Yu Gothic" w:eastAsia="Yu Gothic" w:hAnsi="Yu Gothic"/>
-                <w:sz w:val="18"/>
-                <w:szCs w:val="18"/>
-              </w:rPr>
-              <w:t xml:space="preserve">問83〜問86</w:t>
-            </w:r>
-          </w:p>
-        </w:tc>
-        <w:tc>
-          <w:tcPr>
-            <w:tcW w:type="dxa" w:w="1400"/>
-            <w:tcBorders>
-              <w:top w:val="single" w:color="7F7F7F" w:sz="4"/>
-              <w:left w:val="single" w:color="7F7F7F" w:sz="4"/>
-              <w:bottom w:val="single" w:color="7F7F7F" w:sz="4"/>
-              <w:right w:val="single" w:color="7F7F7F" w:sz="4"/>
-            </w:tcBorders>
-          </w:tcPr>
-          <w:p>
-            <w:pPr>
-              <w:jc w:val="center"/>
-            </w:pPr>
-            <w:r>
-              <w:rPr>
-                <w:rFonts w:ascii="Yu Gothic" w:eastAsia="Yu Gothic" w:hAnsi="Yu Gothic"/>
-                <w:sz w:val="18"/>
-                <w:szCs w:val="18"/>
-              </w:rPr>
-              <w:t xml:space="preserve">8分</w:t>
-            </w:r>
-          </w:p>
-        </w:tc>
-        <w:tc>
-          <w:tcPr>
-            <w:tcW w:type="dxa" w:w="1038"/>
+              <w:t xml:space="preserve">6分</w:t>
+            </w:r>
+          </w:p>
+        </w:tc>
+        <w:tc>
+          <w:tcPr>
+            <w:tcW w:type="dxa" w:w="1000"/>
             <w:tcBorders>
               <w:top w:val="single" w:color="7F7F7F" w:sz="4"/>
               <w:left w:val="single" w:color="7F7F7F" w:sz="4"/>
@@ -1565,6 +1713,33 @@
     </w:p>
     <w:p>
       <w:pPr>
+        <w:keepNext/>
+        <w:shd w:fill="1F4E79" w:color="auto" w:val="clear"/>
+        <w:spacing w:after="160"/>
+      </w:pPr>
+      <w:r>
+        <w:rPr>
+          <w:rFonts w:ascii="Yu Gothic" w:eastAsia="Yu Gothic" w:hAnsi="Yu Gothic"/>
+          <w:b/>
+          <w:bCs/>
+          <w:color w:val="FFFFFF"/>
+          <w:sz w:val="30"/>
+          <w:szCs w:val="30"/>
+        </w:rPr>
+        <w:t xml:space="preserve"> 第1回</w:t>
+      </w:r>
+      <w:r>
+        <w:rPr>
+          <w:rFonts w:ascii="Yu Gothic" w:eastAsia="Yu Gothic" w:hAnsi="Yu Gothic"/>
+          <w:color w:val="FFFFFF"/>
+          <w:sz w:val="22"/>
+          <w:szCs w:val="22"/>
+        </w:rPr>
+        <w:t xml:space="preserve">　問1〜問26（26問）</w:t>
+      </w:r>
+    </w:p>
+    <w:p>
+      <w:pPr>
         <w:shd w:fill="1F4E79" w:color="auto" w:val="clear"/>
         <w:spacing w:after="40"/>
       </w:pPr>
@@ -1634,7 +1809,7 @@
           <w:sz w:val="18"/>
           <w:szCs w:val="18"/>
         </w:rPr>
-        <w:t xml:space="preserve">（14問・目安15分）</w:t>
+        <w:t xml:space="preserve">（14問・目安14分）</w:t>
       </w:r>
     </w:p>
     <w:p>
@@ -3393,7 +3568,7 @@
           <w:sz w:val="18"/>
           <w:szCs w:val="18"/>
         </w:rPr>
-        <w:t xml:space="preserve">（6問・目安12分）</w:t>
+        <w:t xml:space="preserve">（6問・目安9分）</w:t>
       </w:r>
     </w:p>
     <w:p>
@@ -4447,7 +4622,7 @@
           <w:sz w:val="18"/>
           <w:szCs w:val="18"/>
         </w:rPr>
-        <w:t xml:space="preserve">（6問・目安10分）</w:t>
+        <w:t xml:space="preserve">（6問・目安9分）</w:t>
       </w:r>
     </w:p>
     <w:p>
@@ -5467,6 +5642,34 @@
     <w:p>
       <w:pPr>
         <w:keepNext/>
+        <w:pageBreakBefore/>
+        <w:shd w:fill="1F4E79" w:color="auto" w:val="clear"/>
+        <w:spacing w:after="160"/>
+      </w:pPr>
+      <w:r>
+        <w:rPr>
+          <w:rFonts w:ascii="Yu Gothic" w:eastAsia="Yu Gothic" w:hAnsi="Yu Gothic"/>
+          <w:b/>
+          <w:bCs/>
+          <w:color w:val="FFFFFF"/>
+          <w:sz w:val="30"/>
+          <w:szCs w:val="30"/>
+        </w:rPr>
+        <w:t xml:space="preserve"> 第2回</w:t>
+      </w:r>
+      <w:r>
+        <w:rPr>
+          <w:rFonts w:ascii="Yu Gothic" w:eastAsia="Yu Gothic" w:hAnsi="Yu Gothic"/>
+          <w:color w:val="FFFFFF"/>
+          <w:sz w:val="22"/>
+          <w:szCs w:val="22"/>
+        </w:rPr>
+        <w:t xml:space="preserve">　問27〜問52（26問）</w:t>
+      </w:r>
+    </w:p>
+    <w:p>
+      <w:pPr>
+        <w:keepNext/>
         <w:pBdr>
           <w:top w:val="single" w:color="2A7F9E" w:sz="8" w:space="4"/>
           <w:bottom w:val="single" w:color="2A7F9E" w:sz="8" w:space="4"/>
@@ -5501,7 +5704,7 @@
           <w:sz w:val="18"/>
           <w:szCs w:val="18"/>
         </w:rPr>
-        <w:t xml:space="preserve">（4問・目安10分）</w:t>
+        <w:t xml:space="preserve">（4問・目安6分）</w:t>
       </w:r>
     </w:p>
     <w:p>
@@ -6249,7 +6452,7 @@
           <w:sz w:val="24"/>
           <w:szCs w:val="24"/>
         </w:rPr>
-        <w:t xml:space="preserve">問31〜問36</w:t>
+        <w:t xml:space="preserve">問31〜問47</w:t>
       </w:r>
       <w:r>
         <w:rPr>
@@ -6258,7 +6461,7 @@
           <w:sz w:val="18"/>
           <w:szCs w:val="18"/>
         </w:rPr>
-        <w:t xml:space="preserve">（6問・目安6分）</w:t>
+        <w:t xml:space="preserve">（17問・目安17分）</w:t>
       </w:r>
     </w:p>
     <w:p>
@@ -7007,46 +7210,6 @@
     <w:p>
       <w:pPr>
         <w:keepNext/>
-        <w:pBdr>
-          <w:top w:val="single" w:color="2A7F9E" w:sz="8" w:space="4"/>
-          <w:bottom w:val="single" w:color="2A7F9E" w:sz="8" w:space="4"/>
-        </w:pBdr>
-        <w:spacing w:after="100" w:before="160"/>
-      </w:pPr>
-      <w:r>
-        <w:rPr>
-          <w:rFonts w:ascii="Yu Gothic" w:eastAsia="Yu Gothic" w:hAnsi="Yu Gothic"/>
-          <w:b/>
-          <w:bCs/>
-          <w:color w:val="2A7F9E"/>
-          <w:sz w:val="24"/>
-          <w:szCs w:val="24"/>
-        </w:rPr>
-        <w:t xml:space="preserve">演習6　</w:t>
-      </w:r>
-      <w:r>
-        <w:rPr>
-          <w:rFonts w:ascii="Yu Gothic" w:eastAsia="Yu Gothic" w:hAnsi="Yu Gothic"/>
-          <w:b/>
-          <w:bCs/>
-          <w:sz w:val="24"/>
-          <w:szCs w:val="24"/>
-        </w:rPr>
-        <w:t xml:space="preserve">問37〜問47</w:t>
-      </w:r>
-      <w:r>
-        <w:rPr>
-          <w:rFonts w:ascii="Yu Gothic" w:eastAsia="Yu Gothic" w:hAnsi="Yu Gothic"/>
-          <w:color w:val="595959"/>
-          <w:sz w:val="18"/>
-          <w:szCs w:val="18"/>
-        </w:rPr>
-        <w:t xml:space="preserve">（11問・目安11分）</w:t>
-      </w:r>
-    </w:p>
-    <w:p>
-      <w:pPr>
-        <w:keepNext/>
         <w:keepLines/>
         <w:spacing w:after="40" w:before="180"/>
         <w:ind w:left="460" w:hanging="460"/>
@@ -8386,7 +8549,7 @@
           <w:sz w:val="24"/>
           <w:szCs w:val="24"/>
         </w:rPr>
-        <w:t xml:space="preserve">演習7　</w:t>
+        <w:t xml:space="preserve">演習6　</w:t>
       </w:r>
       <w:r>
         <w:rPr>
@@ -8405,7 +8568,7 @@
           <w:sz w:val="18"/>
           <w:szCs w:val="18"/>
         </w:rPr>
-        <w:t xml:space="preserve">（5問・目安10分）</w:t>
+        <w:t xml:space="preserve">（5問・目安8分）</w:t>
       </w:r>
     </w:p>
     <w:p>
@@ -9238,6 +9401,33 @@
     </w:p>
     <w:p>
       <w:pPr>
+        <w:keepNext/>
+        <w:shd w:fill="1F4E79" w:color="auto" w:val="clear"/>
+        <w:spacing w:after="160"/>
+      </w:pPr>
+      <w:r>
+        <w:rPr>
+          <w:rFonts w:ascii="Yu Gothic" w:eastAsia="Yu Gothic" w:hAnsi="Yu Gothic"/>
+          <w:b/>
+          <w:bCs/>
+          <w:color w:val="FFFFFF"/>
+          <w:sz w:val="30"/>
+          <w:szCs w:val="30"/>
+        </w:rPr>
+        <w:t xml:space="preserve"> 第3回</w:t>
+      </w:r>
+      <w:r>
+        <w:rPr>
+          <w:rFonts w:ascii="Yu Gothic" w:eastAsia="Yu Gothic" w:hAnsi="Yu Gothic"/>
+          <w:color w:val="FFFFFF"/>
+          <w:sz w:val="22"/>
+          <w:szCs w:val="22"/>
+        </w:rPr>
+        <w:t xml:space="preserve">　問53〜問86（34問）</w:t>
+      </w:r>
+    </w:p>
+    <w:p>
+      <w:pPr>
         <w:shd w:fill="1F4E79" w:color="auto" w:val="clear"/>
         <w:spacing w:after="40"/>
       </w:pPr>
@@ -9288,7 +9478,7 @@
           <w:sz w:val="24"/>
           <w:szCs w:val="24"/>
         </w:rPr>
-        <w:t xml:space="preserve">演習8　</w:t>
+        <w:t xml:space="preserve">演習7　</w:t>
       </w:r>
       <w:r>
         <w:rPr>
@@ -11068,7 +11258,7 @@
           <w:sz w:val="24"/>
           <w:szCs w:val="24"/>
         </w:rPr>
-        <w:t xml:space="preserve">演習9　</w:t>
+        <w:t xml:space="preserve">演習8　</w:t>
       </w:r>
       <w:r>
         <w:rPr>
@@ -12875,7 +13065,7 @@
           <w:sz w:val="32"/>
           <w:szCs w:val="32"/>
         </w:rPr>
-        <w:t xml:space="preserve">脳卒中リハ：評価とリスク管理</w:t>
+        <w:t xml:space="preserve">脳卒中リハの評価とリスク管理</w:t>
       </w:r>
     </w:p>
     <w:p>
@@ -12896,7 +13086,7 @@
           <w:sz w:val="24"/>
           <w:szCs w:val="24"/>
         </w:rPr>
-        <w:t xml:space="preserve">演習10　</w:t>
+        <w:t xml:space="preserve">演習9　</w:t>
       </w:r>
       <w:r>
         <w:rPr>
@@ -12915,7 +13105,7 @@
           <w:sz w:val="18"/>
           <w:szCs w:val="18"/>
         </w:rPr>
-        <w:t xml:space="preserve">（4問・目安8分）</w:t>
+        <w:t xml:space="preserve">（4問・目安6分）</w:t>
       </w:r>
     </w:p>
     <w:p>
@@ -13602,6 +13792,26 @@
     <w:p>
       <w:pPr>
         <w:keepNext/>
+        <w:pBdr>
+          <w:bottom w:val="single" w:color="1F4E79" w:sz="6" w:space="2"/>
+        </w:pBdr>
+        <w:spacing w:after="40" w:before="240"/>
+      </w:pPr>
+      <w:r>
+        <w:rPr>
+          <w:rFonts w:ascii="Yu Gothic" w:eastAsia="Yu Gothic" w:hAnsi="Yu Gothic"/>
+          <w:b/>
+          <w:bCs/>
+          <w:color w:val="1F4E79"/>
+          <w:sz w:val="24"/>
+          <w:szCs w:val="24"/>
+        </w:rPr>
+        <w:t xml:space="preserve">第1回</w:t>
+      </w:r>
+    </w:p>
+    <w:p>
+      <w:pPr>
+        <w:keepNext/>
         <w:spacing w:after="60" w:before="140"/>
       </w:pPr>
       <w:r>
@@ -15132,6 +15342,26 @@
     <w:p>
       <w:pPr>
         <w:keepNext/>
+        <w:pBdr>
+          <w:bottom w:val="single" w:color="1F4E79" w:sz="6" w:space="2"/>
+        </w:pBdr>
+        <w:spacing w:after="40" w:before="240"/>
+      </w:pPr>
+      <w:r>
+        <w:rPr>
+          <w:rFonts w:ascii="Yu Gothic" w:eastAsia="Yu Gothic" w:hAnsi="Yu Gothic"/>
+          <w:b/>
+          <w:bCs/>
+          <w:color w:val="1F4E79"/>
+          <w:sz w:val="24"/>
+          <w:szCs w:val="24"/>
+        </w:rPr>
+        <w:t xml:space="preserve">第2回</w:t>
+      </w:r>
+    </w:p>
+    <w:p>
+      <w:pPr>
+        <w:keepNext/>
         <w:spacing w:after="60" w:before="140"/>
       </w:pPr>
       <w:r>
@@ -15539,7 +15769,7 @@
           <w:sz w:val="20"/>
           <w:szCs w:val="20"/>
         </w:rPr>
-        <w:t xml:space="preserve">演習5　問31〜問36</w:t>
+        <w:t xml:space="preserve">演習5　問31〜問47</w:t>
       </w:r>
       <w:r>
         <w:rPr>
@@ -15547,7 +15777,7 @@
           <w:sz w:val="18"/>
           <w:szCs w:val="18"/>
         </w:rPr>
-        <w:t xml:space="preserve">　　正解数：　　／6</w:t>
+        <w:t xml:space="preserve">　　正解数：　　／17</w:t>
       </w:r>
     </w:p>
     <w:tbl>
@@ -15894,6 +16124,690 @@
                 <w:sz w:val="18"/>
                 <w:szCs w:val="18"/>
               </w:rPr>
+              <w:t xml:space="preserve">問37</w:t>
+            </w:r>
+          </w:p>
+        </w:tc>
+        <w:tc>
+          <w:tcPr>
+            <w:tcW w:type="dxa" w:w="688"/>
+            <w:tcBorders>
+              <w:top w:val="single" w:color="7F7F7F" w:sz="4"/>
+              <w:left w:val="single" w:color="7F7F7F" w:sz="4"/>
+              <w:bottom w:val="single" w:color="7F7F7F" w:sz="4"/>
+              <w:right w:val="single" w:color="7F7F7F" w:sz="4"/>
+            </w:tcBorders>
+          </w:tcPr>
+          <w:p>
+            <w:r>
+              <w:rPr>
+                <w:rFonts w:ascii="Yu Gothic" w:eastAsia="Yu Gothic" w:hAnsi="Yu Gothic"/>
+                <w:sz w:val="20"/>
+                <w:szCs w:val="20"/>
+              </w:rPr>
+              <w:t xml:space="preserve"/>
+            </w:r>
+          </w:p>
+        </w:tc>
+      </w:tr>
+      <w:tr>
+        <w:trPr>
+          <w:cantSplit/>
+          <w:trHeight w:val="400" w:hRule="atLeast"/>
+        </w:trPr>
+        <w:tc>
+          <w:tcPr>
+            <w:tcW w:type="dxa" w:w="688"/>
+            <w:tcBorders>
+              <w:top w:val="single" w:color="7F7F7F" w:sz="4"/>
+              <w:left w:val="single" w:color="7F7F7F" w:sz="4"/>
+              <w:bottom w:val="single" w:color="7F7F7F" w:sz="4"/>
+              <w:right w:val="single" w:color="7F7F7F" w:sz="4"/>
+            </w:tcBorders>
+            <w:shd w:fill="DEEAF6" w:color="auto" w:val="clear"/>
+          </w:tcPr>
+          <w:p>
+            <w:pPr>
+              <w:jc w:val="center"/>
+            </w:pPr>
+            <w:r>
+              <w:rPr>
+                <w:rFonts w:ascii="Yu Gothic" w:eastAsia="Yu Gothic" w:hAnsi="Yu Gothic"/>
+                <w:b/>
+                <w:bCs/>
+                <w:sz w:val="18"/>
+                <w:szCs w:val="18"/>
+              </w:rPr>
+              <w:t xml:space="preserve">問38</w:t>
+            </w:r>
+          </w:p>
+        </w:tc>
+        <w:tc>
+          <w:tcPr>
+            <w:tcW w:type="dxa" w:w="688"/>
+            <w:tcBorders>
+              <w:top w:val="single" w:color="7F7F7F" w:sz="4"/>
+              <w:left w:val="single" w:color="7F7F7F" w:sz="4"/>
+              <w:bottom w:val="single" w:color="7F7F7F" w:sz="4"/>
+              <w:right w:val="single" w:color="7F7F7F" w:sz="4"/>
+            </w:tcBorders>
+          </w:tcPr>
+          <w:p>
+            <w:r>
+              <w:rPr>
+                <w:rFonts w:ascii="Yu Gothic" w:eastAsia="Yu Gothic" w:hAnsi="Yu Gothic"/>
+                <w:sz w:val="20"/>
+                <w:szCs w:val="20"/>
+              </w:rPr>
+              <w:t xml:space="preserve"/>
+            </w:r>
+          </w:p>
+        </w:tc>
+        <w:tc>
+          <w:tcPr>
+            <w:tcW w:type="dxa" w:w="688"/>
+            <w:tcBorders>
+              <w:top w:val="single" w:color="7F7F7F" w:sz="4"/>
+              <w:left w:val="single" w:color="7F7F7F" w:sz="4"/>
+              <w:bottom w:val="single" w:color="7F7F7F" w:sz="4"/>
+              <w:right w:val="single" w:color="7F7F7F" w:sz="4"/>
+            </w:tcBorders>
+            <w:shd w:fill="DEEAF6" w:color="auto" w:val="clear"/>
+          </w:tcPr>
+          <w:p>
+            <w:pPr>
+              <w:jc w:val="center"/>
+            </w:pPr>
+            <w:r>
+              <w:rPr>
+                <w:rFonts w:ascii="Yu Gothic" w:eastAsia="Yu Gothic" w:hAnsi="Yu Gothic"/>
+                <w:b/>
+                <w:bCs/>
+                <w:sz w:val="18"/>
+                <w:szCs w:val="18"/>
+              </w:rPr>
+              <w:t xml:space="preserve">問39</w:t>
+            </w:r>
+          </w:p>
+        </w:tc>
+        <w:tc>
+          <w:tcPr>
+            <w:tcW w:type="dxa" w:w="688"/>
+            <w:tcBorders>
+              <w:top w:val="single" w:color="7F7F7F" w:sz="4"/>
+              <w:left w:val="single" w:color="7F7F7F" w:sz="4"/>
+              <w:bottom w:val="single" w:color="7F7F7F" w:sz="4"/>
+              <w:right w:val="single" w:color="7F7F7F" w:sz="4"/>
+            </w:tcBorders>
+          </w:tcPr>
+          <w:p>
+            <w:r>
+              <w:rPr>
+                <w:rFonts w:ascii="Yu Gothic" w:eastAsia="Yu Gothic" w:hAnsi="Yu Gothic"/>
+                <w:sz w:val="20"/>
+                <w:szCs w:val="20"/>
+              </w:rPr>
+              <w:t xml:space="preserve"/>
+            </w:r>
+          </w:p>
+        </w:tc>
+        <w:tc>
+          <w:tcPr>
+            <w:tcW w:type="dxa" w:w="688"/>
+            <w:tcBorders>
+              <w:top w:val="single" w:color="7F7F7F" w:sz="4"/>
+              <w:left w:val="single" w:color="7F7F7F" w:sz="4"/>
+              <w:bottom w:val="single" w:color="7F7F7F" w:sz="4"/>
+              <w:right w:val="single" w:color="7F7F7F" w:sz="4"/>
+            </w:tcBorders>
+            <w:shd w:fill="DEEAF6" w:color="auto" w:val="clear"/>
+          </w:tcPr>
+          <w:p>
+            <w:pPr>
+              <w:jc w:val="center"/>
+            </w:pPr>
+            <w:r>
+              <w:rPr>
+                <w:rFonts w:ascii="Yu Gothic" w:eastAsia="Yu Gothic" w:hAnsi="Yu Gothic"/>
+                <w:b/>
+                <w:bCs/>
+                <w:sz w:val="18"/>
+                <w:szCs w:val="18"/>
+              </w:rPr>
+              <w:t xml:space="preserve">問40</w:t>
+            </w:r>
+          </w:p>
+        </w:tc>
+        <w:tc>
+          <w:tcPr>
+            <w:tcW w:type="dxa" w:w="688"/>
+            <w:tcBorders>
+              <w:top w:val="single" w:color="7F7F7F" w:sz="4"/>
+              <w:left w:val="single" w:color="7F7F7F" w:sz="4"/>
+              <w:bottom w:val="single" w:color="7F7F7F" w:sz="4"/>
+              <w:right w:val="single" w:color="7F7F7F" w:sz="4"/>
+            </w:tcBorders>
+          </w:tcPr>
+          <w:p>
+            <w:r>
+              <w:rPr>
+                <w:rFonts w:ascii="Yu Gothic" w:eastAsia="Yu Gothic" w:hAnsi="Yu Gothic"/>
+                <w:sz w:val="20"/>
+                <w:szCs w:val="20"/>
+              </w:rPr>
+              <w:t xml:space="preserve"/>
+            </w:r>
+          </w:p>
+        </w:tc>
+        <w:tc>
+          <w:tcPr>
+            <w:tcW w:type="dxa" w:w="688"/>
+            <w:tcBorders>
+              <w:top w:val="single" w:color="7F7F7F" w:sz="4"/>
+              <w:left w:val="single" w:color="7F7F7F" w:sz="4"/>
+              <w:bottom w:val="single" w:color="7F7F7F" w:sz="4"/>
+              <w:right w:val="single" w:color="7F7F7F" w:sz="4"/>
+            </w:tcBorders>
+            <w:shd w:fill="DEEAF6" w:color="auto" w:val="clear"/>
+          </w:tcPr>
+          <w:p>
+            <w:pPr>
+              <w:jc w:val="center"/>
+            </w:pPr>
+            <w:r>
+              <w:rPr>
+                <w:rFonts w:ascii="Yu Gothic" w:eastAsia="Yu Gothic" w:hAnsi="Yu Gothic"/>
+                <w:b/>
+                <w:bCs/>
+                <w:sz w:val="18"/>
+                <w:szCs w:val="18"/>
+              </w:rPr>
+              <w:t xml:space="preserve">問41</w:t>
+            </w:r>
+          </w:p>
+        </w:tc>
+        <w:tc>
+          <w:tcPr>
+            <w:tcW w:type="dxa" w:w="688"/>
+            <w:tcBorders>
+              <w:top w:val="single" w:color="7F7F7F" w:sz="4"/>
+              <w:left w:val="single" w:color="7F7F7F" w:sz="4"/>
+              <w:bottom w:val="single" w:color="7F7F7F" w:sz="4"/>
+              <w:right w:val="single" w:color="7F7F7F" w:sz="4"/>
+            </w:tcBorders>
+          </w:tcPr>
+          <w:p>
+            <w:r>
+              <w:rPr>
+                <w:rFonts w:ascii="Yu Gothic" w:eastAsia="Yu Gothic" w:hAnsi="Yu Gothic"/>
+                <w:sz w:val="20"/>
+                <w:szCs w:val="20"/>
+              </w:rPr>
+              <w:t xml:space="preserve"/>
+            </w:r>
+          </w:p>
+        </w:tc>
+        <w:tc>
+          <w:tcPr>
+            <w:tcW w:type="dxa" w:w="688"/>
+            <w:tcBorders>
+              <w:top w:val="single" w:color="7F7F7F" w:sz="4"/>
+              <w:left w:val="single" w:color="7F7F7F" w:sz="4"/>
+              <w:bottom w:val="single" w:color="7F7F7F" w:sz="4"/>
+              <w:right w:val="single" w:color="7F7F7F" w:sz="4"/>
+            </w:tcBorders>
+            <w:shd w:fill="DEEAF6" w:color="auto" w:val="clear"/>
+          </w:tcPr>
+          <w:p>
+            <w:pPr>
+              <w:jc w:val="center"/>
+            </w:pPr>
+            <w:r>
+              <w:rPr>
+                <w:rFonts w:ascii="Yu Gothic" w:eastAsia="Yu Gothic" w:hAnsi="Yu Gothic"/>
+                <w:b/>
+                <w:bCs/>
+                <w:sz w:val="18"/>
+                <w:szCs w:val="18"/>
+              </w:rPr>
+              <w:t xml:space="preserve">問42</w:t>
+            </w:r>
+          </w:p>
+        </w:tc>
+        <w:tc>
+          <w:tcPr>
+            <w:tcW w:type="dxa" w:w="688"/>
+            <w:tcBorders>
+              <w:top w:val="single" w:color="7F7F7F" w:sz="4"/>
+              <w:left w:val="single" w:color="7F7F7F" w:sz="4"/>
+              <w:bottom w:val="single" w:color="7F7F7F" w:sz="4"/>
+              <w:right w:val="single" w:color="7F7F7F" w:sz="4"/>
+            </w:tcBorders>
+          </w:tcPr>
+          <w:p>
+            <w:r>
+              <w:rPr>
+                <w:rFonts w:ascii="Yu Gothic" w:eastAsia="Yu Gothic" w:hAnsi="Yu Gothic"/>
+                <w:sz w:val="20"/>
+                <w:szCs w:val="20"/>
+              </w:rPr>
+              <w:t xml:space="preserve"/>
+            </w:r>
+          </w:p>
+        </w:tc>
+        <w:tc>
+          <w:tcPr>
+            <w:tcW w:type="dxa" w:w="688"/>
+            <w:tcBorders>
+              <w:top w:val="single" w:color="7F7F7F" w:sz="4"/>
+              <w:left w:val="single" w:color="7F7F7F" w:sz="4"/>
+              <w:bottom w:val="single" w:color="7F7F7F" w:sz="4"/>
+              <w:right w:val="single" w:color="7F7F7F" w:sz="4"/>
+            </w:tcBorders>
+            <w:shd w:fill="DEEAF6" w:color="auto" w:val="clear"/>
+          </w:tcPr>
+          <w:p>
+            <w:pPr>
+              <w:jc w:val="center"/>
+            </w:pPr>
+            <w:r>
+              <w:rPr>
+                <w:rFonts w:ascii="Yu Gothic" w:eastAsia="Yu Gothic" w:hAnsi="Yu Gothic"/>
+                <w:b/>
+                <w:bCs/>
+                <w:sz w:val="18"/>
+                <w:szCs w:val="18"/>
+              </w:rPr>
+              <w:t xml:space="preserve">問43</w:t>
+            </w:r>
+          </w:p>
+        </w:tc>
+        <w:tc>
+          <w:tcPr>
+            <w:tcW w:type="dxa" w:w="688"/>
+            <w:tcBorders>
+              <w:top w:val="single" w:color="7F7F7F" w:sz="4"/>
+              <w:left w:val="single" w:color="7F7F7F" w:sz="4"/>
+              <w:bottom w:val="single" w:color="7F7F7F" w:sz="4"/>
+              <w:right w:val="single" w:color="7F7F7F" w:sz="4"/>
+            </w:tcBorders>
+          </w:tcPr>
+          <w:p>
+            <w:r>
+              <w:rPr>
+                <w:rFonts w:ascii="Yu Gothic" w:eastAsia="Yu Gothic" w:hAnsi="Yu Gothic"/>
+                <w:sz w:val="20"/>
+                <w:szCs w:val="20"/>
+              </w:rPr>
+              <w:t xml:space="preserve"/>
+            </w:r>
+          </w:p>
+        </w:tc>
+        <w:tc>
+          <w:tcPr>
+            <w:tcW w:type="dxa" w:w="688"/>
+            <w:tcBorders>
+              <w:top w:val="single" w:color="7F7F7F" w:sz="4"/>
+              <w:left w:val="single" w:color="7F7F7F" w:sz="4"/>
+              <w:bottom w:val="single" w:color="7F7F7F" w:sz="4"/>
+              <w:right w:val="single" w:color="7F7F7F" w:sz="4"/>
+            </w:tcBorders>
+            <w:shd w:fill="DEEAF6" w:color="auto" w:val="clear"/>
+          </w:tcPr>
+          <w:p>
+            <w:pPr>
+              <w:jc w:val="center"/>
+            </w:pPr>
+            <w:r>
+              <w:rPr>
+                <w:rFonts w:ascii="Yu Gothic" w:eastAsia="Yu Gothic" w:hAnsi="Yu Gothic"/>
+                <w:b/>
+                <w:bCs/>
+                <w:sz w:val="18"/>
+                <w:szCs w:val="18"/>
+              </w:rPr>
+              <w:t xml:space="preserve">問44</w:t>
+            </w:r>
+          </w:p>
+        </w:tc>
+        <w:tc>
+          <w:tcPr>
+            <w:tcW w:type="dxa" w:w="688"/>
+            <w:tcBorders>
+              <w:top w:val="single" w:color="7F7F7F" w:sz="4"/>
+              <w:left w:val="single" w:color="7F7F7F" w:sz="4"/>
+              <w:bottom w:val="single" w:color="7F7F7F" w:sz="4"/>
+              <w:right w:val="single" w:color="7F7F7F" w:sz="4"/>
+            </w:tcBorders>
+          </w:tcPr>
+          <w:p>
+            <w:r>
+              <w:rPr>
+                <w:rFonts w:ascii="Yu Gothic" w:eastAsia="Yu Gothic" w:hAnsi="Yu Gothic"/>
+                <w:sz w:val="20"/>
+                <w:szCs w:val="20"/>
+              </w:rPr>
+              <w:t xml:space="preserve"/>
+            </w:r>
+          </w:p>
+        </w:tc>
+      </w:tr>
+      <w:tr>
+        <w:trPr>
+          <w:cantSplit/>
+          <w:trHeight w:val="400" w:hRule="atLeast"/>
+        </w:trPr>
+        <w:tc>
+          <w:tcPr>
+            <w:tcW w:type="dxa" w:w="688"/>
+            <w:tcBorders>
+              <w:top w:val="single" w:color="7F7F7F" w:sz="4"/>
+              <w:left w:val="single" w:color="7F7F7F" w:sz="4"/>
+              <w:bottom w:val="single" w:color="7F7F7F" w:sz="4"/>
+              <w:right w:val="single" w:color="7F7F7F" w:sz="4"/>
+            </w:tcBorders>
+            <w:shd w:fill="DEEAF6" w:color="auto" w:val="clear"/>
+          </w:tcPr>
+          <w:p>
+            <w:pPr>
+              <w:jc w:val="center"/>
+            </w:pPr>
+            <w:r>
+              <w:rPr>
+                <w:rFonts w:ascii="Yu Gothic" w:eastAsia="Yu Gothic" w:hAnsi="Yu Gothic"/>
+                <w:b/>
+                <w:bCs/>
+                <w:sz w:val="18"/>
+                <w:szCs w:val="18"/>
+              </w:rPr>
+              <w:t xml:space="preserve">問45</w:t>
+            </w:r>
+          </w:p>
+        </w:tc>
+        <w:tc>
+          <w:tcPr>
+            <w:tcW w:type="dxa" w:w="688"/>
+            <w:tcBorders>
+              <w:top w:val="single" w:color="7F7F7F" w:sz="4"/>
+              <w:left w:val="single" w:color="7F7F7F" w:sz="4"/>
+              <w:bottom w:val="single" w:color="7F7F7F" w:sz="4"/>
+              <w:right w:val="single" w:color="7F7F7F" w:sz="4"/>
+            </w:tcBorders>
+          </w:tcPr>
+          <w:p>
+            <w:r>
+              <w:rPr>
+                <w:rFonts w:ascii="Yu Gothic" w:eastAsia="Yu Gothic" w:hAnsi="Yu Gothic"/>
+                <w:sz w:val="20"/>
+                <w:szCs w:val="20"/>
+              </w:rPr>
+              <w:t xml:space="preserve"/>
+            </w:r>
+          </w:p>
+        </w:tc>
+        <w:tc>
+          <w:tcPr>
+            <w:tcW w:type="dxa" w:w="688"/>
+            <w:tcBorders>
+              <w:top w:val="single" w:color="7F7F7F" w:sz="4"/>
+              <w:left w:val="single" w:color="7F7F7F" w:sz="4"/>
+              <w:bottom w:val="single" w:color="7F7F7F" w:sz="4"/>
+              <w:right w:val="single" w:color="7F7F7F" w:sz="4"/>
+            </w:tcBorders>
+            <w:shd w:fill="DEEAF6" w:color="auto" w:val="clear"/>
+          </w:tcPr>
+          <w:p>
+            <w:pPr>
+              <w:jc w:val="center"/>
+            </w:pPr>
+            <w:r>
+              <w:rPr>
+                <w:rFonts w:ascii="Yu Gothic" w:eastAsia="Yu Gothic" w:hAnsi="Yu Gothic"/>
+                <w:b/>
+                <w:bCs/>
+                <w:sz w:val="18"/>
+                <w:szCs w:val="18"/>
+              </w:rPr>
+              <w:t xml:space="preserve">問46</w:t>
+            </w:r>
+          </w:p>
+        </w:tc>
+        <w:tc>
+          <w:tcPr>
+            <w:tcW w:type="dxa" w:w="688"/>
+            <w:tcBorders>
+              <w:top w:val="single" w:color="7F7F7F" w:sz="4"/>
+              <w:left w:val="single" w:color="7F7F7F" w:sz="4"/>
+              <w:bottom w:val="single" w:color="7F7F7F" w:sz="4"/>
+              <w:right w:val="single" w:color="7F7F7F" w:sz="4"/>
+            </w:tcBorders>
+          </w:tcPr>
+          <w:p>
+            <w:r>
+              <w:rPr>
+                <w:rFonts w:ascii="Yu Gothic" w:eastAsia="Yu Gothic" w:hAnsi="Yu Gothic"/>
+                <w:sz w:val="20"/>
+                <w:szCs w:val="20"/>
+              </w:rPr>
+              <w:t xml:space="preserve"/>
+            </w:r>
+          </w:p>
+        </w:tc>
+        <w:tc>
+          <w:tcPr>
+            <w:tcW w:type="dxa" w:w="688"/>
+            <w:tcBorders>
+              <w:top w:val="single" w:color="7F7F7F" w:sz="4"/>
+              <w:left w:val="single" w:color="7F7F7F" w:sz="4"/>
+              <w:bottom w:val="single" w:color="7F7F7F" w:sz="4"/>
+              <w:right w:val="single" w:color="7F7F7F" w:sz="4"/>
+            </w:tcBorders>
+            <w:shd w:fill="DEEAF6" w:color="auto" w:val="clear"/>
+          </w:tcPr>
+          <w:p>
+            <w:pPr>
+              <w:jc w:val="center"/>
+            </w:pPr>
+            <w:r>
+              <w:rPr>
+                <w:rFonts w:ascii="Yu Gothic" w:eastAsia="Yu Gothic" w:hAnsi="Yu Gothic"/>
+                <w:b/>
+                <w:bCs/>
+                <w:sz w:val="18"/>
+                <w:szCs w:val="18"/>
+              </w:rPr>
+              <w:t xml:space="preserve">問47</w:t>
+            </w:r>
+          </w:p>
+        </w:tc>
+        <w:tc>
+          <w:tcPr>
+            <w:tcW w:type="dxa" w:w="688"/>
+            <w:tcBorders>
+              <w:top w:val="single" w:color="7F7F7F" w:sz="4"/>
+              <w:left w:val="single" w:color="7F7F7F" w:sz="4"/>
+              <w:bottom w:val="single" w:color="7F7F7F" w:sz="4"/>
+              <w:right w:val="single" w:color="7F7F7F" w:sz="4"/>
+            </w:tcBorders>
+          </w:tcPr>
+          <w:p>
+            <w:r>
+              <w:rPr>
+                <w:rFonts w:ascii="Yu Gothic" w:eastAsia="Yu Gothic" w:hAnsi="Yu Gothic"/>
+                <w:sz w:val="20"/>
+                <w:szCs w:val="20"/>
+              </w:rPr>
+              <w:t xml:space="preserve"/>
+            </w:r>
+          </w:p>
+        </w:tc>
+        <w:tc>
+          <w:tcPr>
+            <w:tcW w:type="dxa" w:w="688"/>
+            <w:tcBorders>
+              <w:top w:val="single" w:color="7F7F7F" w:sz="4"/>
+              <w:left w:val="single" w:color="7F7F7F" w:sz="4"/>
+              <w:bottom w:val="single" w:color="7F7F7F" w:sz="4"/>
+              <w:right w:val="single" w:color="7F7F7F" w:sz="4"/>
+            </w:tcBorders>
+            <w:shd w:fill="DEEAF6" w:color="auto" w:val="clear"/>
+          </w:tcPr>
+          <w:p>
+            <w:pPr>
+              <w:jc w:val="center"/>
+            </w:pPr>
+            <w:r>
+              <w:rPr>
+                <w:rFonts w:ascii="Yu Gothic" w:eastAsia="Yu Gothic" w:hAnsi="Yu Gothic"/>
+                <w:b/>
+                <w:bCs/>
+                <w:sz w:val="18"/>
+                <w:szCs w:val="18"/>
+              </w:rPr>
+              <w:t xml:space="preserve"/>
+            </w:r>
+          </w:p>
+        </w:tc>
+        <w:tc>
+          <w:tcPr>
+            <w:tcW w:type="dxa" w:w="688"/>
+            <w:tcBorders>
+              <w:top w:val="single" w:color="7F7F7F" w:sz="4"/>
+              <w:left w:val="single" w:color="7F7F7F" w:sz="4"/>
+              <w:bottom w:val="single" w:color="7F7F7F" w:sz="4"/>
+              <w:right w:val="single" w:color="7F7F7F" w:sz="4"/>
+            </w:tcBorders>
+          </w:tcPr>
+          <w:p>
+            <w:r>
+              <w:rPr>
+                <w:rFonts w:ascii="Yu Gothic" w:eastAsia="Yu Gothic" w:hAnsi="Yu Gothic"/>
+                <w:sz w:val="20"/>
+                <w:szCs w:val="20"/>
+              </w:rPr>
+              <w:t xml:space="preserve"/>
+            </w:r>
+          </w:p>
+        </w:tc>
+        <w:tc>
+          <w:tcPr>
+            <w:tcW w:type="dxa" w:w="688"/>
+            <w:tcBorders>
+              <w:top w:val="single" w:color="7F7F7F" w:sz="4"/>
+              <w:left w:val="single" w:color="7F7F7F" w:sz="4"/>
+              <w:bottom w:val="single" w:color="7F7F7F" w:sz="4"/>
+              <w:right w:val="single" w:color="7F7F7F" w:sz="4"/>
+            </w:tcBorders>
+            <w:shd w:fill="DEEAF6" w:color="auto" w:val="clear"/>
+          </w:tcPr>
+          <w:p>
+            <w:pPr>
+              <w:jc w:val="center"/>
+            </w:pPr>
+            <w:r>
+              <w:rPr>
+                <w:rFonts w:ascii="Yu Gothic" w:eastAsia="Yu Gothic" w:hAnsi="Yu Gothic"/>
+                <w:b/>
+                <w:bCs/>
+                <w:sz w:val="18"/>
+                <w:szCs w:val="18"/>
+              </w:rPr>
+              <w:t xml:space="preserve"/>
+            </w:r>
+          </w:p>
+        </w:tc>
+        <w:tc>
+          <w:tcPr>
+            <w:tcW w:type="dxa" w:w="688"/>
+            <w:tcBorders>
+              <w:top w:val="single" w:color="7F7F7F" w:sz="4"/>
+              <w:left w:val="single" w:color="7F7F7F" w:sz="4"/>
+              <w:bottom w:val="single" w:color="7F7F7F" w:sz="4"/>
+              <w:right w:val="single" w:color="7F7F7F" w:sz="4"/>
+            </w:tcBorders>
+          </w:tcPr>
+          <w:p>
+            <w:r>
+              <w:rPr>
+                <w:rFonts w:ascii="Yu Gothic" w:eastAsia="Yu Gothic" w:hAnsi="Yu Gothic"/>
+                <w:sz w:val="20"/>
+                <w:szCs w:val="20"/>
+              </w:rPr>
+              <w:t xml:space="preserve"/>
+            </w:r>
+          </w:p>
+        </w:tc>
+        <w:tc>
+          <w:tcPr>
+            <w:tcW w:type="dxa" w:w="688"/>
+            <w:tcBorders>
+              <w:top w:val="single" w:color="7F7F7F" w:sz="4"/>
+              <w:left w:val="single" w:color="7F7F7F" w:sz="4"/>
+              <w:bottom w:val="single" w:color="7F7F7F" w:sz="4"/>
+              <w:right w:val="single" w:color="7F7F7F" w:sz="4"/>
+            </w:tcBorders>
+            <w:shd w:fill="DEEAF6" w:color="auto" w:val="clear"/>
+          </w:tcPr>
+          <w:p>
+            <w:pPr>
+              <w:jc w:val="center"/>
+            </w:pPr>
+            <w:r>
+              <w:rPr>
+                <w:rFonts w:ascii="Yu Gothic" w:eastAsia="Yu Gothic" w:hAnsi="Yu Gothic"/>
+                <w:b/>
+                <w:bCs/>
+                <w:sz w:val="18"/>
+                <w:szCs w:val="18"/>
+              </w:rPr>
+              <w:t xml:space="preserve"/>
+            </w:r>
+          </w:p>
+        </w:tc>
+        <w:tc>
+          <w:tcPr>
+            <w:tcW w:type="dxa" w:w="688"/>
+            <w:tcBorders>
+              <w:top w:val="single" w:color="7F7F7F" w:sz="4"/>
+              <w:left w:val="single" w:color="7F7F7F" w:sz="4"/>
+              <w:bottom w:val="single" w:color="7F7F7F" w:sz="4"/>
+              <w:right w:val="single" w:color="7F7F7F" w:sz="4"/>
+            </w:tcBorders>
+          </w:tcPr>
+          <w:p>
+            <w:r>
+              <w:rPr>
+                <w:rFonts w:ascii="Yu Gothic" w:eastAsia="Yu Gothic" w:hAnsi="Yu Gothic"/>
+                <w:sz w:val="20"/>
+                <w:szCs w:val="20"/>
+              </w:rPr>
+              <w:t xml:space="preserve"/>
+            </w:r>
+          </w:p>
+        </w:tc>
+        <w:tc>
+          <w:tcPr>
+            <w:tcW w:type="dxa" w:w="688"/>
+            <w:tcBorders>
+              <w:top w:val="single" w:color="7F7F7F" w:sz="4"/>
+              <w:left w:val="single" w:color="7F7F7F" w:sz="4"/>
+              <w:bottom w:val="single" w:color="7F7F7F" w:sz="4"/>
+              <w:right w:val="single" w:color="7F7F7F" w:sz="4"/>
+            </w:tcBorders>
+            <w:shd w:fill="DEEAF6" w:color="auto" w:val="clear"/>
+          </w:tcPr>
+          <w:p>
+            <w:pPr>
+              <w:jc w:val="center"/>
+            </w:pPr>
+            <w:r>
+              <w:rPr>
+                <w:rFonts w:ascii="Yu Gothic" w:eastAsia="Yu Gothic" w:hAnsi="Yu Gothic"/>
+                <w:b/>
+                <w:bCs/>
+                <w:sz w:val="18"/>
+                <w:szCs w:val="18"/>
+              </w:rPr>
               <w:t xml:space="preserve"/>
             </w:r>
           </w:p>
@@ -15935,7 +16849,7 @@
           <w:sz w:val="20"/>
           <w:szCs w:val="20"/>
         </w:rPr>
-        <w:t xml:space="preserve">演習6　問37〜問47</w:t>
+        <w:t xml:space="preserve">演習6　問48〜問52</w:t>
       </w:r>
       <w:r>
         <w:rPr>
@@ -15943,7 +16857,7 @@
           <w:sz w:val="18"/>
           <w:szCs w:val="18"/>
         </w:rPr>
-        <w:t xml:space="preserve">　　正解数：　　／11</w:t>
+        <w:t xml:space="preserve">　　正解数：　　／5</w:t>
       </w:r>
     </w:p>
     <w:tbl>
@@ -16002,7 +16916,7 @@
                 <w:sz w:val="18"/>
                 <w:szCs w:val="18"/>
               </w:rPr>
-              <w:t xml:space="preserve">問37</w:t>
+              <w:t xml:space="preserve">問48</w:t>
             </w:r>
           </w:p>
         </w:tc>
@@ -16050,7 +16964,7 @@
                 <w:sz w:val="18"/>
                 <w:szCs w:val="18"/>
               </w:rPr>
-              <w:t xml:space="preserve">問38</w:t>
+              <w:t xml:space="preserve">問49</w:t>
             </w:r>
           </w:p>
         </w:tc>
@@ -16098,7 +17012,7 @@
                 <w:sz w:val="18"/>
                 <w:szCs w:val="18"/>
               </w:rPr>
-              <w:t xml:space="preserve">問39</w:t>
+              <w:t xml:space="preserve">問50</w:t>
             </w:r>
           </w:p>
         </w:tc>
@@ -16146,7 +17060,7 @@
                 <w:sz w:val="18"/>
                 <w:szCs w:val="18"/>
               </w:rPr>
-              <w:t xml:space="preserve">問40</w:t>
+              <w:t xml:space="preserve">問51</w:t>
             </w:r>
           </w:p>
         </w:tc>
@@ -16194,7 +17108,7 @@
                 <w:sz w:val="18"/>
                 <w:szCs w:val="18"/>
               </w:rPr>
-              <w:t xml:space="preserve">問41</w:t>
+              <w:t xml:space="preserve">問52</w:t>
             </w:r>
           </w:p>
         </w:tc>
@@ -16242,7 +17156,7 @@
                 <w:sz w:val="18"/>
                 <w:szCs w:val="18"/>
               </w:rPr>
-              <w:t xml:space="preserve">問42</w:t>
+              <w:t xml:space="preserve"/>
             </w:r>
           </w:p>
         </w:tc>
@@ -16290,7 +17204,7 @@
                 <w:sz w:val="18"/>
                 <w:szCs w:val="18"/>
               </w:rPr>
-              <w:t xml:space="preserve">問43</w:t>
+              <w:t xml:space="preserve"/>
             </w:r>
           </w:p>
         </w:tc>
@@ -16316,349 +17230,27 @@
           </w:p>
         </w:tc>
       </w:tr>
-      <w:tr>
-        <w:trPr>
-          <w:cantSplit/>
-          <w:trHeight w:val="400" w:hRule="atLeast"/>
-        </w:trPr>
-        <w:tc>
-          <w:tcPr>
-            <w:tcW w:type="dxa" w:w="688"/>
-            <w:tcBorders>
-              <w:top w:val="single" w:color="7F7F7F" w:sz="4"/>
-              <w:left w:val="single" w:color="7F7F7F" w:sz="4"/>
-              <w:bottom w:val="single" w:color="7F7F7F" w:sz="4"/>
-              <w:right w:val="single" w:color="7F7F7F" w:sz="4"/>
-            </w:tcBorders>
-            <w:shd w:fill="DEEAF6" w:color="auto" w:val="clear"/>
-          </w:tcPr>
-          <w:p>
-            <w:pPr>
-              <w:jc w:val="center"/>
-            </w:pPr>
-            <w:r>
-              <w:rPr>
-                <w:rFonts w:ascii="Yu Gothic" w:eastAsia="Yu Gothic" w:hAnsi="Yu Gothic"/>
-                <w:b/>
-                <w:bCs/>
-                <w:sz w:val="18"/>
-                <w:szCs w:val="18"/>
-              </w:rPr>
-              <w:t xml:space="preserve">問44</w:t>
-            </w:r>
-          </w:p>
-        </w:tc>
-        <w:tc>
-          <w:tcPr>
-            <w:tcW w:type="dxa" w:w="688"/>
-            <w:tcBorders>
-              <w:top w:val="single" w:color="7F7F7F" w:sz="4"/>
-              <w:left w:val="single" w:color="7F7F7F" w:sz="4"/>
-              <w:bottom w:val="single" w:color="7F7F7F" w:sz="4"/>
-              <w:right w:val="single" w:color="7F7F7F" w:sz="4"/>
-            </w:tcBorders>
-          </w:tcPr>
-          <w:p>
-            <w:r>
-              <w:rPr>
-                <w:rFonts w:ascii="Yu Gothic" w:eastAsia="Yu Gothic" w:hAnsi="Yu Gothic"/>
-                <w:sz w:val="20"/>
-                <w:szCs w:val="20"/>
-              </w:rPr>
-              <w:t xml:space="preserve"/>
-            </w:r>
-          </w:p>
-        </w:tc>
-        <w:tc>
-          <w:tcPr>
-            <w:tcW w:type="dxa" w:w="688"/>
-            <w:tcBorders>
-              <w:top w:val="single" w:color="7F7F7F" w:sz="4"/>
-              <w:left w:val="single" w:color="7F7F7F" w:sz="4"/>
-              <w:bottom w:val="single" w:color="7F7F7F" w:sz="4"/>
-              <w:right w:val="single" w:color="7F7F7F" w:sz="4"/>
-            </w:tcBorders>
-            <w:shd w:fill="DEEAF6" w:color="auto" w:val="clear"/>
-          </w:tcPr>
-          <w:p>
-            <w:pPr>
-              <w:jc w:val="center"/>
-            </w:pPr>
-            <w:r>
-              <w:rPr>
-                <w:rFonts w:ascii="Yu Gothic" w:eastAsia="Yu Gothic" w:hAnsi="Yu Gothic"/>
-                <w:b/>
-                <w:bCs/>
-                <w:sz w:val="18"/>
-                <w:szCs w:val="18"/>
-              </w:rPr>
-              <w:t xml:space="preserve">問45</w:t>
-            </w:r>
-          </w:p>
-        </w:tc>
-        <w:tc>
-          <w:tcPr>
-            <w:tcW w:type="dxa" w:w="688"/>
-            <w:tcBorders>
-              <w:top w:val="single" w:color="7F7F7F" w:sz="4"/>
-              <w:left w:val="single" w:color="7F7F7F" w:sz="4"/>
-              <w:bottom w:val="single" w:color="7F7F7F" w:sz="4"/>
-              <w:right w:val="single" w:color="7F7F7F" w:sz="4"/>
-            </w:tcBorders>
-          </w:tcPr>
-          <w:p>
-            <w:r>
-              <w:rPr>
-                <w:rFonts w:ascii="Yu Gothic" w:eastAsia="Yu Gothic" w:hAnsi="Yu Gothic"/>
-                <w:sz w:val="20"/>
-                <w:szCs w:val="20"/>
-              </w:rPr>
-              <w:t xml:space="preserve"/>
-            </w:r>
-          </w:p>
-        </w:tc>
-        <w:tc>
-          <w:tcPr>
-            <w:tcW w:type="dxa" w:w="688"/>
-            <w:tcBorders>
-              <w:top w:val="single" w:color="7F7F7F" w:sz="4"/>
-              <w:left w:val="single" w:color="7F7F7F" w:sz="4"/>
-              <w:bottom w:val="single" w:color="7F7F7F" w:sz="4"/>
-              <w:right w:val="single" w:color="7F7F7F" w:sz="4"/>
-            </w:tcBorders>
-            <w:shd w:fill="DEEAF6" w:color="auto" w:val="clear"/>
-          </w:tcPr>
-          <w:p>
-            <w:pPr>
-              <w:jc w:val="center"/>
-            </w:pPr>
-            <w:r>
-              <w:rPr>
-                <w:rFonts w:ascii="Yu Gothic" w:eastAsia="Yu Gothic" w:hAnsi="Yu Gothic"/>
-                <w:b/>
-                <w:bCs/>
-                <w:sz w:val="18"/>
-                <w:szCs w:val="18"/>
-              </w:rPr>
-              <w:t xml:space="preserve">問46</w:t>
-            </w:r>
-          </w:p>
-        </w:tc>
-        <w:tc>
-          <w:tcPr>
-            <w:tcW w:type="dxa" w:w="688"/>
-            <w:tcBorders>
-              <w:top w:val="single" w:color="7F7F7F" w:sz="4"/>
-              <w:left w:val="single" w:color="7F7F7F" w:sz="4"/>
-              <w:bottom w:val="single" w:color="7F7F7F" w:sz="4"/>
-              <w:right w:val="single" w:color="7F7F7F" w:sz="4"/>
-            </w:tcBorders>
-          </w:tcPr>
-          <w:p>
-            <w:r>
-              <w:rPr>
-                <w:rFonts w:ascii="Yu Gothic" w:eastAsia="Yu Gothic" w:hAnsi="Yu Gothic"/>
-                <w:sz w:val="20"/>
-                <w:szCs w:val="20"/>
-              </w:rPr>
-              <w:t xml:space="preserve"/>
-            </w:r>
-          </w:p>
-        </w:tc>
-        <w:tc>
-          <w:tcPr>
-            <w:tcW w:type="dxa" w:w="688"/>
-            <w:tcBorders>
-              <w:top w:val="single" w:color="7F7F7F" w:sz="4"/>
-              <w:left w:val="single" w:color="7F7F7F" w:sz="4"/>
-              <w:bottom w:val="single" w:color="7F7F7F" w:sz="4"/>
-              <w:right w:val="single" w:color="7F7F7F" w:sz="4"/>
-            </w:tcBorders>
-            <w:shd w:fill="DEEAF6" w:color="auto" w:val="clear"/>
-          </w:tcPr>
-          <w:p>
-            <w:pPr>
-              <w:jc w:val="center"/>
-            </w:pPr>
-            <w:r>
-              <w:rPr>
-                <w:rFonts w:ascii="Yu Gothic" w:eastAsia="Yu Gothic" w:hAnsi="Yu Gothic"/>
-                <w:b/>
-                <w:bCs/>
-                <w:sz w:val="18"/>
-                <w:szCs w:val="18"/>
-              </w:rPr>
-              <w:t xml:space="preserve">問47</w:t>
-            </w:r>
-          </w:p>
-        </w:tc>
-        <w:tc>
-          <w:tcPr>
-            <w:tcW w:type="dxa" w:w="688"/>
-            <w:tcBorders>
-              <w:top w:val="single" w:color="7F7F7F" w:sz="4"/>
-              <w:left w:val="single" w:color="7F7F7F" w:sz="4"/>
-              <w:bottom w:val="single" w:color="7F7F7F" w:sz="4"/>
-              <w:right w:val="single" w:color="7F7F7F" w:sz="4"/>
-            </w:tcBorders>
-          </w:tcPr>
-          <w:p>
-            <w:r>
-              <w:rPr>
-                <w:rFonts w:ascii="Yu Gothic" w:eastAsia="Yu Gothic" w:hAnsi="Yu Gothic"/>
-                <w:sz w:val="20"/>
-                <w:szCs w:val="20"/>
-              </w:rPr>
-              <w:t xml:space="preserve"/>
-            </w:r>
-          </w:p>
-        </w:tc>
-        <w:tc>
-          <w:tcPr>
-            <w:tcW w:type="dxa" w:w="688"/>
-            <w:tcBorders>
-              <w:top w:val="single" w:color="7F7F7F" w:sz="4"/>
-              <w:left w:val="single" w:color="7F7F7F" w:sz="4"/>
-              <w:bottom w:val="single" w:color="7F7F7F" w:sz="4"/>
-              <w:right w:val="single" w:color="7F7F7F" w:sz="4"/>
-            </w:tcBorders>
-            <w:shd w:fill="DEEAF6" w:color="auto" w:val="clear"/>
-          </w:tcPr>
-          <w:p>
-            <w:pPr>
-              <w:jc w:val="center"/>
-            </w:pPr>
-            <w:r>
-              <w:rPr>
-                <w:rFonts w:ascii="Yu Gothic" w:eastAsia="Yu Gothic" w:hAnsi="Yu Gothic"/>
-                <w:b/>
-                <w:bCs/>
-                <w:sz w:val="18"/>
-                <w:szCs w:val="18"/>
-              </w:rPr>
-              <w:t xml:space="preserve"/>
-            </w:r>
-          </w:p>
-        </w:tc>
-        <w:tc>
-          <w:tcPr>
-            <w:tcW w:type="dxa" w:w="688"/>
-            <w:tcBorders>
-              <w:top w:val="single" w:color="7F7F7F" w:sz="4"/>
-              <w:left w:val="single" w:color="7F7F7F" w:sz="4"/>
-              <w:bottom w:val="single" w:color="7F7F7F" w:sz="4"/>
-              <w:right w:val="single" w:color="7F7F7F" w:sz="4"/>
-            </w:tcBorders>
-          </w:tcPr>
-          <w:p>
-            <w:r>
-              <w:rPr>
-                <w:rFonts w:ascii="Yu Gothic" w:eastAsia="Yu Gothic" w:hAnsi="Yu Gothic"/>
-                <w:sz w:val="20"/>
-                <w:szCs w:val="20"/>
-              </w:rPr>
-              <w:t xml:space="preserve"/>
-            </w:r>
-          </w:p>
-        </w:tc>
-        <w:tc>
-          <w:tcPr>
-            <w:tcW w:type="dxa" w:w="688"/>
-            <w:tcBorders>
-              <w:top w:val="single" w:color="7F7F7F" w:sz="4"/>
-              <w:left w:val="single" w:color="7F7F7F" w:sz="4"/>
-              <w:bottom w:val="single" w:color="7F7F7F" w:sz="4"/>
-              <w:right w:val="single" w:color="7F7F7F" w:sz="4"/>
-            </w:tcBorders>
-            <w:shd w:fill="DEEAF6" w:color="auto" w:val="clear"/>
-          </w:tcPr>
-          <w:p>
-            <w:pPr>
-              <w:jc w:val="center"/>
-            </w:pPr>
-            <w:r>
-              <w:rPr>
-                <w:rFonts w:ascii="Yu Gothic" w:eastAsia="Yu Gothic" w:hAnsi="Yu Gothic"/>
-                <w:b/>
-                <w:bCs/>
-                <w:sz w:val="18"/>
-                <w:szCs w:val="18"/>
-              </w:rPr>
-              <w:t xml:space="preserve"/>
-            </w:r>
-          </w:p>
-        </w:tc>
-        <w:tc>
-          <w:tcPr>
-            <w:tcW w:type="dxa" w:w="688"/>
-            <w:tcBorders>
-              <w:top w:val="single" w:color="7F7F7F" w:sz="4"/>
-              <w:left w:val="single" w:color="7F7F7F" w:sz="4"/>
-              <w:bottom w:val="single" w:color="7F7F7F" w:sz="4"/>
-              <w:right w:val="single" w:color="7F7F7F" w:sz="4"/>
-            </w:tcBorders>
-          </w:tcPr>
-          <w:p>
-            <w:r>
-              <w:rPr>
-                <w:rFonts w:ascii="Yu Gothic" w:eastAsia="Yu Gothic" w:hAnsi="Yu Gothic"/>
-                <w:sz w:val="20"/>
-                <w:szCs w:val="20"/>
-              </w:rPr>
-              <w:t xml:space="preserve"/>
-            </w:r>
-          </w:p>
-        </w:tc>
-        <w:tc>
-          <w:tcPr>
-            <w:tcW w:type="dxa" w:w="688"/>
-            <w:tcBorders>
-              <w:top w:val="single" w:color="7F7F7F" w:sz="4"/>
-              <w:left w:val="single" w:color="7F7F7F" w:sz="4"/>
-              <w:bottom w:val="single" w:color="7F7F7F" w:sz="4"/>
-              <w:right w:val="single" w:color="7F7F7F" w:sz="4"/>
-            </w:tcBorders>
-            <w:shd w:fill="DEEAF6" w:color="auto" w:val="clear"/>
-          </w:tcPr>
-          <w:p>
-            <w:pPr>
-              <w:jc w:val="center"/>
-            </w:pPr>
-            <w:r>
-              <w:rPr>
-                <w:rFonts w:ascii="Yu Gothic" w:eastAsia="Yu Gothic" w:hAnsi="Yu Gothic"/>
-                <w:b/>
-                <w:bCs/>
-                <w:sz w:val="18"/>
-                <w:szCs w:val="18"/>
-              </w:rPr>
-              <w:t xml:space="preserve"/>
-            </w:r>
-          </w:p>
-        </w:tc>
-        <w:tc>
-          <w:tcPr>
-            <w:tcW w:type="dxa" w:w="688"/>
-            <w:tcBorders>
-              <w:top w:val="single" w:color="7F7F7F" w:sz="4"/>
-              <w:left w:val="single" w:color="7F7F7F" w:sz="4"/>
-              <w:bottom w:val="single" w:color="7F7F7F" w:sz="4"/>
-              <w:right w:val="single" w:color="7F7F7F" w:sz="4"/>
-            </w:tcBorders>
-          </w:tcPr>
-          <w:p>
-            <w:r>
-              <w:rPr>
-                <w:rFonts w:ascii="Yu Gothic" w:eastAsia="Yu Gothic" w:hAnsi="Yu Gothic"/>
-                <w:sz w:val="20"/>
-                <w:szCs w:val="20"/>
-              </w:rPr>
-              <w:t xml:space="preserve"/>
-            </w:r>
-          </w:p>
-        </w:tc>
-      </w:tr>
     </w:tbl>
+    <w:p>
+      <w:pPr>
+        <w:keepNext/>
+        <w:pBdr>
+          <w:bottom w:val="single" w:color="1F4E79" w:sz="6" w:space="2"/>
+        </w:pBdr>
+        <w:spacing w:after="40" w:before="240"/>
+      </w:pPr>
+      <w:r>
+        <w:rPr>
+          <w:rFonts w:ascii="Yu Gothic" w:eastAsia="Yu Gothic" w:hAnsi="Yu Gothic"/>
+          <w:b/>
+          <w:bCs/>
+          <w:color w:val="1F4E79"/>
+          <w:sz w:val="24"/>
+          <w:szCs w:val="24"/>
+        </w:rPr>
+        <w:t xml:space="preserve">第3回</w:t>
+      </w:r>
+    </w:p>
     <w:p>
       <w:pPr>
         <w:keepNext/>
@@ -16673,7 +17265,7 @@
           <w:sz w:val="20"/>
           <w:szCs w:val="20"/>
         </w:rPr>
-        <w:t xml:space="preserve">演習7　問48〜問52</w:t>
+        <w:t xml:space="preserve">演習7　問53〜問67</w:t>
       </w:r>
       <w:r>
         <w:rPr>
@@ -16681,7 +17273,7 @@
           <w:sz w:val="18"/>
           <w:szCs w:val="18"/>
         </w:rPr>
-        <w:t xml:space="preserve">　　正解数：　　／5</w:t>
+        <w:t xml:space="preserve">　　正解数：　　／15</w:t>
       </w:r>
     </w:p>
     <w:tbl>
@@ -16740,7 +17332,7 @@
                 <w:sz w:val="18"/>
                 <w:szCs w:val="18"/>
               </w:rPr>
-              <w:t xml:space="preserve">問48</w:t>
+              <w:t xml:space="preserve">問53</w:t>
             </w:r>
           </w:p>
         </w:tc>
@@ -16788,7 +17380,7 @@
                 <w:sz w:val="18"/>
                 <w:szCs w:val="18"/>
               </w:rPr>
-              <w:t xml:space="preserve">問49</w:t>
+              <w:t xml:space="preserve">問54</w:t>
             </w:r>
           </w:p>
         </w:tc>
@@ -16836,7 +17428,7 @@
                 <w:sz w:val="18"/>
                 <w:szCs w:val="18"/>
               </w:rPr>
-              <w:t xml:space="preserve">問50</w:t>
+              <w:t xml:space="preserve">問55</w:t>
             </w:r>
           </w:p>
         </w:tc>
@@ -16884,7 +17476,7 @@
                 <w:sz w:val="18"/>
                 <w:szCs w:val="18"/>
               </w:rPr>
-              <w:t xml:space="preserve">問51</w:t>
+              <w:t xml:space="preserve">問56</w:t>
             </w:r>
           </w:p>
         </w:tc>
@@ -16932,7 +17524,7 @@
                 <w:sz w:val="18"/>
                 <w:szCs w:val="18"/>
               </w:rPr>
-              <w:t xml:space="preserve">問52</w:t>
+              <w:t xml:space="preserve">問57</w:t>
             </w:r>
           </w:p>
         </w:tc>
@@ -16980,7 +17572,7 @@
                 <w:sz w:val="18"/>
                 <w:szCs w:val="18"/>
               </w:rPr>
-              <w:t xml:space="preserve"/>
+              <w:t xml:space="preserve">問58</w:t>
             </w:r>
           </w:p>
         </w:tc>
@@ -17028,6 +17620,690 @@
                 <w:sz w:val="18"/>
                 <w:szCs w:val="18"/>
               </w:rPr>
+              <w:t xml:space="preserve">問59</w:t>
+            </w:r>
+          </w:p>
+        </w:tc>
+        <w:tc>
+          <w:tcPr>
+            <w:tcW w:type="dxa" w:w="688"/>
+            <w:tcBorders>
+              <w:top w:val="single" w:color="7F7F7F" w:sz="4"/>
+              <w:left w:val="single" w:color="7F7F7F" w:sz="4"/>
+              <w:bottom w:val="single" w:color="7F7F7F" w:sz="4"/>
+              <w:right w:val="single" w:color="7F7F7F" w:sz="4"/>
+            </w:tcBorders>
+          </w:tcPr>
+          <w:p>
+            <w:r>
+              <w:rPr>
+                <w:rFonts w:ascii="Yu Gothic" w:eastAsia="Yu Gothic" w:hAnsi="Yu Gothic"/>
+                <w:sz w:val="20"/>
+                <w:szCs w:val="20"/>
+              </w:rPr>
+              <w:t xml:space="preserve"/>
+            </w:r>
+          </w:p>
+        </w:tc>
+      </w:tr>
+      <w:tr>
+        <w:trPr>
+          <w:cantSplit/>
+          <w:trHeight w:val="400" w:hRule="atLeast"/>
+        </w:trPr>
+        <w:tc>
+          <w:tcPr>
+            <w:tcW w:type="dxa" w:w="688"/>
+            <w:tcBorders>
+              <w:top w:val="single" w:color="7F7F7F" w:sz="4"/>
+              <w:left w:val="single" w:color="7F7F7F" w:sz="4"/>
+              <w:bottom w:val="single" w:color="7F7F7F" w:sz="4"/>
+              <w:right w:val="single" w:color="7F7F7F" w:sz="4"/>
+            </w:tcBorders>
+            <w:shd w:fill="DEEAF6" w:color="auto" w:val="clear"/>
+          </w:tcPr>
+          <w:p>
+            <w:pPr>
+              <w:jc w:val="center"/>
+            </w:pPr>
+            <w:r>
+              <w:rPr>
+                <w:rFonts w:ascii="Yu Gothic" w:eastAsia="Yu Gothic" w:hAnsi="Yu Gothic"/>
+                <w:b/>
+                <w:bCs/>
+                <w:sz w:val="18"/>
+                <w:szCs w:val="18"/>
+              </w:rPr>
+              <w:t xml:space="preserve">問60</w:t>
+            </w:r>
+          </w:p>
+        </w:tc>
+        <w:tc>
+          <w:tcPr>
+            <w:tcW w:type="dxa" w:w="688"/>
+            <w:tcBorders>
+              <w:top w:val="single" w:color="7F7F7F" w:sz="4"/>
+              <w:left w:val="single" w:color="7F7F7F" w:sz="4"/>
+              <w:bottom w:val="single" w:color="7F7F7F" w:sz="4"/>
+              <w:right w:val="single" w:color="7F7F7F" w:sz="4"/>
+            </w:tcBorders>
+          </w:tcPr>
+          <w:p>
+            <w:r>
+              <w:rPr>
+                <w:rFonts w:ascii="Yu Gothic" w:eastAsia="Yu Gothic" w:hAnsi="Yu Gothic"/>
+                <w:sz w:val="20"/>
+                <w:szCs w:val="20"/>
+              </w:rPr>
+              <w:t xml:space="preserve"/>
+            </w:r>
+          </w:p>
+        </w:tc>
+        <w:tc>
+          <w:tcPr>
+            <w:tcW w:type="dxa" w:w="688"/>
+            <w:tcBorders>
+              <w:top w:val="single" w:color="7F7F7F" w:sz="4"/>
+              <w:left w:val="single" w:color="7F7F7F" w:sz="4"/>
+              <w:bottom w:val="single" w:color="7F7F7F" w:sz="4"/>
+              <w:right w:val="single" w:color="7F7F7F" w:sz="4"/>
+            </w:tcBorders>
+            <w:shd w:fill="DEEAF6" w:color="auto" w:val="clear"/>
+          </w:tcPr>
+          <w:p>
+            <w:pPr>
+              <w:jc w:val="center"/>
+            </w:pPr>
+            <w:r>
+              <w:rPr>
+                <w:rFonts w:ascii="Yu Gothic" w:eastAsia="Yu Gothic" w:hAnsi="Yu Gothic"/>
+                <w:b/>
+                <w:bCs/>
+                <w:sz w:val="18"/>
+                <w:szCs w:val="18"/>
+              </w:rPr>
+              <w:t xml:space="preserve">問61</w:t>
+            </w:r>
+          </w:p>
+        </w:tc>
+        <w:tc>
+          <w:tcPr>
+            <w:tcW w:type="dxa" w:w="688"/>
+            <w:tcBorders>
+              <w:top w:val="single" w:color="7F7F7F" w:sz="4"/>
+              <w:left w:val="single" w:color="7F7F7F" w:sz="4"/>
+              <w:bottom w:val="single" w:color="7F7F7F" w:sz="4"/>
+              <w:right w:val="single" w:color="7F7F7F" w:sz="4"/>
+            </w:tcBorders>
+          </w:tcPr>
+          <w:p>
+            <w:r>
+              <w:rPr>
+                <w:rFonts w:ascii="Yu Gothic" w:eastAsia="Yu Gothic" w:hAnsi="Yu Gothic"/>
+                <w:sz w:val="20"/>
+                <w:szCs w:val="20"/>
+              </w:rPr>
+              <w:t xml:space="preserve"/>
+            </w:r>
+          </w:p>
+        </w:tc>
+        <w:tc>
+          <w:tcPr>
+            <w:tcW w:type="dxa" w:w="688"/>
+            <w:tcBorders>
+              <w:top w:val="single" w:color="7F7F7F" w:sz="4"/>
+              <w:left w:val="single" w:color="7F7F7F" w:sz="4"/>
+              <w:bottom w:val="single" w:color="7F7F7F" w:sz="4"/>
+              <w:right w:val="single" w:color="7F7F7F" w:sz="4"/>
+            </w:tcBorders>
+            <w:shd w:fill="DEEAF6" w:color="auto" w:val="clear"/>
+          </w:tcPr>
+          <w:p>
+            <w:pPr>
+              <w:jc w:val="center"/>
+            </w:pPr>
+            <w:r>
+              <w:rPr>
+                <w:rFonts w:ascii="Yu Gothic" w:eastAsia="Yu Gothic" w:hAnsi="Yu Gothic"/>
+                <w:b/>
+                <w:bCs/>
+                <w:sz w:val="18"/>
+                <w:szCs w:val="18"/>
+              </w:rPr>
+              <w:t xml:space="preserve">問62</w:t>
+            </w:r>
+          </w:p>
+        </w:tc>
+        <w:tc>
+          <w:tcPr>
+            <w:tcW w:type="dxa" w:w="688"/>
+            <w:tcBorders>
+              <w:top w:val="single" w:color="7F7F7F" w:sz="4"/>
+              <w:left w:val="single" w:color="7F7F7F" w:sz="4"/>
+              <w:bottom w:val="single" w:color="7F7F7F" w:sz="4"/>
+              <w:right w:val="single" w:color="7F7F7F" w:sz="4"/>
+            </w:tcBorders>
+          </w:tcPr>
+          <w:p>
+            <w:r>
+              <w:rPr>
+                <w:rFonts w:ascii="Yu Gothic" w:eastAsia="Yu Gothic" w:hAnsi="Yu Gothic"/>
+                <w:sz w:val="20"/>
+                <w:szCs w:val="20"/>
+              </w:rPr>
+              <w:t xml:space="preserve"/>
+            </w:r>
+          </w:p>
+        </w:tc>
+        <w:tc>
+          <w:tcPr>
+            <w:tcW w:type="dxa" w:w="688"/>
+            <w:tcBorders>
+              <w:top w:val="single" w:color="7F7F7F" w:sz="4"/>
+              <w:left w:val="single" w:color="7F7F7F" w:sz="4"/>
+              <w:bottom w:val="single" w:color="7F7F7F" w:sz="4"/>
+              <w:right w:val="single" w:color="7F7F7F" w:sz="4"/>
+            </w:tcBorders>
+            <w:shd w:fill="DEEAF6" w:color="auto" w:val="clear"/>
+          </w:tcPr>
+          <w:p>
+            <w:pPr>
+              <w:jc w:val="center"/>
+            </w:pPr>
+            <w:r>
+              <w:rPr>
+                <w:rFonts w:ascii="Yu Gothic" w:eastAsia="Yu Gothic" w:hAnsi="Yu Gothic"/>
+                <w:b/>
+                <w:bCs/>
+                <w:sz w:val="18"/>
+                <w:szCs w:val="18"/>
+              </w:rPr>
+              <w:t xml:space="preserve">問63</w:t>
+            </w:r>
+          </w:p>
+        </w:tc>
+        <w:tc>
+          <w:tcPr>
+            <w:tcW w:type="dxa" w:w="688"/>
+            <w:tcBorders>
+              <w:top w:val="single" w:color="7F7F7F" w:sz="4"/>
+              <w:left w:val="single" w:color="7F7F7F" w:sz="4"/>
+              <w:bottom w:val="single" w:color="7F7F7F" w:sz="4"/>
+              <w:right w:val="single" w:color="7F7F7F" w:sz="4"/>
+            </w:tcBorders>
+          </w:tcPr>
+          <w:p>
+            <w:r>
+              <w:rPr>
+                <w:rFonts w:ascii="Yu Gothic" w:eastAsia="Yu Gothic" w:hAnsi="Yu Gothic"/>
+                <w:sz w:val="20"/>
+                <w:szCs w:val="20"/>
+              </w:rPr>
+              <w:t xml:space="preserve"/>
+            </w:r>
+          </w:p>
+        </w:tc>
+        <w:tc>
+          <w:tcPr>
+            <w:tcW w:type="dxa" w:w="688"/>
+            <w:tcBorders>
+              <w:top w:val="single" w:color="7F7F7F" w:sz="4"/>
+              <w:left w:val="single" w:color="7F7F7F" w:sz="4"/>
+              <w:bottom w:val="single" w:color="7F7F7F" w:sz="4"/>
+              <w:right w:val="single" w:color="7F7F7F" w:sz="4"/>
+            </w:tcBorders>
+            <w:shd w:fill="DEEAF6" w:color="auto" w:val="clear"/>
+          </w:tcPr>
+          <w:p>
+            <w:pPr>
+              <w:jc w:val="center"/>
+            </w:pPr>
+            <w:r>
+              <w:rPr>
+                <w:rFonts w:ascii="Yu Gothic" w:eastAsia="Yu Gothic" w:hAnsi="Yu Gothic"/>
+                <w:b/>
+                <w:bCs/>
+                <w:sz w:val="18"/>
+                <w:szCs w:val="18"/>
+              </w:rPr>
+              <w:t xml:space="preserve">問64</w:t>
+            </w:r>
+          </w:p>
+        </w:tc>
+        <w:tc>
+          <w:tcPr>
+            <w:tcW w:type="dxa" w:w="688"/>
+            <w:tcBorders>
+              <w:top w:val="single" w:color="7F7F7F" w:sz="4"/>
+              <w:left w:val="single" w:color="7F7F7F" w:sz="4"/>
+              <w:bottom w:val="single" w:color="7F7F7F" w:sz="4"/>
+              <w:right w:val="single" w:color="7F7F7F" w:sz="4"/>
+            </w:tcBorders>
+          </w:tcPr>
+          <w:p>
+            <w:r>
+              <w:rPr>
+                <w:rFonts w:ascii="Yu Gothic" w:eastAsia="Yu Gothic" w:hAnsi="Yu Gothic"/>
+                <w:sz w:val="20"/>
+                <w:szCs w:val="20"/>
+              </w:rPr>
+              <w:t xml:space="preserve"/>
+            </w:r>
+          </w:p>
+        </w:tc>
+        <w:tc>
+          <w:tcPr>
+            <w:tcW w:type="dxa" w:w="688"/>
+            <w:tcBorders>
+              <w:top w:val="single" w:color="7F7F7F" w:sz="4"/>
+              <w:left w:val="single" w:color="7F7F7F" w:sz="4"/>
+              <w:bottom w:val="single" w:color="7F7F7F" w:sz="4"/>
+              <w:right w:val="single" w:color="7F7F7F" w:sz="4"/>
+            </w:tcBorders>
+            <w:shd w:fill="DEEAF6" w:color="auto" w:val="clear"/>
+          </w:tcPr>
+          <w:p>
+            <w:pPr>
+              <w:jc w:val="center"/>
+            </w:pPr>
+            <w:r>
+              <w:rPr>
+                <w:rFonts w:ascii="Yu Gothic" w:eastAsia="Yu Gothic" w:hAnsi="Yu Gothic"/>
+                <w:b/>
+                <w:bCs/>
+                <w:sz w:val="18"/>
+                <w:szCs w:val="18"/>
+              </w:rPr>
+              <w:t xml:space="preserve">問65</w:t>
+            </w:r>
+          </w:p>
+        </w:tc>
+        <w:tc>
+          <w:tcPr>
+            <w:tcW w:type="dxa" w:w="688"/>
+            <w:tcBorders>
+              <w:top w:val="single" w:color="7F7F7F" w:sz="4"/>
+              <w:left w:val="single" w:color="7F7F7F" w:sz="4"/>
+              <w:bottom w:val="single" w:color="7F7F7F" w:sz="4"/>
+              <w:right w:val="single" w:color="7F7F7F" w:sz="4"/>
+            </w:tcBorders>
+          </w:tcPr>
+          <w:p>
+            <w:r>
+              <w:rPr>
+                <w:rFonts w:ascii="Yu Gothic" w:eastAsia="Yu Gothic" w:hAnsi="Yu Gothic"/>
+                <w:sz w:val="20"/>
+                <w:szCs w:val="20"/>
+              </w:rPr>
+              <w:t xml:space="preserve"/>
+            </w:r>
+          </w:p>
+        </w:tc>
+        <w:tc>
+          <w:tcPr>
+            <w:tcW w:type="dxa" w:w="688"/>
+            <w:tcBorders>
+              <w:top w:val="single" w:color="7F7F7F" w:sz="4"/>
+              <w:left w:val="single" w:color="7F7F7F" w:sz="4"/>
+              <w:bottom w:val="single" w:color="7F7F7F" w:sz="4"/>
+              <w:right w:val="single" w:color="7F7F7F" w:sz="4"/>
+            </w:tcBorders>
+            <w:shd w:fill="DEEAF6" w:color="auto" w:val="clear"/>
+          </w:tcPr>
+          <w:p>
+            <w:pPr>
+              <w:jc w:val="center"/>
+            </w:pPr>
+            <w:r>
+              <w:rPr>
+                <w:rFonts w:ascii="Yu Gothic" w:eastAsia="Yu Gothic" w:hAnsi="Yu Gothic"/>
+                <w:b/>
+                <w:bCs/>
+                <w:sz w:val="18"/>
+                <w:szCs w:val="18"/>
+              </w:rPr>
+              <w:t xml:space="preserve">問66</w:t>
+            </w:r>
+          </w:p>
+        </w:tc>
+        <w:tc>
+          <w:tcPr>
+            <w:tcW w:type="dxa" w:w="688"/>
+            <w:tcBorders>
+              <w:top w:val="single" w:color="7F7F7F" w:sz="4"/>
+              <w:left w:val="single" w:color="7F7F7F" w:sz="4"/>
+              <w:bottom w:val="single" w:color="7F7F7F" w:sz="4"/>
+              <w:right w:val="single" w:color="7F7F7F" w:sz="4"/>
+            </w:tcBorders>
+          </w:tcPr>
+          <w:p>
+            <w:r>
+              <w:rPr>
+                <w:rFonts w:ascii="Yu Gothic" w:eastAsia="Yu Gothic" w:hAnsi="Yu Gothic"/>
+                <w:sz w:val="20"/>
+                <w:szCs w:val="20"/>
+              </w:rPr>
+              <w:t xml:space="preserve"/>
+            </w:r>
+          </w:p>
+        </w:tc>
+      </w:tr>
+      <w:tr>
+        <w:trPr>
+          <w:cantSplit/>
+          <w:trHeight w:val="400" w:hRule="atLeast"/>
+        </w:trPr>
+        <w:tc>
+          <w:tcPr>
+            <w:tcW w:type="dxa" w:w="688"/>
+            <w:tcBorders>
+              <w:top w:val="single" w:color="7F7F7F" w:sz="4"/>
+              <w:left w:val="single" w:color="7F7F7F" w:sz="4"/>
+              <w:bottom w:val="single" w:color="7F7F7F" w:sz="4"/>
+              <w:right w:val="single" w:color="7F7F7F" w:sz="4"/>
+            </w:tcBorders>
+            <w:shd w:fill="DEEAF6" w:color="auto" w:val="clear"/>
+          </w:tcPr>
+          <w:p>
+            <w:pPr>
+              <w:jc w:val="center"/>
+            </w:pPr>
+            <w:r>
+              <w:rPr>
+                <w:rFonts w:ascii="Yu Gothic" w:eastAsia="Yu Gothic" w:hAnsi="Yu Gothic"/>
+                <w:b/>
+                <w:bCs/>
+                <w:sz w:val="18"/>
+                <w:szCs w:val="18"/>
+              </w:rPr>
+              <w:t xml:space="preserve">問67</w:t>
+            </w:r>
+          </w:p>
+        </w:tc>
+        <w:tc>
+          <w:tcPr>
+            <w:tcW w:type="dxa" w:w="688"/>
+            <w:tcBorders>
+              <w:top w:val="single" w:color="7F7F7F" w:sz="4"/>
+              <w:left w:val="single" w:color="7F7F7F" w:sz="4"/>
+              <w:bottom w:val="single" w:color="7F7F7F" w:sz="4"/>
+              <w:right w:val="single" w:color="7F7F7F" w:sz="4"/>
+            </w:tcBorders>
+          </w:tcPr>
+          <w:p>
+            <w:r>
+              <w:rPr>
+                <w:rFonts w:ascii="Yu Gothic" w:eastAsia="Yu Gothic" w:hAnsi="Yu Gothic"/>
+                <w:sz w:val="20"/>
+                <w:szCs w:val="20"/>
+              </w:rPr>
+              <w:t xml:space="preserve"/>
+            </w:r>
+          </w:p>
+        </w:tc>
+        <w:tc>
+          <w:tcPr>
+            <w:tcW w:type="dxa" w:w="688"/>
+            <w:tcBorders>
+              <w:top w:val="single" w:color="7F7F7F" w:sz="4"/>
+              <w:left w:val="single" w:color="7F7F7F" w:sz="4"/>
+              <w:bottom w:val="single" w:color="7F7F7F" w:sz="4"/>
+              <w:right w:val="single" w:color="7F7F7F" w:sz="4"/>
+            </w:tcBorders>
+            <w:shd w:fill="DEEAF6" w:color="auto" w:val="clear"/>
+          </w:tcPr>
+          <w:p>
+            <w:pPr>
+              <w:jc w:val="center"/>
+            </w:pPr>
+            <w:r>
+              <w:rPr>
+                <w:rFonts w:ascii="Yu Gothic" w:eastAsia="Yu Gothic" w:hAnsi="Yu Gothic"/>
+                <w:b/>
+                <w:bCs/>
+                <w:sz w:val="18"/>
+                <w:szCs w:val="18"/>
+              </w:rPr>
+              <w:t xml:space="preserve"/>
+            </w:r>
+          </w:p>
+        </w:tc>
+        <w:tc>
+          <w:tcPr>
+            <w:tcW w:type="dxa" w:w="688"/>
+            <w:tcBorders>
+              <w:top w:val="single" w:color="7F7F7F" w:sz="4"/>
+              <w:left w:val="single" w:color="7F7F7F" w:sz="4"/>
+              <w:bottom w:val="single" w:color="7F7F7F" w:sz="4"/>
+              <w:right w:val="single" w:color="7F7F7F" w:sz="4"/>
+            </w:tcBorders>
+          </w:tcPr>
+          <w:p>
+            <w:r>
+              <w:rPr>
+                <w:rFonts w:ascii="Yu Gothic" w:eastAsia="Yu Gothic" w:hAnsi="Yu Gothic"/>
+                <w:sz w:val="20"/>
+                <w:szCs w:val="20"/>
+              </w:rPr>
+              <w:t xml:space="preserve"/>
+            </w:r>
+          </w:p>
+        </w:tc>
+        <w:tc>
+          <w:tcPr>
+            <w:tcW w:type="dxa" w:w="688"/>
+            <w:tcBorders>
+              <w:top w:val="single" w:color="7F7F7F" w:sz="4"/>
+              <w:left w:val="single" w:color="7F7F7F" w:sz="4"/>
+              <w:bottom w:val="single" w:color="7F7F7F" w:sz="4"/>
+              <w:right w:val="single" w:color="7F7F7F" w:sz="4"/>
+            </w:tcBorders>
+            <w:shd w:fill="DEEAF6" w:color="auto" w:val="clear"/>
+          </w:tcPr>
+          <w:p>
+            <w:pPr>
+              <w:jc w:val="center"/>
+            </w:pPr>
+            <w:r>
+              <w:rPr>
+                <w:rFonts w:ascii="Yu Gothic" w:eastAsia="Yu Gothic" w:hAnsi="Yu Gothic"/>
+                <w:b/>
+                <w:bCs/>
+                <w:sz w:val="18"/>
+                <w:szCs w:val="18"/>
+              </w:rPr>
+              <w:t xml:space="preserve"/>
+            </w:r>
+          </w:p>
+        </w:tc>
+        <w:tc>
+          <w:tcPr>
+            <w:tcW w:type="dxa" w:w="688"/>
+            <w:tcBorders>
+              <w:top w:val="single" w:color="7F7F7F" w:sz="4"/>
+              <w:left w:val="single" w:color="7F7F7F" w:sz="4"/>
+              <w:bottom w:val="single" w:color="7F7F7F" w:sz="4"/>
+              <w:right w:val="single" w:color="7F7F7F" w:sz="4"/>
+            </w:tcBorders>
+          </w:tcPr>
+          <w:p>
+            <w:r>
+              <w:rPr>
+                <w:rFonts w:ascii="Yu Gothic" w:eastAsia="Yu Gothic" w:hAnsi="Yu Gothic"/>
+                <w:sz w:val="20"/>
+                <w:szCs w:val="20"/>
+              </w:rPr>
+              <w:t xml:space="preserve"/>
+            </w:r>
+          </w:p>
+        </w:tc>
+        <w:tc>
+          <w:tcPr>
+            <w:tcW w:type="dxa" w:w="688"/>
+            <w:tcBorders>
+              <w:top w:val="single" w:color="7F7F7F" w:sz="4"/>
+              <w:left w:val="single" w:color="7F7F7F" w:sz="4"/>
+              <w:bottom w:val="single" w:color="7F7F7F" w:sz="4"/>
+              <w:right w:val="single" w:color="7F7F7F" w:sz="4"/>
+            </w:tcBorders>
+            <w:shd w:fill="DEEAF6" w:color="auto" w:val="clear"/>
+          </w:tcPr>
+          <w:p>
+            <w:pPr>
+              <w:jc w:val="center"/>
+            </w:pPr>
+            <w:r>
+              <w:rPr>
+                <w:rFonts w:ascii="Yu Gothic" w:eastAsia="Yu Gothic" w:hAnsi="Yu Gothic"/>
+                <w:b/>
+                <w:bCs/>
+                <w:sz w:val="18"/>
+                <w:szCs w:val="18"/>
+              </w:rPr>
+              <w:t xml:space="preserve"/>
+            </w:r>
+          </w:p>
+        </w:tc>
+        <w:tc>
+          <w:tcPr>
+            <w:tcW w:type="dxa" w:w="688"/>
+            <w:tcBorders>
+              <w:top w:val="single" w:color="7F7F7F" w:sz="4"/>
+              <w:left w:val="single" w:color="7F7F7F" w:sz="4"/>
+              <w:bottom w:val="single" w:color="7F7F7F" w:sz="4"/>
+              <w:right w:val="single" w:color="7F7F7F" w:sz="4"/>
+            </w:tcBorders>
+          </w:tcPr>
+          <w:p>
+            <w:r>
+              <w:rPr>
+                <w:rFonts w:ascii="Yu Gothic" w:eastAsia="Yu Gothic" w:hAnsi="Yu Gothic"/>
+                <w:sz w:val="20"/>
+                <w:szCs w:val="20"/>
+              </w:rPr>
+              <w:t xml:space="preserve"/>
+            </w:r>
+          </w:p>
+        </w:tc>
+        <w:tc>
+          <w:tcPr>
+            <w:tcW w:type="dxa" w:w="688"/>
+            <w:tcBorders>
+              <w:top w:val="single" w:color="7F7F7F" w:sz="4"/>
+              <w:left w:val="single" w:color="7F7F7F" w:sz="4"/>
+              <w:bottom w:val="single" w:color="7F7F7F" w:sz="4"/>
+              <w:right w:val="single" w:color="7F7F7F" w:sz="4"/>
+            </w:tcBorders>
+            <w:shd w:fill="DEEAF6" w:color="auto" w:val="clear"/>
+          </w:tcPr>
+          <w:p>
+            <w:pPr>
+              <w:jc w:val="center"/>
+            </w:pPr>
+            <w:r>
+              <w:rPr>
+                <w:rFonts w:ascii="Yu Gothic" w:eastAsia="Yu Gothic" w:hAnsi="Yu Gothic"/>
+                <w:b/>
+                <w:bCs/>
+                <w:sz w:val="18"/>
+                <w:szCs w:val="18"/>
+              </w:rPr>
+              <w:t xml:space="preserve"/>
+            </w:r>
+          </w:p>
+        </w:tc>
+        <w:tc>
+          <w:tcPr>
+            <w:tcW w:type="dxa" w:w="688"/>
+            <w:tcBorders>
+              <w:top w:val="single" w:color="7F7F7F" w:sz="4"/>
+              <w:left w:val="single" w:color="7F7F7F" w:sz="4"/>
+              <w:bottom w:val="single" w:color="7F7F7F" w:sz="4"/>
+              <w:right w:val="single" w:color="7F7F7F" w:sz="4"/>
+            </w:tcBorders>
+          </w:tcPr>
+          <w:p>
+            <w:r>
+              <w:rPr>
+                <w:rFonts w:ascii="Yu Gothic" w:eastAsia="Yu Gothic" w:hAnsi="Yu Gothic"/>
+                <w:sz w:val="20"/>
+                <w:szCs w:val="20"/>
+              </w:rPr>
+              <w:t xml:space="preserve"/>
+            </w:r>
+          </w:p>
+        </w:tc>
+        <w:tc>
+          <w:tcPr>
+            <w:tcW w:type="dxa" w:w="688"/>
+            <w:tcBorders>
+              <w:top w:val="single" w:color="7F7F7F" w:sz="4"/>
+              <w:left w:val="single" w:color="7F7F7F" w:sz="4"/>
+              <w:bottom w:val="single" w:color="7F7F7F" w:sz="4"/>
+              <w:right w:val="single" w:color="7F7F7F" w:sz="4"/>
+            </w:tcBorders>
+            <w:shd w:fill="DEEAF6" w:color="auto" w:val="clear"/>
+          </w:tcPr>
+          <w:p>
+            <w:pPr>
+              <w:jc w:val="center"/>
+            </w:pPr>
+            <w:r>
+              <w:rPr>
+                <w:rFonts w:ascii="Yu Gothic" w:eastAsia="Yu Gothic" w:hAnsi="Yu Gothic"/>
+                <w:b/>
+                <w:bCs/>
+                <w:sz w:val="18"/>
+                <w:szCs w:val="18"/>
+              </w:rPr>
+              <w:t xml:space="preserve"/>
+            </w:r>
+          </w:p>
+        </w:tc>
+        <w:tc>
+          <w:tcPr>
+            <w:tcW w:type="dxa" w:w="688"/>
+            <w:tcBorders>
+              <w:top w:val="single" w:color="7F7F7F" w:sz="4"/>
+              <w:left w:val="single" w:color="7F7F7F" w:sz="4"/>
+              <w:bottom w:val="single" w:color="7F7F7F" w:sz="4"/>
+              <w:right w:val="single" w:color="7F7F7F" w:sz="4"/>
+            </w:tcBorders>
+          </w:tcPr>
+          <w:p>
+            <w:r>
+              <w:rPr>
+                <w:rFonts w:ascii="Yu Gothic" w:eastAsia="Yu Gothic" w:hAnsi="Yu Gothic"/>
+                <w:sz w:val="20"/>
+                <w:szCs w:val="20"/>
+              </w:rPr>
+              <w:t xml:space="preserve"/>
+            </w:r>
+          </w:p>
+        </w:tc>
+        <w:tc>
+          <w:tcPr>
+            <w:tcW w:type="dxa" w:w="688"/>
+            <w:tcBorders>
+              <w:top w:val="single" w:color="7F7F7F" w:sz="4"/>
+              <w:left w:val="single" w:color="7F7F7F" w:sz="4"/>
+              <w:bottom w:val="single" w:color="7F7F7F" w:sz="4"/>
+              <w:right w:val="single" w:color="7F7F7F" w:sz="4"/>
+            </w:tcBorders>
+            <w:shd w:fill="DEEAF6" w:color="auto" w:val="clear"/>
+          </w:tcPr>
+          <w:p>
+            <w:pPr>
+              <w:jc w:val="center"/>
+            </w:pPr>
+            <w:r>
+              <w:rPr>
+                <w:rFonts w:ascii="Yu Gothic" w:eastAsia="Yu Gothic" w:hAnsi="Yu Gothic"/>
+                <w:b/>
+                <w:bCs/>
+                <w:sz w:val="18"/>
+                <w:szCs w:val="18"/>
+              </w:rPr>
               <w:t xml:space="preserve"/>
             </w:r>
           </w:p>
@@ -17069,7 +18345,7 @@
           <w:sz w:val="20"/>
           <w:szCs w:val="20"/>
         </w:rPr>
-        <w:t xml:space="preserve">演習8　問53〜問67</w:t>
+        <w:t xml:space="preserve">演習8　問68〜問82</w:t>
       </w:r>
       <w:r>
         <w:rPr>
@@ -17136,7 +18412,7 @@
                 <w:sz w:val="18"/>
                 <w:szCs w:val="18"/>
               </w:rPr>
-              <w:t xml:space="preserve">問53</w:t>
+              <w:t xml:space="preserve">問68</w:t>
             </w:r>
           </w:p>
         </w:tc>
@@ -17184,7 +18460,7 @@
                 <w:sz w:val="18"/>
                 <w:szCs w:val="18"/>
               </w:rPr>
-              <w:t xml:space="preserve">問54</w:t>
+              <w:t xml:space="preserve">問69</w:t>
             </w:r>
           </w:p>
         </w:tc>
@@ -17232,7 +18508,7 @@
                 <w:sz w:val="18"/>
                 <w:szCs w:val="18"/>
               </w:rPr>
-              <w:t xml:space="preserve">問55</w:t>
+              <w:t xml:space="preserve">問70</w:t>
             </w:r>
           </w:p>
         </w:tc>
@@ -17280,7 +18556,7 @@
                 <w:sz w:val="18"/>
                 <w:szCs w:val="18"/>
               </w:rPr>
-              <w:t xml:space="preserve">問56</w:t>
+              <w:t xml:space="preserve">問71</w:t>
             </w:r>
           </w:p>
         </w:tc>
@@ -17328,7 +18604,7 @@
                 <w:sz w:val="18"/>
                 <w:szCs w:val="18"/>
               </w:rPr>
-              <w:t xml:space="preserve">問57</w:t>
+              <w:t xml:space="preserve">問72</w:t>
             </w:r>
           </w:p>
         </w:tc>
@@ -17376,7 +18652,7 @@
                 <w:sz w:val="18"/>
                 <w:szCs w:val="18"/>
               </w:rPr>
-              <w:t xml:space="preserve">問58</w:t>
+              <w:t xml:space="preserve">問73</w:t>
             </w:r>
           </w:p>
         </w:tc>
@@ -17424,7 +18700,7 @@
                 <w:sz w:val="18"/>
                 <w:szCs w:val="18"/>
               </w:rPr>
-              <w:t xml:space="preserve">問59</w:t>
+              <w:t xml:space="preserve">問74</w:t>
             </w:r>
           </w:p>
         </w:tc>
@@ -17478,7 +18754,7 @@
                 <w:sz w:val="18"/>
                 <w:szCs w:val="18"/>
               </w:rPr>
-              <w:t xml:space="preserve">問60</w:t>
+              <w:t xml:space="preserve">問75</w:t>
             </w:r>
           </w:p>
         </w:tc>
@@ -17526,7 +18802,7 @@
                 <w:sz w:val="18"/>
                 <w:szCs w:val="18"/>
               </w:rPr>
-              <w:t xml:space="preserve">問61</w:t>
+              <w:t xml:space="preserve">問76</w:t>
             </w:r>
           </w:p>
         </w:tc>
@@ -17574,7 +18850,7 @@
                 <w:sz w:val="18"/>
                 <w:szCs w:val="18"/>
               </w:rPr>
-              <w:t xml:space="preserve">問62</w:t>
+              <w:t xml:space="preserve">問77</w:t>
             </w:r>
           </w:p>
         </w:tc>
@@ -17622,7 +18898,7 @@
                 <w:sz w:val="18"/>
                 <w:szCs w:val="18"/>
               </w:rPr>
-              <w:t xml:space="preserve">問63</w:t>
+              <w:t xml:space="preserve">問78</w:t>
             </w:r>
           </w:p>
         </w:tc>
@@ -17670,7 +18946,7 @@
                 <w:sz w:val="18"/>
                 <w:szCs w:val="18"/>
               </w:rPr>
-              <w:t xml:space="preserve">問64</w:t>
+              <w:t xml:space="preserve">問79</w:t>
             </w:r>
           </w:p>
         </w:tc>
@@ -17718,7 +18994,7 @@
                 <w:sz w:val="18"/>
                 <w:szCs w:val="18"/>
               </w:rPr>
-              <w:t xml:space="preserve">問65</w:t>
+              <w:t xml:space="preserve">問80</w:t>
             </w:r>
           </w:p>
         </w:tc>
@@ -17766,7 +19042,7 @@
                 <w:sz w:val="18"/>
                 <w:szCs w:val="18"/>
               </w:rPr>
-              <w:t xml:space="preserve">問66</w:t>
+              <w:t xml:space="preserve">問81</w:t>
             </w:r>
           </w:p>
         </w:tc>
@@ -17820,7 +19096,7 @@
                 <w:sz w:val="18"/>
                 <w:szCs w:val="18"/>
               </w:rPr>
-              <w:t xml:space="preserve">問67</w:t>
+              <w:t xml:space="preserve">問82</w:t>
             </w:r>
           </w:p>
         </w:tc>
@@ -18149,1087 +19425,7 @@
           <w:sz w:val="20"/>
           <w:szCs w:val="20"/>
         </w:rPr>
-        <w:t xml:space="preserve">演習9　問68〜問82</w:t>
-      </w:r>
-      <w:r>
-        <w:rPr>
-          <w:rFonts w:ascii="Yu Gothic" w:eastAsia="Yu Gothic" w:hAnsi="Yu Gothic"/>
-          <w:sz w:val="18"/>
-          <w:szCs w:val="18"/>
-        </w:rPr>
-        <w:t xml:space="preserve">　　正解数：　　／15</w:t>
-      </w:r>
-    </w:p>
-    <w:tbl>
-      <w:tblPr>
-        <w:tblW w:type="dxa" w:w="9632"/>
-        <w:tblBorders>
-          <w:top w:val="single" w:color="auto" w:sz="4"/>
-          <w:left w:val="single" w:color="auto" w:sz="4"/>
-          <w:bottom w:val="single" w:color="auto" w:sz="4"/>
-          <w:right w:val="single" w:color="auto" w:sz="4"/>
-          <w:insideH w:val="single" w:color="auto" w:sz="4"/>
-          <w:insideV w:val="single" w:color="auto" w:sz="4"/>
-        </w:tblBorders>
-      </w:tblPr>
-      <w:tblGrid>
-        <w:gridCol w:w="688"/>
-        <w:gridCol w:w="688"/>
-        <w:gridCol w:w="688"/>
-        <w:gridCol w:w="688"/>
-        <w:gridCol w:w="688"/>
-        <w:gridCol w:w="688"/>
-        <w:gridCol w:w="688"/>
-        <w:gridCol w:w="688"/>
-        <w:gridCol w:w="688"/>
-        <w:gridCol w:w="688"/>
-        <w:gridCol w:w="688"/>
-        <w:gridCol w:w="688"/>
-        <w:gridCol w:w="688"/>
-        <w:gridCol w:w="688"/>
-      </w:tblGrid>
-      <w:tr>
-        <w:trPr>
-          <w:cantSplit/>
-          <w:trHeight w:val="400" w:hRule="atLeast"/>
-        </w:trPr>
-        <w:tc>
-          <w:tcPr>
-            <w:tcW w:type="dxa" w:w="688"/>
-            <w:tcBorders>
-              <w:top w:val="single" w:color="7F7F7F" w:sz="4"/>
-              <w:left w:val="single" w:color="7F7F7F" w:sz="4"/>
-              <w:bottom w:val="single" w:color="7F7F7F" w:sz="4"/>
-              <w:right w:val="single" w:color="7F7F7F" w:sz="4"/>
-            </w:tcBorders>
-            <w:shd w:fill="DEEAF6" w:color="auto" w:val="clear"/>
-          </w:tcPr>
-          <w:p>
-            <w:pPr>
-              <w:jc w:val="center"/>
-            </w:pPr>
-            <w:r>
-              <w:rPr>
-                <w:rFonts w:ascii="Yu Gothic" w:eastAsia="Yu Gothic" w:hAnsi="Yu Gothic"/>
-                <w:b/>
-                <w:bCs/>
-                <w:sz w:val="18"/>
-                <w:szCs w:val="18"/>
-              </w:rPr>
-              <w:t xml:space="preserve">問68</w:t>
-            </w:r>
-          </w:p>
-        </w:tc>
-        <w:tc>
-          <w:tcPr>
-            <w:tcW w:type="dxa" w:w="688"/>
-            <w:tcBorders>
-              <w:top w:val="single" w:color="7F7F7F" w:sz="4"/>
-              <w:left w:val="single" w:color="7F7F7F" w:sz="4"/>
-              <w:bottom w:val="single" w:color="7F7F7F" w:sz="4"/>
-              <w:right w:val="single" w:color="7F7F7F" w:sz="4"/>
-            </w:tcBorders>
-          </w:tcPr>
-          <w:p>
-            <w:r>
-              <w:rPr>
-                <w:rFonts w:ascii="Yu Gothic" w:eastAsia="Yu Gothic" w:hAnsi="Yu Gothic"/>
-                <w:sz w:val="20"/>
-                <w:szCs w:val="20"/>
-              </w:rPr>
-              <w:t xml:space="preserve"/>
-            </w:r>
-          </w:p>
-        </w:tc>
-        <w:tc>
-          <w:tcPr>
-            <w:tcW w:type="dxa" w:w="688"/>
-            <w:tcBorders>
-              <w:top w:val="single" w:color="7F7F7F" w:sz="4"/>
-              <w:left w:val="single" w:color="7F7F7F" w:sz="4"/>
-              <w:bottom w:val="single" w:color="7F7F7F" w:sz="4"/>
-              <w:right w:val="single" w:color="7F7F7F" w:sz="4"/>
-            </w:tcBorders>
-            <w:shd w:fill="DEEAF6" w:color="auto" w:val="clear"/>
-          </w:tcPr>
-          <w:p>
-            <w:pPr>
-              <w:jc w:val="center"/>
-            </w:pPr>
-            <w:r>
-              <w:rPr>
-                <w:rFonts w:ascii="Yu Gothic" w:eastAsia="Yu Gothic" w:hAnsi="Yu Gothic"/>
-                <w:b/>
-                <w:bCs/>
-                <w:sz w:val="18"/>
-                <w:szCs w:val="18"/>
-              </w:rPr>
-              <w:t xml:space="preserve">問69</w:t>
-            </w:r>
-          </w:p>
-        </w:tc>
-        <w:tc>
-          <w:tcPr>
-            <w:tcW w:type="dxa" w:w="688"/>
-            <w:tcBorders>
-              <w:top w:val="single" w:color="7F7F7F" w:sz="4"/>
-              <w:left w:val="single" w:color="7F7F7F" w:sz="4"/>
-              <w:bottom w:val="single" w:color="7F7F7F" w:sz="4"/>
-              <w:right w:val="single" w:color="7F7F7F" w:sz="4"/>
-            </w:tcBorders>
-          </w:tcPr>
-          <w:p>
-            <w:r>
-              <w:rPr>
-                <w:rFonts w:ascii="Yu Gothic" w:eastAsia="Yu Gothic" w:hAnsi="Yu Gothic"/>
-                <w:sz w:val="20"/>
-                <w:szCs w:val="20"/>
-              </w:rPr>
-              <w:t xml:space="preserve"/>
-            </w:r>
-          </w:p>
-        </w:tc>
-        <w:tc>
-          <w:tcPr>
-            <w:tcW w:type="dxa" w:w="688"/>
-            <w:tcBorders>
-              <w:top w:val="single" w:color="7F7F7F" w:sz="4"/>
-              <w:left w:val="single" w:color="7F7F7F" w:sz="4"/>
-              <w:bottom w:val="single" w:color="7F7F7F" w:sz="4"/>
-              <w:right w:val="single" w:color="7F7F7F" w:sz="4"/>
-            </w:tcBorders>
-            <w:shd w:fill="DEEAF6" w:color="auto" w:val="clear"/>
-          </w:tcPr>
-          <w:p>
-            <w:pPr>
-              <w:jc w:val="center"/>
-            </w:pPr>
-            <w:r>
-              <w:rPr>
-                <w:rFonts w:ascii="Yu Gothic" w:eastAsia="Yu Gothic" w:hAnsi="Yu Gothic"/>
-                <w:b/>
-                <w:bCs/>
-                <w:sz w:val="18"/>
-                <w:szCs w:val="18"/>
-              </w:rPr>
-              <w:t xml:space="preserve">問70</w:t>
-            </w:r>
-          </w:p>
-        </w:tc>
-        <w:tc>
-          <w:tcPr>
-            <w:tcW w:type="dxa" w:w="688"/>
-            <w:tcBorders>
-              <w:top w:val="single" w:color="7F7F7F" w:sz="4"/>
-              <w:left w:val="single" w:color="7F7F7F" w:sz="4"/>
-              <w:bottom w:val="single" w:color="7F7F7F" w:sz="4"/>
-              <w:right w:val="single" w:color="7F7F7F" w:sz="4"/>
-            </w:tcBorders>
-          </w:tcPr>
-          <w:p>
-            <w:r>
-              <w:rPr>
-                <w:rFonts w:ascii="Yu Gothic" w:eastAsia="Yu Gothic" w:hAnsi="Yu Gothic"/>
-                <w:sz w:val="20"/>
-                <w:szCs w:val="20"/>
-              </w:rPr>
-              <w:t xml:space="preserve"/>
-            </w:r>
-          </w:p>
-        </w:tc>
-        <w:tc>
-          <w:tcPr>
-            <w:tcW w:type="dxa" w:w="688"/>
-            <w:tcBorders>
-              <w:top w:val="single" w:color="7F7F7F" w:sz="4"/>
-              <w:left w:val="single" w:color="7F7F7F" w:sz="4"/>
-              <w:bottom w:val="single" w:color="7F7F7F" w:sz="4"/>
-              <w:right w:val="single" w:color="7F7F7F" w:sz="4"/>
-            </w:tcBorders>
-            <w:shd w:fill="DEEAF6" w:color="auto" w:val="clear"/>
-          </w:tcPr>
-          <w:p>
-            <w:pPr>
-              <w:jc w:val="center"/>
-            </w:pPr>
-            <w:r>
-              <w:rPr>
-                <w:rFonts w:ascii="Yu Gothic" w:eastAsia="Yu Gothic" w:hAnsi="Yu Gothic"/>
-                <w:b/>
-                <w:bCs/>
-                <w:sz w:val="18"/>
-                <w:szCs w:val="18"/>
-              </w:rPr>
-              <w:t xml:space="preserve">問71</w:t>
-            </w:r>
-          </w:p>
-        </w:tc>
-        <w:tc>
-          <w:tcPr>
-            <w:tcW w:type="dxa" w:w="688"/>
-            <w:tcBorders>
-              <w:top w:val="single" w:color="7F7F7F" w:sz="4"/>
-              <w:left w:val="single" w:color="7F7F7F" w:sz="4"/>
-              <w:bottom w:val="single" w:color="7F7F7F" w:sz="4"/>
-              <w:right w:val="single" w:color="7F7F7F" w:sz="4"/>
-            </w:tcBorders>
-          </w:tcPr>
-          <w:p>
-            <w:r>
-              <w:rPr>
-                <w:rFonts w:ascii="Yu Gothic" w:eastAsia="Yu Gothic" w:hAnsi="Yu Gothic"/>
-                <w:sz w:val="20"/>
-                <w:szCs w:val="20"/>
-              </w:rPr>
-              <w:t xml:space="preserve"/>
-            </w:r>
-          </w:p>
-        </w:tc>
-        <w:tc>
-          <w:tcPr>
-            <w:tcW w:type="dxa" w:w="688"/>
-            <w:tcBorders>
-              <w:top w:val="single" w:color="7F7F7F" w:sz="4"/>
-              <w:left w:val="single" w:color="7F7F7F" w:sz="4"/>
-              <w:bottom w:val="single" w:color="7F7F7F" w:sz="4"/>
-              <w:right w:val="single" w:color="7F7F7F" w:sz="4"/>
-            </w:tcBorders>
-            <w:shd w:fill="DEEAF6" w:color="auto" w:val="clear"/>
-          </w:tcPr>
-          <w:p>
-            <w:pPr>
-              <w:jc w:val="center"/>
-            </w:pPr>
-            <w:r>
-              <w:rPr>
-                <w:rFonts w:ascii="Yu Gothic" w:eastAsia="Yu Gothic" w:hAnsi="Yu Gothic"/>
-                <w:b/>
-                <w:bCs/>
-                <w:sz w:val="18"/>
-                <w:szCs w:val="18"/>
-              </w:rPr>
-              <w:t xml:space="preserve">問72</w:t>
-            </w:r>
-          </w:p>
-        </w:tc>
-        <w:tc>
-          <w:tcPr>
-            <w:tcW w:type="dxa" w:w="688"/>
-            <w:tcBorders>
-              <w:top w:val="single" w:color="7F7F7F" w:sz="4"/>
-              <w:left w:val="single" w:color="7F7F7F" w:sz="4"/>
-              <w:bottom w:val="single" w:color="7F7F7F" w:sz="4"/>
-              <w:right w:val="single" w:color="7F7F7F" w:sz="4"/>
-            </w:tcBorders>
-          </w:tcPr>
-          <w:p>
-            <w:r>
-              <w:rPr>
-                <w:rFonts w:ascii="Yu Gothic" w:eastAsia="Yu Gothic" w:hAnsi="Yu Gothic"/>
-                <w:sz w:val="20"/>
-                <w:szCs w:val="20"/>
-              </w:rPr>
-              <w:t xml:space="preserve"/>
-            </w:r>
-          </w:p>
-        </w:tc>
-        <w:tc>
-          <w:tcPr>
-            <w:tcW w:type="dxa" w:w="688"/>
-            <w:tcBorders>
-              <w:top w:val="single" w:color="7F7F7F" w:sz="4"/>
-              <w:left w:val="single" w:color="7F7F7F" w:sz="4"/>
-              <w:bottom w:val="single" w:color="7F7F7F" w:sz="4"/>
-              <w:right w:val="single" w:color="7F7F7F" w:sz="4"/>
-            </w:tcBorders>
-            <w:shd w:fill="DEEAF6" w:color="auto" w:val="clear"/>
-          </w:tcPr>
-          <w:p>
-            <w:pPr>
-              <w:jc w:val="center"/>
-            </w:pPr>
-            <w:r>
-              <w:rPr>
-                <w:rFonts w:ascii="Yu Gothic" w:eastAsia="Yu Gothic" w:hAnsi="Yu Gothic"/>
-                <w:b/>
-                <w:bCs/>
-                <w:sz w:val="18"/>
-                <w:szCs w:val="18"/>
-              </w:rPr>
-              <w:t xml:space="preserve">問73</w:t>
-            </w:r>
-          </w:p>
-        </w:tc>
-        <w:tc>
-          <w:tcPr>
-            <w:tcW w:type="dxa" w:w="688"/>
-            <w:tcBorders>
-              <w:top w:val="single" w:color="7F7F7F" w:sz="4"/>
-              <w:left w:val="single" w:color="7F7F7F" w:sz="4"/>
-              <w:bottom w:val="single" w:color="7F7F7F" w:sz="4"/>
-              <w:right w:val="single" w:color="7F7F7F" w:sz="4"/>
-            </w:tcBorders>
-          </w:tcPr>
-          <w:p>
-            <w:r>
-              <w:rPr>
-                <w:rFonts w:ascii="Yu Gothic" w:eastAsia="Yu Gothic" w:hAnsi="Yu Gothic"/>
-                <w:sz w:val="20"/>
-                <w:szCs w:val="20"/>
-              </w:rPr>
-              <w:t xml:space="preserve"/>
-            </w:r>
-          </w:p>
-        </w:tc>
-        <w:tc>
-          <w:tcPr>
-            <w:tcW w:type="dxa" w:w="688"/>
-            <w:tcBorders>
-              <w:top w:val="single" w:color="7F7F7F" w:sz="4"/>
-              <w:left w:val="single" w:color="7F7F7F" w:sz="4"/>
-              <w:bottom w:val="single" w:color="7F7F7F" w:sz="4"/>
-              <w:right w:val="single" w:color="7F7F7F" w:sz="4"/>
-            </w:tcBorders>
-            <w:shd w:fill="DEEAF6" w:color="auto" w:val="clear"/>
-          </w:tcPr>
-          <w:p>
-            <w:pPr>
-              <w:jc w:val="center"/>
-            </w:pPr>
-            <w:r>
-              <w:rPr>
-                <w:rFonts w:ascii="Yu Gothic" w:eastAsia="Yu Gothic" w:hAnsi="Yu Gothic"/>
-                <w:b/>
-                <w:bCs/>
-                <w:sz w:val="18"/>
-                <w:szCs w:val="18"/>
-              </w:rPr>
-              <w:t xml:space="preserve">問74</w:t>
-            </w:r>
-          </w:p>
-        </w:tc>
-        <w:tc>
-          <w:tcPr>
-            <w:tcW w:type="dxa" w:w="688"/>
-            <w:tcBorders>
-              <w:top w:val="single" w:color="7F7F7F" w:sz="4"/>
-              <w:left w:val="single" w:color="7F7F7F" w:sz="4"/>
-              <w:bottom w:val="single" w:color="7F7F7F" w:sz="4"/>
-              <w:right w:val="single" w:color="7F7F7F" w:sz="4"/>
-            </w:tcBorders>
-          </w:tcPr>
-          <w:p>
-            <w:r>
-              <w:rPr>
-                <w:rFonts w:ascii="Yu Gothic" w:eastAsia="Yu Gothic" w:hAnsi="Yu Gothic"/>
-                <w:sz w:val="20"/>
-                <w:szCs w:val="20"/>
-              </w:rPr>
-              <w:t xml:space="preserve"/>
-            </w:r>
-          </w:p>
-        </w:tc>
-      </w:tr>
-      <w:tr>
-        <w:trPr>
-          <w:cantSplit/>
-          <w:trHeight w:val="400" w:hRule="atLeast"/>
-        </w:trPr>
-        <w:tc>
-          <w:tcPr>
-            <w:tcW w:type="dxa" w:w="688"/>
-            <w:tcBorders>
-              <w:top w:val="single" w:color="7F7F7F" w:sz="4"/>
-              <w:left w:val="single" w:color="7F7F7F" w:sz="4"/>
-              <w:bottom w:val="single" w:color="7F7F7F" w:sz="4"/>
-              <w:right w:val="single" w:color="7F7F7F" w:sz="4"/>
-            </w:tcBorders>
-            <w:shd w:fill="DEEAF6" w:color="auto" w:val="clear"/>
-          </w:tcPr>
-          <w:p>
-            <w:pPr>
-              <w:jc w:val="center"/>
-            </w:pPr>
-            <w:r>
-              <w:rPr>
-                <w:rFonts w:ascii="Yu Gothic" w:eastAsia="Yu Gothic" w:hAnsi="Yu Gothic"/>
-                <w:b/>
-                <w:bCs/>
-                <w:sz w:val="18"/>
-                <w:szCs w:val="18"/>
-              </w:rPr>
-              <w:t xml:space="preserve">問75</w:t>
-            </w:r>
-          </w:p>
-        </w:tc>
-        <w:tc>
-          <w:tcPr>
-            <w:tcW w:type="dxa" w:w="688"/>
-            <w:tcBorders>
-              <w:top w:val="single" w:color="7F7F7F" w:sz="4"/>
-              <w:left w:val="single" w:color="7F7F7F" w:sz="4"/>
-              <w:bottom w:val="single" w:color="7F7F7F" w:sz="4"/>
-              <w:right w:val="single" w:color="7F7F7F" w:sz="4"/>
-            </w:tcBorders>
-          </w:tcPr>
-          <w:p>
-            <w:r>
-              <w:rPr>
-                <w:rFonts w:ascii="Yu Gothic" w:eastAsia="Yu Gothic" w:hAnsi="Yu Gothic"/>
-                <w:sz w:val="20"/>
-                <w:szCs w:val="20"/>
-              </w:rPr>
-              <w:t xml:space="preserve"/>
-            </w:r>
-          </w:p>
-        </w:tc>
-        <w:tc>
-          <w:tcPr>
-            <w:tcW w:type="dxa" w:w="688"/>
-            <w:tcBorders>
-              <w:top w:val="single" w:color="7F7F7F" w:sz="4"/>
-              <w:left w:val="single" w:color="7F7F7F" w:sz="4"/>
-              <w:bottom w:val="single" w:color="7F7F7F" w:sz="4"/>
-              <w:right w:val="single" w:color="7F7F7F" w:sz="4"/>
-            </w:tcBorders>
-            <w:shd w:fill="DEEAF6" w:color="auto" w:val="clear"/>
-          </w:tcPr>
-          <w:p>
-            <w:pPr>
-              <w:jc w:val="center"/>
-            </w:pPr>
-            <w:r>
-              <w:rPr>
-                <w:rFonts w:ascii="Yu Gothic" w:eastAsia="Yu Gothic" w:hAnsi="Yu Gothic"/>
-                <w:b/>
-                <w:bCs/>
-                <w:sz w:val="18"/>
-                <w:szCs w:val="18"/>
-              </w:rPr>
-              <w:t xml:space="preserve">問76</w:t>
-            </w:r>
-          </w:p>
-        </w:tc>
-        <w:tc>
-          <w:tcPr>
-            <w:tcW w:type="dxa" w:w="688"/>
-            <w:tcBorders>
-              <w:top w:val="single" w:color="7F7F7F" w:sz="4"/>
-              <w:left w:val="single" w:color="7F7F7F" w:sz="4"/>
-              <w:bottom w:val="single" w:color="7F7F7F" w:sz="4"/>
-              <w:right w:val="single" w:color="7F7F7F" w:sz="4"/>
-            </w:tcBorders>
-          </w:tcPr>
-          <w:p>
-            <w:r>
-              <w:rPr>
-                <w:rFonts w:ascii="Yu Gothic" w:eastAsia="Yu Gothic" w:hAnsi="Yu Gothic"/>
-                <w:sz w:val="20"/>
-                <w:szCs w:val="20"/>
-              </w:rPr>
-              <w:t xml:space="preserve"/>
-            </w:r>
-          </w:p>
-        </w:tc>
-        <w:tc>
-          <w:tcPr>
-            <w:tcW w:type="dxa" w:w="688"/>
-            <w:tcBorders>
-              <w:top w:val="single" w:color="7F7F7F" w:sz="4"/>
-              <w:left w:val="single" w:color="7F7F7F" w:sz="4"/>
-              <w:bottom w:val="single" w:color="7F7F7F" w:sz="4"/>
-              <w:right w:val="single" w:color="7F7F7F" w:sz="4"/>
-            </w:tcBorders>
-            <w:shd w:fill="DEEAF6" w:color="auto" w:val="clear"/>
-          </w:tcPr>
-          <w:p>
-            <w:pPr>
-              <w:jc w:val="center"/>
-            </w:pPr>
-            <w:r>
-              <w:rPr>
-                <w:rFonts w:ascii="Yu Gothic" w:eastAsia="Yu Gothic" w:hAnsi="Yu Gothic"/>
-                <w:b/>
-                <w:bCs/>
-                <w:sz w:val="18"/>
-                <w:szCs w:val="18"/>
-              </w:rPr>
-              <w:t xml:space="preserve">問77</w:t>
-            </w:r>
-          </w:p>
-        </w:tc>
-        <w:tc>
-          <w:tcPr>
-            <w:tcW w:type="dxa" w:w="688"/>
-            <w:tcBorders>
-              <w:top w:val="single" w:color="7F7F7F" w:sz="4"/>
-              <w:left w:val="single" w:color="7F7F7F" w:sz="4"/>
-              <w:bottom w:val="single" w:color="7F7F7F" w:sz="4"/>
-              <w:right w:val="single" w:color="7F7F7F" w:sz="4"/>
-            </w:tcBorders>
-          </w:tcPr>
-          <w:p>
-            <w:r>
-              <w:rPr>
-                <w:rFonts w:ascii="Yu Gothic" w:eastAsia="Yu Gothic" w:hAnsi="Yu Gothic"/>
-                <w:sz w:val="20"/>
-                <w:szCs w:val="20"/>
-              </w:rPr>
-              <w:t xml:space="preserve"/>
-            </w:r>
-          </w:p>
-        </w:tc>
-        <w:tc>
-          <w:tcPr>
-            <w:tcW w:type="dxa" w:w="688"/>
-            <w:tcBorders>
-              <w:top w:val="single" w:color="7F7F7F" w:sz="4"/>
-              <w:left w:val="single" w:color="7F7F7F" w:sz="4"/>
-              <w:bottom w:val="single" w:color="7F7F7F" w:sz="4"/>
-              <w:right w:val="single" w:color="7F7F7F" w:sz="4"/>
-            </w:tcBorders>
-            <w:shd w:fill="DEEAF6" w:color="auto" w:val="clear"/>
-          </w:tcPr>
-          <w:p>
-            <w:pPr>
-              <w:jc w:val="center"/>
-            </w:pPr>
-            <w:r>
-              <w:rPr>
-                <w:rFonts w:ascii="Yu Gothic" w:eastAsia="Yu Gothic" w:hAnsi="Yu Gothic"/>
-                <w:b/>
-                <w:bCs/>
-                <w:sz w:val="18"/>
-                <w:szCs w:val="18"/>
-              </w:rPr>
-              <w:t xml:space="preserve">問78</w:t>
-            </w:r>
-          </w:p>
-        </w:tc>
-        <w:tc>
-          <w:tcPr>
-            <w:tcW w:type="dxa" w:w="688"/>
-            <w:tcBorders>
-              <w:top w:val="single" w:color="7F7F7F" w:sz="4"/>
-              <w:left w:val="single" w:color="7F7F7F" w:sz="4"/>
-              <w:bottom w:val="single" w:color="7F7F7F" w:sz="4"/>
-              <w:right w:val="single" w:color="7F7F7F" w:sz="4"/>
-            </w:tcBorders>
-          </w:tcPr>
-          <w:p>
-            <w:r>
-              <w:rPr>
-                <w:rFonts w:ascii="Yu Gothic" w:eastAsia="Yu Gothic" w:hAnsi="Yu Gothic"/>
-                <w:sz w:val="20"/>
-                <w:szCs w:val="20"/>
-              </w:rPr>
-              <w:t xml:space="preserve"/>
-            </w:r>
-          </w:p>
-        </w:tc>
-        <w:tc>
-          <w:tcPr>
-            <w:tcW w:type="dxa" w:w="688"/>
-            <w:tcBorders>
-              <w:top w:val="single" w:color="7F7F7F" w:sz="4"/>
-              <w:left w:val="single" w:color="7F7F7F" w:sz="4"/>
-              <w:bottom w:val="single" w:color="7F7F7F" w:sz="4"/>
-              <w:right w:val="single" w:color="7F7F7F" w:sz="4"/>
-            </w:tcBorders>
-            <w:shd w:fill="DEEAF6" w:color="auto" w:val="clear"/>
-          </w:tcPr>
-          <w:p>
-            <w:pPr>
-              <w:jc w:val="center"/>
-            </w:pPr>
-            <w:r>
-              <w:rPr>
-                <w:rFonts w:ascii="Yu Gothic" w:eastAsia="Yu Gothic" w:hAnsi="Yu Gothic"/>
-                <w:b/>
-                <w:bCs/>
-                <w:sz w:val="18"/>
-                <w:szCs w:val="18"/>
-              </w:rPr>
-              <w:t xml:space="preserve">問79</w:t>
-            </w:r>
-          </w:p>
-        </w:tc>
-        <w:tc>
-          <w:tcPr>
-            <w:tcW w:type="dxa" w:w="688"/>
-            <w:tcBorders>
-              <w:top w:val="single" w:color="7F7F7F" w:sz="4"/>
-              <w:left w:val="single" w:color="7F7F7F" w:sz="4"/>
-              <w:bottom w:val="single" w:color="7F7F7F" w:sz="4"/>
-              <w:right w:val="single" w:color="7F7F7F" w:sz="4"/>
-            </w:tcBorders>
-          </w:tcPr>
-          <w:p>
-            <w:r>
-              <w:rPr>
-                <w:rFonts w:ascii="Yu Gothic" w:eastAsia="Yu Gothic" w:hAnsi="Yu Gothic"/>
-                <w:sz w:val="20"/>
-                <w:szCs w:val="20"/>
-              </w:rPr>
-              <w:t xml:space="preserve"/>
-            </w:r>
-          </w:p>
-        </w:tc>
-        <w:tc>
-          <w:tcPr>
-            <w:tcW w:type="dxa" w:w="688"/>
-            <w:tcBorders>
-              <w:top w:val="single" w:color="7F7F7F" w:sz="4"/>
-              <w:left w:val="single" w:color="7F7F7F" w:sz="4"/>
-              <w:bottom w:val="single" w:color="7F7F7F" w:sz="4"/>
-              <w:right w:val="single" w:color="7F7F7F" w:sz="4"/>
-            </w:tcBorders>
-            <w:shd w:fill="DEEAF6" w:color="auto" w:val="clear"/>
-          </w:tcPr>
-          <w:p>
-            <w:pPr>
-              <w:jc w:val="center"/>
-            </w:pPr>
-            <w:r>
-              <w:rPr>
-                <w:rFonts w:ascii="Yu Gothic" w:eastAsia="Yu Gothic" w:hAnsi="Yu Gothic"/>
-                <w:b/>
-                <w:bCs/>
-                <w:sz w:val="18"/>
-                <w:szCs w:val="18"/>
-              </w:rPr>
-              <w:t xml:space="preserve">問80</w:t>
-            </w:r>
-          </w:p>
-        </w:tc>
-        <w:tc>
-          <w:tcPr>
-            <w:tcW w:type="dxa" w:w="688"/>
-            <w:tcBorders>
-              <w:top w:val="single" w:color="7F7F7F" w:sz="4"/>
-              <w:left w:val="single" w:color="7F7F7F" w:sz="4"/>
-              <w:bottom w:val="single" w:color="7F7F7F" w:sz="4"/>
-              <w:right w:val="single" w:color="7F7F7F" w:sz="4"/>
-            </w:tcBorders>
-          </w:tcPr>
-          <w:p>
-            <w:r>
-              <w:rPr>
-                <w:rFonts w:ascii="Yu Gothic" w:eastAsia="Yu Gothic" w:hAnsi="Yu Gothic"/>
-                <w:sz w:val="20"/>
-                <w:szCs w:val="20"/>
-              </w:rPr>
-              <w:t xml:space="preserve"/>
-            </w:r>
-          </w:p>
-        </w:tc>
-        <w:tc>
-          <w:tcPr>
-            <w:tcW w:type="dxa" w:w="688"/>
-            <w:tcBorders>
-              <w:top w:val="single" w:color="7F7F7F" w:sz="4"/>
-              <w:left w:val="single" w:color="7F7F7F" w:sz="4"/>
-              <w:bottom w:val="single" w:color="7F7F7F" w:sz="4"/>
-              <w:right w:val="single" w:color="7F7F7F" w:sz="4"/>
-            </w:tcBorders>
-            <w:shd w:fill="DEEAF6" w:color="auto" w:val="clear"/>
-          </w:tcPr>
-          <w:p>
-            <w:pPr>
-              <w:jc w:val="center"/>
-            </w:pPr>
-            <w:r>
-              <w:rPr>
-                <w:rFonts w:ascii="Yu Gothic" w:eastAsia="Yu Gothic" w:hAnsi="Yu Gothic"/>
-                <w:b/>
-                <w:bCs/>
-                <w:sz w:val="18"/>
-                <w:szCs w:val="18"/>
-              </w:rPr>
-              <w:t xml:space="preserve">問81</w:t>
-            </w:r>
-          </w:p>
-        </w:tc>
-        <w:tc>
-          <w:tcPr>
-            <w:tcW w:type="dxa" w:w="688"/>
-            <w:tcBorders>
-              <w:top w:val="single" w:color="7F7F7F" w:sz="4"/>
-              <w:left w:val="single" w:color="7F7F7F" w:sz="4"/>
-              <w:bottom w:val="single" w:color="7F7F7F" w:sz="4"/>
-              <w:right w:val="single" w:color="7F7F7F" w:sz="4"/>
-            </w:tcBorders>
-          </w:tcPr>
-          <w:p>
-            <w:r>
-              <w:rPr>
-                <w:rFonts w:ascii="Yu Gothic" w:eastAsia="Yu Gothic" w:hAnsi="Yu Gothic"/>
-                <w:sz w:val="20"/>
-                <w:szCs w:val="20"/>
-              </w:rPr>
-              <w:t xml:space="preserve"/>
-            </w:r>
-          </w:p>
-        </w:tc>
-      </w:tr>
-      <w:tr>
-        <w:trPr>
-          <w:cantSplit/>
-          <w:trHeight w:val="400" w:hRule="atLeast"/>
-        </w:trPr>
-        <w:tc>
-          <w:tcPr>
-            <w:tcW w:type="dxa" w:w="688"/>
-            <w:tcBorders>
-              <w:top w:val="single" w:color="7F7F7F" w:sz="4"/>
-              <w:left w:val="single" w:color="7F7F7F" w:sz="4"/>
-              <w:bottom w:val="single" w:color="7F7F7F" w:sz="4"/>
-              <w:right w:val="single" w:color="7F7F7F" w:sz="4"/>
-            </w:tcBorders>
-            <w:shd w:fill="DEEAF6" w:color="auto" w:val="clear"/>
-          </w:tcPr>
-          <w:p>
-            <w:pPr>
-              <w:jc w:val="center"/>
-            </w:pPr>
-            <w:r>
-              <w:rPr>
-                <w:rFonts w:ascii="Yu Gothic" w:eastAsia="Yu Gothic" w:hAnsi="Yu Gothic"/>
-                <w:b/>
-                <w:bCs/>
-                <w:sz w:val="18"/>
-                <w:szCs w:val="18"/>
-              </w:rPr>
-              <w:t xml:space="preserve">問82</w:t>
-            </w:r>
-          </w:p>
-        </w:tc>
-        <w:tc>
-          <w:tcPr>
-            <w:tcW w:type="dxa" w:w="688"/>
-            <w:tcBorders>
-              <w:top w:val="single" w:color="7F7F7F" w:sz="4"/>
-              <w:left w:val="single" w:color="7F7F7F" w:sz="4"/>
-              <w:bottom w:val="single" w:color="7F7F7F" w:sz="4"/>
-              <w:right w:val="single" w:color="7F7F7F" w:sz="4"/>
-            </w:tcBorders>
-          </w:tcPr>
-          <w:p>
-            <w:r>
-              <w:rPr>
-                <w:rFonts w:ascii="Yu Gothic" w:eastAsia="Yu Gothic" w:hAnsi="Yu Gothic"/>
-                <w:sz w:val="20"/>
-                <w:szCs w:val="20"/>
-              </w:rPr>
-              <w:t xml:space="preserve"/>
-            </w:r>
-          </w:p>
-        </w:tc>
-        <w:tc>
-          <w:tcPr>
-            <w:tcW w:type="dxa" w:w="688"/>
-            <w:tcBorders>
-              <w:top w:val="single" w:color="7F7F7F" w:sz="4"/>
-              <w:left w:val="single" w:color="7F7F7F" w:sz="4"/>
-              <w:bottom w:val="single" w:color="7F7F7F" w:sz="4"/>
-              <w:right w:val="single" w:color="7F7F7F" w:sz="4"/>
-            </w:tcBorders>
-            <w:shd w:fill="DEEAF6" w:color="auto" w:val="clear"/>
-          </w:tcPr>
-          <w:p>
-            <w:pPr>
-              <w:jc w:val="center"/>
-            </w:pPr>
-            <w:r>
-              <w:rPr>
-                <w:rFonts w:ascii="Yu Gothic" w:eastAsia="Yu Gothic" w:hAnsi="Yu Gothic"/>
-                <w:b/>
-                <w:bCs/>
-                <w:sz w:val="18"/>
-                <w:szCs w:val="18"/>
-              </w:rPr>
-              <w:t xml:space="preserve"/>
-            </w:r>
-          </w:p>
-        </w:tc>
-        <w:tc>
-          <w:tcPr>
-            <w:tcW w:type="dxa" w:w="688"/>
-            <w:tcBorders>
-              <w:top w:val="single" w:color="7F7F7F" w:sz="4"/>
-              <w:left w:val="single" w:color="7F7F7F" w:sz="4"/>
-              <w:bottom w:val="single" w:color="7F7F7F" w:sz="4"/>
-              <w:right w:val="single" w:color="7F7F7F" w:sz="4"/>
-            </w:tcBorders>
-          </w:tcPr>
-          <w:p>
-            <w:r>
-              <w:rPr>
-                <w:rFonts w:ascii="Yu Gothic" w:eastAsia="Yu Gothic" w:hAnsi="Yu Gothic"/>
-                <w:sz w:val="20"/>
-                <w:szCs w:val="20"/>
-              </w:rPr>
-              <w:t xml:space="preserve"/>
-            </w:r>
-          </w:p>
-        </w:tc>
-        <w:tc>
-          <w:tcPr>
-            <w:tcW w:type="dxa" w:w="688"/>
-            <w:tcBorders>
-              <w:top w:val="single" w:color="7F7F7F" w:sz="4"/>
-              <w:left w:val="single" w:color="7F7F7F" w:sz="4"/>
-              <w:bottom w:val="single" w:color="7F7F7F" w:sz="4"/>
-              <w:right w:val="single" w:color="7F7F7F" w:sz="4"/>
-            </w:tcBorders>
-            <w:shd w:fill="DEEAF6" w:color="auto" w:val="clear"/>
-          </w:tcPr>
-          <w:p>
-            <w:pPr>
-              <w:jc w:val="center"/>
-            </w:pPr>
-            <w:r>
-              <w:rPr>
-                <w:rFonts w:ascii="Yu Gothic" w:eastAsia="Yu Gothic" w:hAnsi="Yu Gothic"/>
-                <w:b/>
-                <w:bCs/>
-                <w:sz w:val="18"/>
-                <w:szCs w:val="18"/>
-              </w:rPr>
-              <w:t xml:space="preserve"/>
-            </w:r>
-          </w:p>
-        </w:tc>
-        <w:tc>
-          <w:tcPr>
-            <w:tcW w:type="dxa" w:w="688"/>
-            <w:tcBorders>
-              <w:top w:val="single" w:color="7F7F7F" w:sz="4"/>
-              <w:left w:val="single" w:color="7F7F7F" w:sz="4"/>
-              <w:bottom w:val="single" w:color="7F7F7F" w:sz="4"/>
-              <w:right w:val="single" w:color="7F7F7F" w:sz="4"/>
-            </w:tcBorders>
-          </w:tcPr>
-          <w:p>
-            <w:r>
-              <w:rPr>
-                <w:rFonts w:ascii="Yu Gothic" w:eastAsia="Yu Gothic" w:hAnsi="Yu Gothic"/>
-                <w:sz w:val="20"/>
-                <w:szCs w:val="20"/>
-              </w:rPr>
-              <w:t xml:space="preserve"/>
-            </w:r>
-          </w:p>
-        </w:tc>
-        <w:tc>
-          <w:tcPr>
-            <w:tcW w:type="dxa" w:w="688"/>
-            <w:tcBorders>
-              <w:top w:val="single" w:color="7F7F7F" w:sz="4"/>
-              <w:left w:val="single" w:color="7F7F7F" w:sz="4"/>
-              <w:bottom w:val="single" w:color="7F7F7F" w:sz="4"/>
-              <w:right w:val="single" w:color="7F7F7F" w:sz="4"/>
-            </w:tcBorders>
-            <w:shd w:fill="DEEAF6" w:color="auto" w:val="clear"/>
-          </w:tcPr>
-          <w:p>
-            <w:pPr>
-              <w:jc w:val="center"/>
-            </w:pPr>
-            <w:r>
-              <w:rPr>
-                <w:rFonts w:ascii="Yu Gothic" w:eastAsia="Yu Gothic" w:hAnsi="Yu Gothic"/>
-                <w:b/>
-                <w:bCs/>
-                <w:sz w:val="18"/>
-                <w:szCs w:val="18"/>
-              </w:rPr>
-              <w:t xml:space="preserve"/>
-            </w:r>
-          </w:p>
-        </w:tc>
-        <w:tc>
-          <w:tcPr>
-            <w:tcW w:type="dxa" w:w="688"/>
-            <w:tcBorders>
-              <w:top w:val="single" w:color="7F7F7F" w:sz="4"/>
-              <w:left w:val="single" w:color="7F7F7F" w:sz="4"/>
-              <w:bottom w:val="single" w:color="7F7F7F" w:sz="4"/>
-              <w:right w:val="single" w:color="7F7F7F" w:sz="4"/>
-            </w:tcBorders>
-          </w:tcPr>
-          <w:p>
-            <w:r>
-              <w:rPr>
-                <w:rFonts w:ascii="Yu Gothic" w:eastAsia="Yu Gothic" w:hAnsi="Yu Gothic"/>
-                <w:sz w:val="20"/>
-                <w:szCs w:val="20"/>
-              </w:rPr>
-              <w:t xml:space="preserve"/>
-            </w:r>
-          </w:p>
-        </w:tc>
-        <w:tc>
-          <w:tcPr>
-            <w:tcW w:type="dxa" w:w="688"/>
-            <w:tcBorders>
-              <w:top w:val="single" w:color="7F7F7F" w:sz="4"/>
-              <w:left w:val="single" w:color="7F7F7F" w:sz="4"/>
-              <w:bottom w:val="single" w:color="7F7F7F" w:sz="4"/>
-              <w:right w:val="single" w:color="7F7F7F" w:sz="4"/>
-            </w:tcBorders>
-            <w:shd w:fill="DEEAF6" w:color="auto" w:val="clear"/>
-          </w:tcPr>
-          <w:p>
-            <w:pPr>
-              <w:jc w:val="center"/>
-            </w:pPr>
-            <w:r>
-              <w:rPr>
-                <w:rFonts w:ascii="Yu Gothic" w:eastAsia="Yu Gothic" w:hAnsi="Yu Gothic"/>
-                <w:b/>
-                <w:bCs/>
-                <w:sz w:val="18"/>
-                <w:szCs w:val="18"/>
-              </w:rPr>
-              <w:t xml:space="preserve"/>
-            </w:r>
-          </w:p>
-        </w:tc>
-        <w:tc>
-          <w:tcPr>
-            <w:tcW w:type="dxa" w:w="688"/>
-            <w:tcBorders>
-              <w:top w:val="single" w:color="7F7F7F" w:sz="4"/>
-              <w:left w:val="single" w:color="7F7F7F" w:sz="4"/>
-              <w:bottom w:val="single" w:color="7F7F7F" w:sz="4"/>
-              <w:right w:val="single" w:color="7F7F7F" w:sz="4"/>
-            </w:tcBorders>
-          </w:tcPr>
-          <w:p>
-            <w:r>
-              <w:rPr>
-                <w:rFonts w:ascii="Yu Gothic" w:eastAsia="Yu Gothic" w:hAnsi="Yu Gothic"/>
-                <w:sz w:val="20"/>
-                <w:szCs w:val="20"/>
-              </w:rPr>
-              <w:t xml:space="preserve"/>
-            </w:r>
-          </w:p>
-        </w:tc>
-        <w:tc>
-          <w:tcPr>
-            <w:tcW w:type="dxa" w:w="688"/>
-            <w:tcBorders>
-              <w:top w:val="single" w:color="7F7F7F" w:sz="4"/>
-              <w:left w:val="single" w:color="7F7F7F" w:sz="4"/>
-              <w:bottom w:val="single" w:color="7F7F7F" w:sz="4"/>
-              <w:right w:val="single" w:color="7F7F7F" w:sz="4"/>
-            </w:tcBorders>
-            <w:shd w:fill="DEEAF6" w:color="auto" w:val="clear"/>
-          </w:tcPr>
-          <w:p>
-            <w:pPr>
-              <w:jc w:val="center"/>
-            </w:pPr>
-            <w:r>
-              <w:rPr>
-                <w:rFonts w:ascii="Yu Gothic" w:eastAsia="Yu Gothic" w:hAnsi="Yu Gothic"/>
-                <w:b/>
-                <w:bCs/>
-                <w:sz w:val="18"/>
-                <w:szCs w:val="18"/>
-              </w:rPr>
-              <w:t xml:space="preserve"/>
-            </w:r>
-          </w:p>
-        </w:tc>
-        <w:tc>
-          <w:tcPr>
-            <w:tcW w:type="dxa" w:w="688"/>
-            <w:tcBorders>
-              <w:top w:val="single" w:color="7F7F7F" w:sz="4"/>
-              <w:left w:val="single" w:color="7F7F7F" w:sz="4"/>
-              <w:bottom w:val="single" w:color="7F7F7F" w:sz="4"/>
-              <w:right w:val="single" w:color="7F7F7F" w:sz="4"/>
-            </w:tcBorders>
-          </w:tcPr>
-          <w:p>
-            <w:r>
-              <w:rPr>
-                <w:rFonts w:ascii="Yu Gothic" w:eastAsia="Yu Gothic" w:hAnsi="Yu Gothic"/>
-                <w:sz w:val="20"/>
-                <w:szCs w:val="20"/>
-              </w:rPr>
-              <w:t xml:space="preserve"/>
-            </w:r>
-          </w:p>
-        </w:tc>
-        <w:tc>
-          <w:tcPr>
-            <w:tcW w:type="dxa" w:w="688"/>
-            <w:tcBorders>
-              <w:top w:val="single" w:color="7F7F7F" w:sz="4"/>
-              <w:left w:val="single" w:color="7F7F7F" w:sz="4"/>
-              <w:bottom w:val="single" w:color="7F7F7F" w:sz="4"/>
-              <w:right w:val="single" w:color="7F7F7F" w:sz="4"/>
-            </w:tcBorders>
-            <w:shd w:fill="DEEAF6" w:color="auto" w:val="clear"/>
-          </w:tcPr>
-          <w:p>
-            <w:pPr>
-              <w:jc w:val="center"/>
-            </w:pPr>
-            <w:r>
-              <w:rPr>
-                <w:rFonts w:ascii="Yu Gothic" w:eastAsia="Yu Gothic" w:hAnsi="Yu Gothic"/>
-                <w:b/>
-                <w:bCs/>
-                <w:sz w:val="18"/>
-                <w:szCs w:val="18"/>
-              </w:rPr>
-              <w:t xml:space="preserve"/>
-            </w:r>
-          </w:p>
-        </w:tc>
-        <w:tc>
-          <w:tcPr>
-            <w:tcW w:type="dxa" w:w="688"/>
-            <w:tcBorders>
-              <w:top w:val="single" w:color="7F7F7F" w:sz="4"/>
-              <w:left w:val="single" w:color="7F7F7F" w:sz="4"/>
-              <w:bottom w:val="single" w:color="7F7F7F" w:sz="4"/>
-              <w:right w:val="single" w:color="7F7F7F" w:sz="4"/>
-            </w:tcBorders>
-          </w:tcPr>
-          <w:p>
-            <w:r>
-              <w:rPr>
-                <w:rFonts w:ascii="Yu Gothic" w:eastAsia="Yu Gothic" w:hAnsi="Yu Gothic"/>
-                <w:sz w:val="20"/>
-                <w:szCs w:val="20"/>
-              </w:rPr>
-              <w:t xml:space="preserve"/>
-            </w:r>
-          </w:p>
-        </w:tc>
-      </w:tr>
-    </w:tbl>
-    <w:p>
-      <w:pPr>
-        <w:keepNext/>
-        <w:spacing w:after="60" w:before="140"/>
-      </w:pPr>
-      <w:r>
-        <w:rPr>
-          <w:rFonts w:ascii="Yu Gothic" w:eastAsia="Yu Gothic" w:hAnsi="Yu Gothic"/>
-          <w:b/>
-          <w:bCs/>
-          <w:color w:val="2A7F9E"/>
-          <w:sz w:val="20"/>
-          <w:szCs w:val="20"/>
-        </w:rPr>
-        <w:t xml:space="preserve">演習10　問83〜問86</w:t>
+        <w:t xml:space="preserve">演習9　問83〜問86</w:t>
       </w:r>
       <w:r>
         <w:rPr>
